--- a/docs/manuals/et/ET02-學員.docx
+++ b/docs/manuals/et/ET02-學員.docx
@@ -7,6 +7,8 @@
         <w:spacing w:after="0"/>
         <w:jc w:val="center"/>
       </w:pPr>
+      <w:bookmarkStart w:id="0" w:name="_GoBack"/>
+      <w:bookmarkEnd w:id="0"/>
     </w:p>
     <w:p>
       <w:pPr>
@@ -155,7 +157,13 @@
         <w:rPr>
           <w:sz w:val="44"/>
         </w:rPr>
-        <w:t>ET02 學員</w:t>
+        <w:t xml:space="preserve">ET02 </w:t>
+      </w:r>
+      <w:r>
+        <w:rPr>
+          <w:sz w:val="44"/>
+        </w:rPr>
+        <w:t>學員</w:t>
       </w:r>
     </w:p>
     <w:p>
@@ -191,32 +199,229 @@
     <w:tbl>
       <w:tblPr>
         <w:tblStyle w:val="aff2"/>
-        <w:tblW w:type="auto" w:w="0"/>
+        <w:tblW w:w="0" w:type="auto"/>
         <w:jc w:val="center"/>
-        <w:tblLook w:firstColumn="1" w:firstRow="1" w:lastColumn="0" w:lastRow="0" w:noHBand="0" w:noVBand="1" w:val="04A0"/>
+        <w:tblLook w:val="04A0" w:firstRow="1" w:lastRow="0" w:firstColumn="1" w:lastColumn="0" w:noHBand="0" w:noVBand="1"/>
       </w:tblPr>
       <w:tblGrid>
-        <w:gridCol w:w="4680"/>
-        <w:gridCol w:w="4680"/>
+        <w:gridCol w:w="2160"/>
+        <w:gridCol w:w="3600"/>
+      </w:tblGrid>
+      <w:tr>
+        <w:trPr>
+          <w:jc w:val="center"/>
+        </w:trPr>
+        <w:tc>
+          <w:tcPr>
+            <w:tcW w:w="2160" w:type="dxa"/>
+          </w:tcPr>
+          <w:p>
+            <w:pPr>
+              <w:spacing w:before="60" w:after="60"/>
+            </w:pPr>
+            <w:r>
+              <w:t>版本</w:t>
+            </w:r>
+          </w:p>
+        </w:tc>
+        <w:tc>
+          <w:tcPr>
+            <w:tcW w:w="3600" w:type="dxa"/>
+          </w:tcPr>
+          <w:p>
+            <w:pPr>
+              <w:spacing w:before="60" w:after="60"/>
+            </w:pPr>
+            <w:r>
+              <w:t>1.0</w:t>
+            </w:r>
+          </w:p>
+        </w:tc>
+      </w:tr>
+      <w:tr>
+        <w:trPr>
+          <w:jc w:val="center"/>
+        </w:trPr>
+        <w:tc>
+          <w:tcPr>
+            <w:tcW w:w="2160" w:type="dxa"/>
+          </w:tcPr>
+          <w:p>
+            <w:pPr>
+              <w:spacing w:before="60" w:after="60"/>
+            </w:pPr>
+            <w:r>
+              <w:t>建立日期</w:t>
+            </w:r>
+          </w:p>
+        </w:tc>
+        <w:tc>
+          <w:tcPr>
+            <w:tcW w:w="3600" w:type="dxa"/>
+          </w:tcPr>
+          <w:p>
+            <w:pPr>
+              <w:spacing w:before="60" w:after="60"/>
+            </w:pPr>
+            <w:r>
+              <w:t>2026/10/20</w:t>
+            </w:r>
+          </w:p>
+        </w:tc>
+      </w:tr>
+      <w:tr>
+        <w:trPr>
+          <w:jc w:val="center"/>
+        </w:trPr>
+        <w:tc>
+          <w:tcPr>
+            <w:tcW w:w="2160" w:type="dxa"/>
+          </w:tcPr>
+          <w:p>
+            <w:pPr>
+              <w:spacing w:before="60" w:after="60"/>
+            </w:pPr>
+            <w:r>
+              <w:t>更新日期</w:t>
+            </w:r>
+          </w:p>
+        </w:tc>
+        <w:tc>
+          <w:tcPr>
+            <w:tcW w:w="3600" w:type="dxa"/>
+          </w:tcPr>
+          <w:p>
+            <w:pPr>
+              <w:spacing w:before="60" w:after="60"/>
+            </w:pPr>
+          </w:p>
+        </w:tc>
+      </w:tr>
+      <w:tr>
+        <w:trPr>
+          <w:jc w:val="center"/>
+        </w:trPr>
+        <w:tc>
+          <w:tcPr>
+            <w:tcW w:w="2160" w:type="dxa"/>
+          </w:tcPr>
+          <w:p>
+            <w:pPr>
+              <w:spacing w:before="60" w:after="60"/>
+            </w:pPr>
+            <w:r>
+              <w:t>作者</w:t>
+            </w:r>
+          </w:p>
+        </w:tc>
+        <w:tc>
+          <w:tcPr>
+            <w:tcW w:w="3600" w:type="dxa"/>
+          </w:tcPr>
+          <w:p>
+            <w:pPr>
+              <w:spacing w:before="60" w:after="60"/>
+            </w:pPr>
+            <w:r>
+              <w:t>朱可棠</w:t>
+            </w:r>
+          </w:p>
+        </w:tc>
+      </w:tr>
+    </w:tbl>
+    <w:p>
+      <w:pPr>
+        <w:pStyle w:val="Heading1NoTOC"/>
+      </w:pPr>
+      <w:r>
+        <w:lastRenderedPageBreak/>
+        <w:t>文件制</w:t>
+      </w:r>
+      <w:r>
+        <w:t>/</w:t>
+      </w:r>
+      <w:r>
+        <w:t>修訂履歷</w:t>
+      </w:r>
+    </w:p>
+    <w:tbl>
+      <w:tblPr>
+        <w:tblStyle w:val="aff2"/>
+        <w:tblW w:w="0" w:type="auto"/>
+        <w:tblLook w:val="04A0" w:firstRow="1" w:lastRow="0" w:firstColumn="1" w:lastColumn="0" w:noHBand="0" w:noVBand="1"/>
+      </w:tblPr>
+      <w:tblGrid>
+        <w:gridCol w:w="1151"/>
+        <w:gridCol w:w="1729"/>
+        <w:gridCol w:w="4320"/>
+        <w:gridCol w:w="2160"/>
       </w:tblGrid>
       <w:tr>
         <w:tc>
           <w:tcPr>
-            <w:tcW w:type="dxa" w:w="2160"/>
+            <w:tcW w:w="1151" w:type="dxa"/>
           </w:tcPr>
           <w:p>
-            <w:r>
-              <w:t>版本</w:t>
+            <w:pPr>
+              <w:spacing w:before="60" w:after="60"/>
+              <w:jc w:val="center"/>
+            </w:pPr>
+            <w:r>
+              <w:rPr>
+                <w:b/>
+              </w:rPr>
+              <w:t>版次</w:t>
             </w:r>
           </w:p>
         </w:tc>
         <w:tc>
           <w:tcPr>
-            <w:tcW w:type="dxa" w:w="3600"/>
+            <w:tcW w:w="1729" w:type="dxa"/>
           </w:tcPr>
           <w:p>
-            <w:r>
-              <w:t>1.0</w:t>
+            <w:pPr>
+              <w:spacing w:before="60" w:after="60"/>
+              <w:jc w:val="center"/>
+            </w:pPr>
+            <w:r>
+              <w:rPr>
+                <w:b/>
+              </w:rPr>
+              <w:t>日期</w:t>
+            </w:r>
+          </w:p>
+        </w:tc>
+        <w:tc>
+          <w:tcPr>
+            <w:tcW w:w="4320" w:type="dxa"/>
+          </w:tcPr>
+          <w:p>
+            <w:pPr>
+              <w:spacing w:before="60" w:after="60"/>
+              <w:jc w:val="center"/>
+            </w:pPr>
+            <w:r>
+              <w:rPr>
+                <w:b/>
+              </w:rPr>
+              <w:t>說明</w:t>
+            </w:r>
+          </w:p>
+        </w:tc>
+        <w:tc>
+          <w:tcPr>
+            <w:tcW w:w="2160" w:type="dxa"/>
+          </w:tcPr>
+          <w:p>
+            <w:pPr>
+              <w:spacing w:before="60" w:after="60"/>
+              <w:jc w:val="center"/>
+            </w:pPr>
+            <w:r>
+              <w:rPr>
+                <w:b/>
+              </w:rPr>
+              <w:t>修訂人</w:t>
             </w:r>
           </w:p>
         </w:tc>
@@ -224,21 +429,1423 @@
       <w:tr>
         <w:tc>
           <w:tcPr>
-            <w:tcW w:type="dxa" w:w="2160"/>
+            <w:tcW w:w="1151" w:type="dxa"/>
           </w:tcPr>
           <w:p>
-            <w:r>
-              <w:t>建立日期</w:t>
+            <w:pPr>
+              <w:spacing w:before="60" w:after="60"/>
+              <w:jc w:val="center"/>
+            </w:pPr>
+            <w:r>
+              <w:t>1.0</w:t>
             </w:r>
           </w:p>
         </w:tc>
         <w:tc>
           <w:tcPr>
-            <w:tcW w:type="dxa" w:w="3600"/>
+            <w:tcW w:w="1729" w:type="dxa"/>
           </w:tcPr>
           <w:p>
+            <w:pPr>
+              <w:spacing w:before="60" w:after="60"/>
+              <w:jc w:val="center"/>
+            </w:pPr>
             <w:r>
               <w:t>2026/10/20</w:t>
+            </w:r>
+          </w:p>
+        </w:tc>
+        <w:tc>
+          <w:tcPr>
+            <w:tcW w:w="4320" w:type="dxa"/>
+          </w:tcPr>
+          <w:p>
+            <w:pPr>
+              <w:spacing w:before="60" w:after="60"/>
+            </w:pPr>
+            <w:r>
+              <w:t>初次發行</w:t>
+            </w:r>
+          </w:p>
+        </w:tc>
+        <w:tc>
+          <w:tcPr>
+            <w:tcW w:w="2160" w:type="dxa"/>
+          </w:tcPr>
+          <w:p>
+            <w:pPr>
+              <w:spacing w:before="60" w:after="60"/>
+              <w:jc w:val="center"/>
+            </w:pPr>
+            <w:r>
+              <w:t>朱可棠</w:t>
+            </w:r>
+          </w:p>
+        </w:tc>
+      </w:tr>
+    </w:tbl>
+    <w:p>
+      <w:pPr>
+        <w:pStyle w:val="Heading1NoTOC"/>
+      </w:pPr>
+      <w:r>
+        <w:lastRenderedPageBreak/>
+        <w:t>目錄</w:t>
+      </w:r>
+    </w:p>
+    <w:p>
+      <w:pPr>
+        <w:pStyle w:val="14"/>
+        <w:tabs>
+          <w:tab w:val="right" w:leader="dot" w:pos="9350"/>
+        </w:tabs>
+        <w:rPr>
+          <w:rFonts w:asciiTheme="minorHAnsi" w:eastAsiaTheme="minorEastAsia" w:hAnsiTheme="minorHAnsi" w:cstheme="minorBidi"/>
+          <w:noProof/>
+          <w:color w:val="auto"/>
+          <w:kern w:val="2"/>
+          <w:szCs w:val="22"/>
+        </w:rPr>
+      </w:pPr>
+      <w:r>
+        <w:fldChar w:fldCharType="begin"/>
+      </w:r>
+      <w:r>
+        <w:instrText>TOC \o "1-2" \h \z \u</w:instrText>
+      </w:r>
+      <w:r>
+        <w:fldChar w:fldCharType="separate"/>
+      </w:r>
+      <w:hyperlink w:anchor="_Toc243386830" w:history="1">
+        <w:r>
+          <w:rPr>
+            <w:rStyle w:val="affb"/>
+            <w:rFonts w:hint="eastAsia"/>
+            <w:noProof/>
+          </w:rPr>
+          <w:t>壹、作業說明</w:t>
+        </w:r>
+        <w:r>
+          <w:rPr>
+            <w:noProof/>
+            <w:webHidden/>
+          </w:rPr>
+          <w:tab/>
+        </w:r>
+        <w:r>
+          <w:rPr>
+            <w:noProof/>
+            <w:webHidden/>
+          </w:rPr>
+          <w:fldChar w:fldCharType="begin"/>
+        </w:r>
+        <w:r>
+          <w:rPr>
+            <w:noProof/>
+            <w:webHidden/>
+          </w:rPr>
+          <w:instrText xml:space="preserve"> PAGEREF _Toc243386830 \h </w:instrText>
+        </w:r>
+        <w:r>
+          <w:rPr>
+            <w:noProof/>
+            <w:webHidden/>
+          </w:rPr>
+        </w:r>
+        <w:r>
+          <w:rPr>
+            <w:noProof/>
+            <w:webHidden/>
+          </w:rPr>
+          <w:fldChar w:fldCharType="separate"/>
+        </w:r>
+        <w:r>
+          <w:rPr>
+            <w:noProof/>
+            <w:webHidden/>
+          </w:rPr>
+          <w:t>1</w:t>
+        </w:r>
+        <w:r>
+          <w:rPr>
+            <w:noProof/>
+            <w:webHidden/>
+          </w:rPr>
+          <w:fldChar w:fldCharType="end"/>
+        </w:r>
+      </w:hyperlink>
+    </w:p>
+    <w:p>
+      <w:pPr>
+        <w:pStyle w:val="2a"/>
+        <w:tabs>
+          <w:tab w:val="right" w:leader="dot" w:pos="9350"/>
+        </w:tabs>
+        <w:rPr>
+          <w:rFonts w:asciiTheme="minorHAnsi" w:eastAsiaTheme="minorEastAsia" w:hAnsiTheme="minorHAnsi" w:cstheme="minorBidi"/>
+          <w:noProof/>
+          <w:color w:val="auto"/>
+          <w:kern w:val="2"/>
+          <w:szCs w:val="22"/>
+        </w:rPr>
+      </w:pPr>
+      <w:hyperlink w:anchor="_Toc243386831" w:history="1">
+        <w:r>
+          <w:rPr>
+            <w:rStyle w:val="affb"/>
+            <w:rFonts w:hint="eastAsia"/>
+            <w:noProof/>
+          </w:rPr>
+          <w:t>一、使用情境</w:t>
+        </w:r>
+        <w:r>
+          <w:rPr>
+            <w:noProof/>
+            <w:webHidden/>
+          </w:rPr>
+          <w:tab/>
+        </w:r>
+        <w:r>
+          <w:rPr>
+            <w:noProof/>
+            <w:webHidden/>
+          </w:rPr>
+          <w:fldChar w:fldCharType="begin"/>
+        </w:r>
+        <w:r>
+          <w:rPr>
+            <w:noProof/>
+            <w:webHidden/>
+          </w:rPr>
+          <w:instrText xml:space="preserve"> PAGEREF _Toc243386831 \h </w:instrText>
+        </w:r>
+        <w:r>
+          <w:rPr>
+            <w:noProof/>
+            <w:webHidden/>
+          </w:rPr>
+        </w:r>
+        <w:r>
+          <w:rPr>
+            <w:noProof/>
+            <w:webHidden/>
+          </w:rPr>
+          <w:fldChar w:fldCharType="separate"/>
+        </w:r>
+        <w:r>
+          <w:rPr>
+            <w:noProof/>
+            <w:webHidden/>
+          </w:rPr>
+          <w:t>1</w:t>
+        </w:r>
+        <w:r>
+          <w:rPr>
+            <w:noProof/>
+            <w:webHidden/>
+          </w:rPr>
+          <w:fldChar w:fldCharType="end"/>
+        </w:r>
+      </w:hyperlink>
+    </w:p>
+    <w:p>
+      <w:pPr>
+        <w:pStyle w:val="2a"/>
+        <w:tabs>
+          <w:tab w:val="right" w:leader="dot" w:pos="9350"/>
+        </w:tabs>
+        <w:rPr>
+          <w:rFonts w:asciiTheme="minorHAnsi" w:eastAsiaTheme="minorEastAsia" w:hAnsiTheme="minorHAnsi" w:cstheme="minorBidi"/>
+          <w:noProof/>
+          <w:color w:val="auto"/>
+          <w:kern w:val="2"/>
+          <w:szCs w:val="22"/>
+        </w:rPr>
+      </w:pPr>
+      <w:hyperlink w:anchor="_Toc243386832" w:history="1">
+        <w:r>
+          <w:rPr>
+            <w:rStyle w:val="affb"/>
+            <w:rFonts w:hint="eastAsia"/>
+            <w:noProof/>
+          </w:rPr>
+          <w:t>二、進入路徑</w:t>
+        </w:r>
+        <w:r>
+          <w:rPr>
+            <w:noProof/>
+            <w:webHidden/>
+          </w:rPr>
+          <w:tab/>
+        </w:r>
+        <w:r>
+          <w:rPr>
+            <w:noProof/>
+            <w:webHidden/>
+          </w:rPr>
+          <w:fldChar w:fldCharType="begin"/>
+        </w:r>
+        <w:r>
+          <w:rPr>
+            <w:noProof/>
+            <w:webHidden/>
+          </w:rPr>
+          <w:instrText xml:space="preserve"> PAGEREF _Toc243386832 \h </w:instrText>
+        </w:r>
+        <w:r>
+          <w:rPr>
+            <w:noProof/>
+            <w:webHidden/>
+          </w:rPr>
+        </w:r>
+        <w:r>
+          <w:rPr>
+            <w:noProof/>
+            <w:webHidden/>
+          </w:rPr>
+          <w:fldChar w:fldCharType="separate"/>
+        </w:r>
+        <w:r>
+          <w:rPr>
+            <w:noProof/>
+            <w:webHidden/>
+          </w:rPr>
+          <w:t>1</w:t>
+        </w:r>
+        <w:r>
+          <w:rPr>
+            <w:noProof/>
+            <w:webHidden/>
+          </w:rPr>
+          <w:fldChar w:fldCharType="end"/>
+        </w:r>
+      </w:hyperlink>
+    </w:p>
+    <w:p>
+      <w:pPr>
+        <w:pStyle w:val="14"/>
+        <w:tabs>
+          <w:tab w:val="right" w:leader="dot" w:pos="9350"/>
+        </w:tabs>
+        <w:rPr>
+          <w:rFonts w:asciiTheme="minorHAnsi" w:eastAsiaTheme="minorEastAsia" w:hAnsiTheme="minorHAnsi" w:cstheme="minorBidi"/>
+          <w:noProof/>
+          <w:color w:val="auto"/>
+          <w:kern w:val="2"/>
+          <w:szCs w:val="22"/>
+        </w:rPr>
+      </w:pPr>
+      <w:hyperlink w:anchor="_Toc243386833" w:history="1">
+        <w:r>
+          <w:rPr>
+            <w:rStyle w:val="affb"/>
+            <w:rFonts w:hint="eastAsia"/>
+            <w:noProof/>
+          </w:rPr>
+          <w:t>貳、操作說明</w:t>
+        </w:r>
+        <w:r>
+          <w:rPr>
+            <w:noProof/>
+            <w:webHidden/>
+          </w:rPr>
+          <w:tab/>
+        </w:r>
+        <w:r>
+          <w:rPr>
+            <w:noProof/>
+            <w:webHidden/>
+          </w:rPr>
+          <w:fldChar w:fldCharType="begin"/>
+        </w:r>
+        <w:r>
+          <w:rPr>
+            <w:noProof/>
+            <w:webHidden/>
+          </w:rPr>
+          <w:instrText xml:space="preserve"> PAGEREF _Toc243386833 \h </w:instrText>
+        </w:r>
+        <w:r>
+          <w:rPr>
+            <w:noProof/>
+            <w:webHidden/>
+          </w:rPr>
+        </w:r>
+        <w:r>
+          <w:rPr>
+            <w:noProof/>
+            <w:webHidden/>
+          </w:rPr>
+          <w:fldChar w:fldCharType="separate"/>
+        </w:r>
+        <w:r>
+          <w:rPr>
+            <w:noProof/>
+            <w:webHidden/>
+          </w:rPr>
+          <w:t>2</w:t>
+        </w:r>
+        <w:r>
+          <w:rPr>
+            <w:noProof/>
+            <w:webHidden/>
+          </w:rPr>
+          <w:fldChar w:fldCharType="end"/>
+        </w:r>
+      </w:hyperlink>
+    </w:p>
+    <w:p>
+      <w:pPr>
+        <w:pStyle w:val="2a"/>
+        <w:tabs>
+          <w:tab w:val="right" w:leader="dot" w:pos="9350"/>
+        </w:tabs>
+        <w:rPr>
+          <w:rFonts w:asciiTheme="minorHAnsi" w:eastAsiaTheme="minorEastAsia" w:hAnsiTheme="minorHAnsi" w:cstheme="minorBidi"/>
+          <w:noProof/>
+          <w:color w:val="auto"/>
+          <w:kern w:val="2"/>
+          <w:szCs w:val="22"/>
+        </w:rPr>
+      </w:pPr>
+      <w:hyperlink w:anchor="_Toc243386834" w:history="1">
+        <w:r>
+          <w:rPr>
+            <w:rStyle w:val="affb"/>
+            <w:rFonts w:hint="eastAsia"/>
+            <w:noProof/>
+          </w:rPr>
+          <w:t>一、畫面與前置設定</w:t>
+        </w:r>
+        <w:r>
+          <w:rPr>
+            <w:noProof/>
+            <w:webHidden/>
+          </w:rPr>
+          <w:tab/>
+        </w:r>
+        <w:r>
+          <w:rPr>
+            <w:noProof/>
+            <w:webHidden/>
+          </w:rPr>
+          <w:fldChar w:fldCharType="begin"/>
+        </w:r>
+        <w:r>
+          <w:rPr>
+            <w:noProof/>
+            <w:webHidden/>
+          </w:rPr>
+          <w:instrText xml:space="preserve"> PAGEREF _Toc243386834 \h </w:instrText>
+        </w:r>
+        <w:r>
+          <w:rPr>
+            <w:noProof/>
+            <w:webHidden/>
+          </w:rPr>
+        </w:r>
+        <w:r>
+          <w:rPr>
+            <w:noProof/>
+            <w:webHidden/>
+          </w:rPr>
+          <w:fldChar w:fldCharType="separate"/>
+        </w:r>
+        <w:r>
+          <w:rPr>
+            <w:noProof/>
+            <w:webHidden/>
+          </w:rPr>
+          <w:t>2</w:t>
+        </w:r>
+        <w:r>
+          <w:rPr>
+            <w:noProof/>
+            <w:webHidden/>
+          </w:rPr>
+          <w:fldChar w:fldCharType="end"/>
+        </w:r>
+      </w:hyperlink>
+    </w:p>
+    <w:p>
+      <w:pPr>
+        <w:pStyle w:val="2a"/>
+        <w:tabs>
+          <w:tab w:val="right" w:leader="dot" w:pos="9350"/>
+        </w:tabs>
+        <w:rPr>
+          <w:rFonts w:asciiTheme="minorHAnsi" w:eastAsiaTheme="minorEastAsia" w:hAnsiTheme="minorHAnsi" w:cstheme="minorBidi"/>
+          <w:noProof/>
+          <w:color w:val="auto"/>
+          <w:kern w:val="2"/>
+          <w:szCs w:val="22"/>
+        </w:rPr>
+      </w:pPr>
+      <w:hyperlink w:anchor="_Toc243386835" w:history="1">
+        <w:r>
+          <w:rPr>
+            <w:rStyle w:val="affb"/>
+            <w:rFonts w:hint="eastAsia"/>
+            <w:noProof/>
+          </w:rPr>
+          <w:t>二、查看已加入學員</w:t>
+        </w:r>
+        <w:r>
+          <w:rPr>
+            <w:noProof/>
+            <w:webHidden/>
+          </w:rPr>
+          <w:tab/>
+        </w:r>
+        <w:r>
+          <w:rPr>
+            <w:noProof/>
+            <w:webHidden/>
+          </w:rPr>
+          <w:fldChar w:fldCharType="begin"/>
+        </w:r>
+        <w:r>
+          <w:rPr>
+            <w:noProof/>
+            <w:webHidden/>
+          </w:rPr>
+          <w:instrText xml:space="preserve"> PAGEREF _Toc243386835 \h </w:instrText>
+        </w:r>
+        <w:r>
+          <w:rPr>
+            <w:noProof/>
+            <w:webHidden/>
+          </w:rPr>
+        </w:r>
+        <w:r>
+          <w:rPr>
+            <w:noProof/>
+            <w:webHidden/>
+          </w:rPr>
+          <w:fldChar w:fldCharType="separate"/>
+        </w:r>
+        <w:r>
+          <w:rPr>
+            <w:noProof/>
+            <w:webHidden/>
+          </w:rPr>
+          <w:t>2</w:t>
+        </w:r>
+        <w:r>
+          <w:rPr>
+            <w:noProof/>
+            <w:webHidden/>
+          </w:rPr>
+          <w:fldChar w:fldCharType="end"/>
+        </w:r>
+      </w:hyperlink>
+    </w:p>
+    <w:p>
+      <w:pPr>
+        <w:pStyle w:val="2a"/>
+        <w:tabs>
+          <w:tab w:val="right" w:leader="dot" w:pos="9350"/>
+        </w:tabs>
+        <w:rPr>
+          <w:rFonts w:asciiTheme="minorHAnsi" w:eastAsiaTheme="minorEastAsia" w:hAnsiTheme="minorHAnsi" w:cstheme="minorBidi"/>
+          <w:noProof/>
+          <w:color w:val="auto"/>
+          <w:kern w:val="2"/>
+          <w:szCs w:val="22"/>
+        </w:rPr>
+      </w:pPr>
+      <w:hyperlink w:anchor="_Toc243386836" w:history="1">
+        <w:r>
+          <w:rPr>
+            <w:rStyle w:val="affb"/>
+            <w:rFonts w:hint="eastAsia"/>
+            <w:noProof/>
+          </w:rPr>
+          <w:t>三、匯出學員清單</w:t>
+        </w:r>
+        <w:r>
+          <w:rPr>
+            <w:noProof/>
+            <w:webHidden/>
+          </w:rPr>
+          <w:tab/>
+        </w:r>
+        <w:r>
+          <w:rPr>
+            <w:noProof/>
+            <w:webHidden/>
+          </w:rPr>
+          <w:fldChar w:fldCharType="begin"/>
+        </w:r>
+        <w:r>
+          <w:rPr>
+            <w:noProof/>
+            <w:webHidden/>
+          </w:rPr>
+          <w:instrText xml:space="preserve"> PAGEREF _Toc243386836 \h </w:instrText>
+        </w:r>
+        <w:r>
+          <w:rPr>
+            <w:noProof/>
+            <w:webHidden/>
+          </w:rPr>
+        </w:r>
+        <w:r>
+          <w:rPr>
+            <w:noProof/>
+            <w:webHidden/>
+          </w:rPr>
+          <w:fldChar w:fldCharType="separate"/>
+        </w:r>
+        <w:r>
+          <w:rPr>
+            <w:noProof/>
+            <w:webHidden/>
+          </w:rPr>
+          <w:t>3</w:t>
+        </w:r>
+        <w:r>
+          <w:rPr>
+            <w:noProof/>
+            <w:webHidden/>
+          </w:rPr>
+          <w:fldChar w:fldCharType="end"/>
+        </w:r>
+      </w:hyperlink>
+    </w:p>
+    <w:p>
+      <w:pPr>
+        <w:pStyle w:val="2a"/>
+        <w:tabs>
+          <w:tab w:val="right" w:leader="dot" w:pos="9350"/>
+        </w:tabs>
+        <w:rPr>
+          <w:rFonts w:asciiTheme="minorHAnsi" w:eastAsiaTheme="minorEastAsia" w:hAnsiTheme="minorHAnsi" w:cstheme="minorBidi"/>
+          <w:noProof/>
+          <w:color w:val="auto"/>
+          <w:kern w:val="2"/>
+          <w:szCs w:val="22"/>
+        </w:rPr>
+      </w:pPr>
+      <w:hyperlink w:anchor="_Toc243386837" w:history="1">
+        <w:r>
+          <w:rPr>
+            <w:rStyle w:val="affb"/>
+            <w:rFonts w:hint="eastAsia"/>
+            <w:noProof/>
+          </w:rPr>
+          <w:t>四、移除學員</w:t>
+        </w:r>
+        <w:r>
+          <w:rPr>
+            <w:noProof/>
+            <w:webHidden/>
+          </w:rPr>
+          <w:tab/>
+        </w:r>
+        <w:r>
+          <w:rPr>
+            <w:noProof/>
+            <w:webHidden/>
+          </w:rPr>
+          <w:fldChar w:fldCharType="begin"/>
+        </w:r>
+        <w:r>
+          <w:rPr>
+            <w:noProof/>
+            <w:webHidden/>
+          </w:rPr>
+          <w:instrText xml:space="preserve"> PAGEREF _Toc243386837 \h </w:instrText>
+        </w:r>
+        <w:r>
+          <w:rPr>
+            <w:noProof/>
+            <w:webHidden/>
+          </w:rPr>
+        </w:r>
+        <w:r>
+          <w:rPr>
+            <w:noProof/>
+            <w:webHidden/>
+          </w:rPr>
+          <w:fldChar w:fldCharType="separate"/>
+        </w:r>
+        <w:r>
+          <w:rPr>
+            <w:noProof/>
+            <w:webHidden/>
+          </w:rPr>
+          <w:t>3</w:t>
+        </w:r>
+        <w:r>
+          <w:rPr>
+            <w:noProof/>
+            <w:webHidden/>
+          </w:rPr>
+          <w:fldChar w:fldCharType="end"/>
+        </w:r>
+      </w:hyperlink>
+    </w:p>
+    <w:p>
+      <w:pPr>
+        <w:pStyle w:val="2a"/>
+        <w:tabs>
+          <w:tab w:val="right" w:leader="dot" w:pos="9350"/>
+        </w:tabs>
+        <w:rPr>
+          <w:rFonts w:asciiTheme="minorHAnsi" w:eastAsiaTheme="minorEastAsia" w:hAnsiTheme="minorHAnsi" w:cstheme="minorBidi"/>
+          <w:noProof/>
+          <w:color w:val="auto"/>
+          <w:kern w:val="2"/>
+          <w:szCs w:val="22"/>
+        </w:rPr>
+      </w:pPr>
+      <w:hyperlink w:anchor="_Toc243386838" w:history="1">
+        <w:r>
+          <w:rPr>
+            <w:rStyle w:val="affb"/>
+            <w:rFonts w:hint="eastAsia"/>
+            <w:noProof/>
+          </w:rPr>
+          <w:t>五、查看作答明細</w:t>
+        </w:r>
+        <w:r>
+          <w:rPr>
+            <w:noProof/>
+            <w:webHidden/>
+          </w:rPr>
+          <w:tab/>
+        </w:r>
+        <w:r>
+          <w:rPr>
+            <w:noProof/>
+            <w:webHidden/>
+          </w:rPr>
+          <w:fldChar w:fldCharType="begin"/>
+        </w:r>
+        <w:r>
+          <w:rPr>
+            <w:noProof/>
+            <w:webHidden/>
+          </w:rPr>
+          <w:instrText xml:space="preserve"> PAGEREF _Toc243386838 \h </w:instrText>
+        </w:r>
+        <w:r>
+          <w:rPr>
+            <w:noProof/>
+            <w:webHidden/>
+          </w:rPr>
+        </w:r>
+        <w:r>
+          <w:rPr>
+            <w:noProof/>
+            <w:webHidden/>
+          </w:rPr>
+          <w:fldChar w:fldCharType="separate"/>
+        </w:r>
+        <w:r>
+          <w:rPr>
+            <w:noProof/>
+            <w:webHidden/>
+          </w:rPr>
+          <w:t>4</w:t>
+        </w:r>
+        <w:r>
+          <w:rPr>
+            <w:noProof/>
+            <w:webHidden/>
+          </w:rPr>
+          <w:fldChar w:fldCharType="end"/>
+        </w:r>
+      </w:hyperlink>
+    </w:p>
+    <w:p>
+      <w:pPr>
+        <w:pStyle w:val="2a"/>
+        <w:tabs>
+          <w:tab w:val="right" w:leader="dot" w:pos="9350"/>
+        </w:tabs>
+        <w:rPr>
+          <w:rFonts w:asciiTheme="minorHAnsi" w:eastAsiaTheme="minorEastAsia" w:hAnsiTheme="minorHAnsi" w:cstheme="minorBidi"/>
+          <w:noProof/>
+          <w:color w:val="auto"/>
+          <w:kern w:val="2"/>
+          <w:szCs w:val="22"/>
+        </w:rPr>
+      </w:pPr>
+      <w:hyperlink w:anchor="_Toc243386839" w:history="1">
+        <w:r>
+          <w:rPr>
+            <w:rStyle w:val="affb"/>
+            <w:rFonts w:hint="eastAsia"/>
+            <w:noProof/>
+          </w:rPr>
+          <w:t>六、重置重考次數</w:t>
+        </w:r>
+        <w:r>
+          <w:rPr>
+            <w:noProof/>
+            <w:webHidden/>
+          </w:rPr>
+          <w:tab/>
+        </w:r>
+        <w:r>
+          <w:rPr>
+            <w:noProof/>
+            <w:webHidden/>
+          </w:rPr>
+          <w:fldChar w:fldCharType="begin"/>
+        </w:r>
+        <w:r>
+          <w:rPr>
+            <w:noProof/>
+            <w:webHidden/>
+          </w:rPr>
+          <w:instrText xml:space="preserve"> PAGEREF _Toc243386839 \h </w:instrText>
+        </w:r>
+        <w:r>
+          <w:rPr>
+            <w:noProof/>
+            <w:webHidden/>
+          </w:rPr>
+        </w:r>
+        <w:r>
+          <w:rPr>
+            <w:noProof/>
+            <w:webHidden/>
+          </w:rPr>
+          <w:fldChar w:fldCharType="separate"/>
+        </w:r>
+        <w:r>
+          <w:rPr>
+            <w:noProof/>
+            <w:webHidden/>
+          </w:rPr>
+          <w:t>5</w:t>
+        </w:r>
+        <w:r>
+          <w:rPr>
+            <w:noProof/>
+            <w:webHidden/>
+          </w:rPr>
+          <w:fldChar w:fldCharType="end"/>
+        </w:r>
+      </w:hyperlink>
+    </w:p>
+    <w:p>
+      <w:pPr>
+        <w:pStyle w:val="2a"/>
+        <w:tabs>
+          <w:tab w:val="right" w:leader="dot" w:pos="9350"/>
+        </w:tabs>
+        <w:rPr>
+          <w:rFonts w:asciiTheme="minorHAnsi" w:eastAsiaTheme="minorEastAsia" w:hAnsiTheme="minorHAnsi" w:cstheme="minorBidi"/>
+          <w:noProof/>
+          <w:color w:val="auto"/>
+          <w:kern w:val="2"/>
+          <w:szCs w:val="22"/>
+        </w:rPr>
+      </w:pPr>
+      <w:hyperlink w:anchor="_Toc243386840" w:history="1">
+        <w:r>
+          <w:rPr>
+            <w:rStyle w:val="affb"/>
+            <w:rFonts w:hint="eastAsia"/>
+            <w:noProof/>
+          </w:rPr>
+          <w:t>七、查看問卷結果</w:t>
+        </w:r>
+        <w:r>
+          <w:rPr>
+            <w:noProof/>
+            <w:webHidden/>
+          </w:rPr>
+          <w:tab/>
+        </w:r>
+        <w:r>
+          <w:rPr>
+            <w:noProof/>
+            <w:webHidden/>
+          </w:rPr>
+          <w:fldChar w:fldCharType="begin"/>
+        </w:r>
+        <w:r>
+          <w:rPr>
+            <w:noProof/>
+            <w:webHidden/>
+          </w:rPr>
+          <w:instrText xml:space="preserve"> PAGEREF _Toc243386840 \h </w:instrText>
+        </w:r>
+        <w:r>
+          <w:rPr>
+            <w:noProof/>
+            <w:webHidden/>
+          </w:rPr>
+        </w:r>
+        <w:r>
+          <w:rPr>
+            <w:noProof/>
+            <w:webHidden/>
+          </w:rPr>
+          <w:fldChar w:fldCharType="separate"/>
+        </w:r>
+        <w:r>
+          <w:rPr>
+            <w:noProof/>
+            <w:webHidden/>
+          </w:rPr>
+          <w:t>6</w:t>
+        </w:r>
+        <w:r>
+          <w:rPr>
+            <w:noProof/>
+            <w:webHidden/>
+          </w:rPr>
+          <w:fldChar w:fldCharType="end"/>
+        </w:r>
+      </w:hyperlink>
+    </w:p>
+    <w:p>
+      <w:pPr>
+        <w:pStyle w:val="2a"/>
+        <w:tabs>
+          <w:tab w:val="right" w:leader="dot" w:pos="9350"/>
+        </w:tabs>
+        <w:rPr>
+          <w:rFonts w:asciiTheme="minorHAnsi" w:eastAsiaTheme="minorEastAsia" w:hAnsiTheme="minorHAnsi" w:cstheme="minorBidi"/>
+          <w:noProof/>
+          <w:color w:val="auto"/>
+          <w:kern w:val="2"/>
+          <w:szCs w:val="22"/>
+        </w:rPr>
+      </w:pPr>
+      <w:hyperlink w:anchor="_Toc243386841" w:history="1">
+        <w:r>
+          <w:rPr>
+            <w:rStyle w:val="affb"/>
+            <w:rFonts w:hint="eastAsia"/>
+            <w:noProof/>
+          </w:rPr>
+          <w:t>八、線下核可</w:t>
+        </w:r>
+        <w:r>
+          <w:rPr>
+            <w:noProof/>
+            <w:webHidden/>
+          </w:rPr>
+          <w:tab/>
+        </w:r>
+        <w:r>
+          <w:rPr>
+            <w:noProof/>
+            <w:webHidden/>
+          </w:rPr>
+          <w:fldChar w:fldCharType="begin"/>
+        </w:r>
+        <w:r>
+          <w:rPr>
+            <w:noProof/>
+            <w:webHidden/>
+          </w:rPr>
+          <w:instrText xml:space="preserve"> PAGEREF _Toc243386841 \h </w:instrText>
+        </w:r>
+        <w:r>
+          <w:rPr>
+            <w:noProof/>
+            <w:webHidden/>
+          </w:rPr>
+        </w:r>
+        <w:r>
+          <w:rPr>
+            <w:noProof/>
+            <w:webHidden/>
+          </w:rPr>
+          <w:fldChar w:fldCharType="separate"/>
+        </w:r>
+        <w:r>
+          <w:rPr>
+            <w:noProof/>
+            <w:webHidden/>
+          </w:rPr>
+          <w:t>7</w:t>
+        </w:r>
+        <w:r>
+          <w:rPr>
+            <w:noProof/>
+            <w:webHidden/>
+          </w:rPr>
+          <w:fldChar w:fldCharType="end"/>
+        </w:r>
+      </w:hyperlink>
+    </w:p>
+    <w:p>
+      <w:pPr>
+        <w:pStyle w:val="14"/>
+        <w:tabs>
+          <w:tab w:val="right" w:leader="dot" w:pos="9350"/>
+        </w:tabs>
+        <w:rPr>
+          <w:rFonts w:asciiTheme="minorHAnsi" w:eastAsiaTheme="minorEastAsia" w:hAnsiTheme="minorHAnsi" w:cstheme="minorBidi"/>
+          <w:noProof/>
+          <w:color w:val="auto"/>
+          <w:kern w:val="2"/>
+          <w:szCs w:val="22"/>
+        </w:rPr>
+      </w:pPr>
+      <w:hyperlink w:anchor="_Toc243386842" w:history="1">
+        <w:r>
+          <w:rPr>
+            <w:rStyle w:val="affb"/>
+            <w:rFonts w:hint="eastAsia"/>
+            <w:noProof/>
+          </w:rPr>
+          <w:t>參、常見訊息與處置</w:t>
+        </w:r>
+        <w:r>
+          <w:rPr>
+            <w:noProof/>
+            <w:webHidden/>
+          </w:rPr>
+          <w:tab/>
+        </w:r>
+        <w:r>
+          <w:rPr>
+            <w:noProof/>
+            <w:webHidden/>
+          </w:rPr>
+          <w:fldChar w:fldCharType="begin"/>
+        </w:r>
+        <w:r>
+          <w:rPr>
+            <w:noProof/>
+            <w:webHidden/>
+          </w:rPr>
+          <w:instrText xml:space="preserve"> PAGEREF _Toc243386842 \h </w:instrText>
+        </w:r>
+        <w:r>
+          <w:rPr>
+            <w:noProof/>
+            <w:webHidden/>
+          </w:rPr>
+        </w:r>
+        <w:r>
+          <w:rPr>
+            <w:noProof/>
+            <w:webHidden/>
+          </w:rPr>
+          <w:fldChar w:fldCharType="separate"/>
+        </w:r>
+        <w:r>
+          <w:rPr>
+            <w:noProof/>
+            <w:webHidden/>
+          </w:rPr>
+          <w:t>9</w:t>
+        </w:r>
+        <w:r>
+          <w:rPr>
+            <w:noProof/>
+            <w:webHidden/>
+          </w:rPr>
+          <w:fldChar w:fldCharType="end"/>
+        </w:r>
+      </w:hyperlink>
+    </w:p>
+    <w:p>
+      <w:pPr>
+        <w:pStyle w:val="2a"/>
+        <w:tabs>
+          <w:tab w:val="right" w:leader="dot" w:pos="9350"/>
+        </w:tabs>
+        <w:rPr>
+          <w:rFonts w:asciiTheme="minorHAnsi" w:eastAsiaTheme="minorEastAsia" w:hAnsiTheme="minorHAnsi" w:cstheme="minorBidi"/>
+          <w:noProof/>
+          <w:color w:val="auto"/>
+          <w:kern w:val="2"/>
+          <w:szCs w:val="22"/>
+        </w:rPr>
+      </w:pPr>
+      <w:hyperlink w:anchor="_Toc243386843" w:history="1">
+        <w:r>
+          <w:rPr>
+            <w:rStyle w:val="affb"/>
+            <w:rFonts w:hint="eastAsia"/>
+            <w:noProof/>
+          </w:rPr>
+          <w:t>一、被擋下（動作沒有完成）</w:t>
+        </w:r>
+        <w:r>
+          <w:rPr>
+            <w:noProof/>
+            <w:webHidden/>
+          </w:rPr>
+          <w:tab/>
+        </w:r>
+        <w:r>
+          <w:rPr>
+            <w:noProof/>
+            <w:webHidden/>
+          </w:rPr>
+          <w:fldChar w:fldCharType="begin"/>
+        </w:r>
+        <w:r>
+          <w:rPr>
+            <w:noProof/>
+            <w:webHidden/>
+          </w:rPr>
+          <w:instrText xml:space="preserve"> PAGEREF _Toc243386843 \h </w:instrText>
+        </w:r>
+        <w:r>
+          <w:rPr>
+            <w:noProof/>
+            <w:webHidden/>
+          </w:rPr>
+        </w:r>
+        <w:r>
+          <w:rPr>
+            <w:noProof/>
+            <w:webHidden/>
+          </w:rPr>
+          <w:fldChar w:fldCharType="separate"/>
+        </w:r>
+        <w:r>
+          <w:rPr>
+            <w:noProof/>
+            <w:webHidden/>
+          </w:rPr>
+          <w:t>9</w:t>
+        </w:r>
+        <w:r>
+          <w:rPr>
+            <w:noProof/>
+            <w:webHidden/>
+          </w:rPr>
+          <w:fldChar w:fldCharType="end"/>
+        </w:r>
+      </w:hyperlink>
+    </w:p>
+    <w:p>
+      <w:pPr>
+        <w:pStyle w:val="2a"/>
+        <w:tabs>
+          <w:tab w:val="right" w:leader="dot" w:pos="9350"/>
+        </w:tabs>
+        <w:rPr>
+          <w:rFonts w:asciiTheme="minorHAnsi" w:eastAsiaTheme="minorEastAsia" w:hAnsiTheme="minorHAnsi" w:cstheme="minorBidi"/>
+          <w:noProof/>
+          <w:color w:val="auto"/>
+          <w:kern w:val="2"/>
+          <w:szCs w:val="22"/>
+        </w:rPr>
+      </w:pPr>
+      <w:hyperlink w:anchor="_Toc243386844" w:history="1">
+        <w:r>
+          <w:rPr>
+            <w:rStyle w:val="affb"/>
+            <w:rFonts w:hint="eastAsia"/>
+            <w:noProof/>
+          </w:rPr>
+          <w:t>二、有警告（動作完成但需判斷）</w:t>
+        </w:r>
+        <w:r>
+          <w:rPr>
+            <w:noProof/>
+            <w:webHidden/>
+          </w:rPr>
+          <w:tab/>
+        </w:r>
+        <w:r>
+          <w:rPr>
+            <w:noProof/>
+            <w:webHidden/>
+          </w:rPr>
+          <w:fldChar w:fldCharType="begin"/>
+        </w:r>
+        <w:r>
+          <w:rPr>
+            <w:noProof/>
+            <w:webHidden/>
+          </w:rPr>
+          <w:instrText xml:space="preserve"> PAGEREF _Toc243386844 \h </w:instrText>
+        </w:r>
+        <w:r>
+          <w:rPr>
+            <w:noProof/>
+            <w:webHidden/>
+          </w:rPr>
+        </w:r>
+        <w:r>
+          <w:rPr>
+            <w:noProof/>
+            <w:webHidden/>
+          </w:rPr>
+          <w:fldChar w:fldCharType="separate"/>
+        </w:r>
+        <w:r>
+          <w:rPr>
+            <w:noProof/>
+            <w:webHidden/>
+          </w:rPr>
+          <w:t>9</w:t>
+        </w:r>
+        <w:r>
+          <w:rPr>
+            <w:noProof/>
+            <w:webHidden/>
+          </w:rPr>
+          <w:fldChar w:fldCharType="end"/>
+        </w:r>
+      </w:hyperlink>
+    </w:p>
+    <w:p>
+      <w:pPr>
+        <w:pStyle w:val="2a"/>
+        <w:tabs>
+          <w:tab w:val="right" w:leader="dot" w:pos="9350"/>
+        </w:tabs>
+        <w:rPr>
+          <w:rFonts w:asciiTheme="minorHAnsi" w:eastAsiaTheme="minorEastAsia" w:hAnsiTheme="minorHAnsi" w:cstheme="minorBidi"/>
+          <w:noProof/>
+          <w:color w:val="auto"/>
+          <w:kern w:val="2"/>
+          <w:szCs w:val="22"/>
+        </w:rPr>
+      </w:pPr>
+      <w:hyperlink w:anchor="_Toc243386845" w:history="1">
+        <w:r>
+          <w:rPr>
+            <w:rStyle w:val="affb"/>
+            <w:rFonts w:hint="eastAsia"/>
+            <w:noProof/>
+          </w:rPr>
+          <w:t>三、送出後的結果訊息</w:t>
+        </w:r>
+        <w:r>
+          <w:rPr>
+            <w:noProof/>
+            <w:webHidden/>
+          </w:rPr>
+          <w:tab/>
+        </w:r>
+        <w:r>
+          <w:rPr>
+            <w:noProof/>
+            <w:webHidden/>
+          </w:rPr>
+          <w:fldChar w:fldCharType="begin"/>
+        </w:r>
+        <w:r>
+          <w:rPr>
+            <w:noProof/>
+            <w:webHidden/>
+          </w:rPr>
+          <w:instrText xml:space="preserve"> PAGEREF _Toc243386845 \h </w:instrText>
+        </w:r>
+        <w:r>
+          <w:rPr>
+            <w:noProof/>
+            <w:webHidden/>
+          </w:rPr>
+        </w:r>
+        <w:r>
+          <w:rPr>
+            <w:noProof/>
+            <w:webHidden/>
+          </w:rPr>
+          <w:fldChar w:fldCharType="separate"/>
+        </w:r>
+        <w:r>
+          <w:rPr>
+            <w:noProof/>
+            <w:webHidden/>
+          </w:rPr>
+          <w:t>10</w:t>
+        </w:r>
+        <w:r>
+          <w:rPr>
+            <w:noProof/>
+            <w:webHidden/>
+          </w:rPr>
+          <w:fldChar w:fldCharType="end"/>
+        </w:r>
+      </w:hyperlink>
+    </w:p>
+    <w:p>
+      <w:pPr>
+        <w:pStyle w:val="2a"/>
+        <w:tabs>
+          <w:tab w:val="right" w:leader="dot" w:pos="9350"/>
+        </w:tabs>
+        <w:rPr>
+          <w:rFonts w:asciiTheme="minorHAnsi" w:eastAsiaTheme="minorEastAsia" w:hAnsiTheme="minorHAnsi" w:cstheme="minorBidi"/>
+          <w:noProof/>
+          <w:color w:val="auto"/>
+          <w:kern w:val="2"/>
+          <w:szCs w:val="22"/>
+        </w:rPr>
+      </w:pPr>
+      <w:hyperlink w:anchor="_Toc243386846" w:history="1">
+        <w:r>
+          <w:rPr>
+            <w:rStyle w:val="affb"/>
+            <w:rFonts w:hint="eastAsia"/>
+            <w:noProof/>
+          </w:rPr>
+          <w:t>四、其他情況</w:t>
+        </w:r>
+        <w:r>
+          <w:rPr>
+            <w:noProof/>
+            <w:webHidden/>
+          </w:rPr>
+          <w:tab/>
+        </w:r>
+        <w:r>
+          <w:rPr>
+            <w:noProof/>
+            <w:webHidden/>
+          </w:rPr>
+          <w:fldChar w:fldCharType="begin"/>
+        </w:r>
+        <w:r>
+          <w:rPr>
+            <w:noProof/>
+            <w:webHidden/>
+          </w:rPr>
+          <w:instrText xml:space="preserve"> PAGEREF _Toc243386846 \h </w:instrText>
+        </w:r>
+        <w:r>
+          <w:rPr>
+            <w:noProof/>
+            <w:webHidden/>
+          </w:rPr>
+        </w:r>
+        <w:r>
+          <w:rPr>
+            <w:noProof/>
+            <w:webHidden/>
+          </w:rPr>
+          <w:fldChar w:fldCharType="separate"/>
+        </w:r>
+        <w:r>
+          <w:rPr>
+            <w:noProof/>
+            <w:webHidden/>
+          </w:rPr>
+          <w:t>10</w:t>
+        </w:r>
+        <w:r>
+          <w:rPr>
+            <w:noProof/>
+            <w:webHidden/>
+          </w:rPr>
+          <w:fldChar w:fldCharType="end"/>
+        </w:r>
+      </w:hyperlink>
+    </w:p>
+    <w:p>
+      <w:r>
+        <w:fldChar w:fldCharType="end"/>
+      </w:r>
+    </w:p>
+    <w:p>
+      <w:pPr>
+        <w:sectPr>
+          <w:pgSz w:w="12240" w:h="15840"/>
+          <w:pgMar w:top="1440" w:right="1440" w:bottom="1440" w:left="1440" w:header="720" w:footer="720" w:gutter="0"/>
+          <w:cols w:space="720"/>
+          <w:docGrid w:linePitch="360"/>
+        </w:sectPr>
+      </w:pPr>
+    </w:p>
+    <w:p>
+      <w:pPr>
+        <w:pStyle w:val="1"/>
+      </w:pPr>
+      <w:bookmarkStart w:id="1" w:name="_Toc243386830"/>
+      <w:r>
+        <w:lastRenderedPageBreak/>
+        <w:t>壹、作業說明</w:t>
+      </w:r>
+      <w:bookmarkEnd w:id="1"/>
+    </w:p>
+    <w:p>
+      <w:pPr>
+        <w:pStyle w:val="2"/>
+      </w:pPr>
+      <w:bookmarkStart w:id="2" w:name="_Toc243386831"/>
+      <w:r>
+        <w:t>一、使用情境</w:t>
+      </w:r>
+      <w:bookmarkEnd w:id="2"/>
+    </w:p>
+    <w:p>
+      <w:pPr>
+        <w:ind w:firstLine="482"/>
+      </w:pPr>
+      <w:r>
+        <w:t>本作業</w:t>
+      </w:r>
+      <w:r>
+        <w:rPr>
+          <w:b/>
+        </w:rPr>
+        <w:t>僅供具教師角色者使用</w:t>
+      </w:r>
+      <w:r>
+        <w:t>，用於追蹤本人所建立課程的學員學習狀況，並對需要線下考核的課程執行核可。</w:t>
+      </w:r>
+    </w:p>
+    <w:p>
+      <w:pPr>
+        <w:keepNext/>
+        <w:ind w:firstLine="482"/>
+      </w:pPr>
+      <w:r>
+        <w:t>選定一門課程後，畫面由上而下分為三個區塊：</w:t>
+      </w:r>
+    </w:p>
+    <w:tbl>
+      <w:tblPr>
+        <w:tblStyle w:val="aff2"/>
+        <w:tblW w:w="0" w:type="auto"/>
+        <w:tblLayout w:type="fixed"/>
+        <w:tblLook w:val="04A0" w:firstRow="1" w:lastRow="0" w:firstColumn="1" w:lastColumn="0" w:noHBand="0" w:noVBand="1"/>
+      </w:tblPr>
+      <w:tblGrid>
+        <w:gridCol w:w="1527"/>
+        <w:gridCol w:w="7833"/>
+      </w:tblGrid>
+      <w:tr>
+        <w:tc>
+          <w:tcPr>
+            <w:tcW w:w="1527" w:type="dxa"/>
+          </w:tcPr>
+          <w:p>
+            <w:pPr>
+              <w:spacing w:before="60" w:after="60"/>
+            </w:pPr>
+            <w:r>
+              <w:rPr>
+                <w:b/>
+              </w:rPr>
+              <w:t>區塊</w:t>
+            </w:r>
+          </w:p>
+        </w:tc>
+        <w:tc>
+          <w:tcPr>
+            <w:tcW w:w="7833" w:type="dxa"/>
+          </w:tcPr>
+          <w:p>
+            <w:pPr>
+              <w:spacing w:before="60" w:after="60"/>
+            </w:pPr>
+            <w:r>
+              <w:rPr>
+                <w:b/>
+              </w:rPr>
+              <w:t>用途</w:t>
             </w:r>
           </w:p>
         </w:tc>
@@ -246,129 +1853,55 @@
       <w:tr>
         <w:tc>
           <w:tcPr>
-            <w:tcW w:type="dxa" w:w="2160"/>
+            <w:tcW w:w="1527" w:type="dxa"/>
           </w:tcPr>
           <w:p>
-            <w:r>
-              <w:t>更新日期</w:t>
+            <w:pPr>
+              <w:spacing w:before="60" w:after="60"/>
+            </w:pPr>
+            <w:r>
+              <w:t>已加入學員</w:t>
             </w:r>
           </w:p>
         </w:tc>
         <w:tc>
           <w:tcPr>
-            <w:tcW w:type="dxa" w:w="3600"/>
+            <w:tcW w:w="7833" w:type="dxa"/>
           </w:tcPr>
           <w:p>
-            <w:r/>
+            <w:pPr>
+              <w:spacing w:before="60" w:after="60"/>
+            </w:pPr>
+            <w:r>
+              <w:t>每位學員的完課狀態、學習進度與平均成績；可移除學員、匯出清單；需線下核可的課程另於此核可</w:t>
+            </w:r>
           </w:p>
         </w:tc>
       </w:tr>
       <w:tr>
         <w:tc>
           <w:tcPr>
-            <w:tcW w:type="dxa" w:w="2160"/>
+            <w:tcW w:w="1527" w:type="dxa"/>
           </w:tcPr>
           <w:p>
-            <w:r>
-              <w:t>作者</w:t>
+            <w:pPr>
+              <w:spacing w:before="60" w:after="60"/>
+            </w:pPr>
+            <w:r>
+              <w:t>作答明細</w:t>
             </w:r>
           </w:p>
         </w:tc>
         <w:tc>
           <w:tcPr>
-            <w:tcW w:type="dxa" w:w="3600"/>
-          </w:tcPr>
-          <w:p>
-            <w:r>
-              <w:t>朱可棠</w:t>
-            </w:r>
-          </w:p>
-        </w:tc>
-      </w:tr>
-    </w:tbl>
-    <w:p>
-      <w:pPr>
-        <w:pStyle w:val="Heading1NoTOC"/>
-        <w:pageBreakBefore/>
-      </w:pPr>
-      <w:r>
-        <w:t>文件制/修訂履歷</w:t>
-      </w:r>
-    </w:p>
-    <w:tbl>
-      <w:tblPr>
-        <w:tblStyle w:val="aff2"/>
-        <w:tblW w:type="auto" w:w="0"/>
-        <w:tblLook w:firstColumn="1" w:firstRow="1" w:lastColumn="0" w:lastRow="0" w:noHBand="0" w:noVBand="1" w:val="04A0"/>
-      </w:tblPr>
-      <w:tblGrid>
-        <w:gridCol w:w="2340"/>
-        <w:gridCol w:w="2340"/>
-        <w:gridCol w:w="2340"/>
-        <w:gridCol w:w="2340"/>
-      </w:tblGrid>
-      <w:tr>
-        <w:tc>
-          <w:tcPr>
-            <w:tcW w:type="dxa" w:w="1151"/>
+            <w:tcW w:w="7833" w:type="dxa"/>
           </w:tcPr>
           <w:p>
             <w:pPr>
-              <w:jc w:val="center"/>
+              <w:spacing w:before="60" w:after="60"/>
             </w:pPr>
             <w:r>
-              <w:rPr>
-                <w:b/>
-              </w:rPr>
-              <w:t>版次</w:t>
-            </w:r>
-          </w:p>
-        </w:tc>
-        <w:tc>
-          <w:tcPr>
-            <w:tcW w:type="dxa" w:w="1729"/>
-          </w:tcPr>
-          <w:p>
-            <w:pPr>
-              <w:jc w:val="center"/>
-            </w:pPr>
-            <w:r>
-              <w:rPr>
-                <w:b/>
-              </w:rPr>
-              <w:t>日期</w:t>
-            </w:r>
-          </w:p>
-        </w:tc>
-        <w:tc>
-          <w:tcPr>
-            <w:tcW w:type="dxa" w:w="4320"/>
-          </w:tcPr>
-          <w:p>
-            <w:pPr>
-              <w:jc w:val="center"/>
-            </w:pPr>
-            <w:r>
-              <w:rPr>
-                <w:b/>
-              </w:rPr>
-              <w:t>說明</w:t>
-            </w:r>
-          </w:p>
-        </w:tc>
-        <w:tc>
-          <w:tcPr>
-            <w:tcW w:type="dxa" w:w="2160"/>
-          </w:tcPr>
-          <w:p>
-            <w:pPr>
-              <w:jc w:val="center"/>
-            </w:pPr>
-            <w:r>
-              <w:rPr>
-                <w:b/>
-              </w:rPr>
-              <w:t>修訂人</w:t>
+              <w:t>每位學員於各測驗的歷次作答與逐題明細；可重置重考次數</w:t>
             </w:r>
           </w:p>
         </w:tc>
@@ -376,50 +1909,27 @@
       <w:tr>
         <w:tc>
           <w:tcPr>
-            <w:tcW w:type="dxa" w:w="1151"/>
+            <w:tcW w:w="1527" w:type="dxa"/>
           </w:tcPr>
           <w:p>
             <w:pPr>
-              <w:jc w:val="center"/>
+              <w:spacing w:before="60" w:after="60"/>
             </w:pPr>
             <w:r>
-              <w:t>1.0</w:t>
+              <w:t>問卷結果</w:t>
             </w:r>
           </w:p>
         </w:tc>
         <w:tc>
           <w:tcPr>
-            <w:tcW w:type="dxa" w:w="1729"/>
+            <w:tcW w:w="7833" w:type="dxa"/>
           </w:tcPr>
           <w:p>
             <w:pPr>
-              <w:jc w:val="center"/>
+              <w:spacing w:before="60" w:after="60"/>
             </w:pPr>
             <w:r>
-              <w:t>2026/10/20</w:t>
-            </w:r>
-          </w:p>
-        </w:tc>
-        <w:tc>
-          <w:tcPr>
-            <w:tcW w:type="dxa" w:w="4320"/>
-          </w:tcPr>
-          <w:p>
-            <w:r>
-              <w:t>初次發行</w:t>
-            </w:r>
-          </w:p>
-        </w:tc>
-        <w:tc>
-          <w:tcPr>
-            <w:tcW w:type="dxa" w:w="2160"/>
-          </w:tcPr>
-          <w:p>
-            <w:pPr>
-              <w:jc w:val="center"/>
-            </w:pPr>
-            <w:r>
-              <w:t>朱可棠</w:t>
+              <w:t>課後問卷的統計與具名明細；可匯出</w:t>
             </w:r>
           </w:p>
         </w:tc>
@@ -427,120 +1937,249 @@
     </w:tbl>
     <w:p>
       <w:pPr>
-        <w:pStyle w:val="Heading1NoTOC"/>
-        <w:pageBreakBefore/>
-      </w:pPr>
-      <w:r>
-        <w:t>目錄</w:t>
+        <w:ind w:firstLine="482"/>
+      </w:pPr>
+      <w:r>
+        <w:t>學員經由下列方式加入課程後，即出現在本頁：</w:t>
+      </w:r>
+      <w:r>
+        <w:t xml:space="preserve">ET05 </w:t>
+      </w:r>
+      <w:r>
+        <w:t>課程建立與編輯發布時依受訓對象自動帶入、</w:t>
+      </w:r>
+      <w:r>
+        <w:t xml:space="preserve">Email </w:t>
+      </w:r>
+      <w:r>
+        <w:t>邀請，或學員於「我的課程」輸入邀請碼自行加入。學員端的學習與作答於</w:t>
+      </w:r>
+      <w:r>
+        <w:t xml:space="preserve"> ET06 </w:t>
+      </w:r>
+      <w:r>
+        <w:t>課程學習、</w:t>
+      </w:r>
+      <w:r>
+        <w:t xml:space="preserve">ET07 </w:t>
+      </w:r>
+      <w:r>
+        <w:t>線上測驗進行；線下核可的結果另可於</w:t>
+      </w:r>
+      <w:r>
+        <w:t xml:space="preserve"> ET04 </w:t>
+      </w:r>
+      <w:r>
+        <w:t>核可查詢跨課程查詢。</w:t>
       </w:r>
     </w:p>
     <w:p>
-      <w:r>
-        <w:fldChar w:fldCharType="begin"/>
-        <w:instrText xml:space="preserve">TOC \o "1-2" \h \z \u</w:instrText>
-        <w:fldChar w:fldCharType="separate"/>
-        <w:t>目錄將於開啟文件時自動更新</w:t>
-        <w:fldChar w:fldCharType="end"/>
-      </w:r>
-    </w:p>
-    <w:p>
-      <w:pPr>
-        <w:sectPr>
-          <w:footerReference w:type="default" r:id="rId8"/>
-          <w:pgSz w:w="12240" w:h="15840"/>
-          <w:pgMar w:top="1440" w:right="1440" w:bottom="1440" w:left="1440" w:header="720" w:footer="720" w:gutter="0"/>
-          <w:cols w:space="720"/>
-          <w:docGrid w:linePitch="360"/>
-        </w:sectPr>
-      </w:pPr>
-    </w:p>
-    <w:p>
-      <w:pPr>
-        <w:pStyle w:val="1"/>
-      </w:pPr>
-      <w:r>
-        <w:t>壹、作業說明</w:t>
-      </w:r>
-    </w:p>
-    <w:p>
-      <w:pPr>
-        <w:pStyle w:val="2"/>
-      </w:pPr>
-      <w:r>
-        <w:t>一、使用情境</w:t>
-      </w:r>
-    </w:p>
-    <w:p>
       <w:pPr>
         <w:ind w:firstLine="482"/>
       </w:pPr>
       <w:r>
-        <w:t>本作業</w:t>
+        <w:t>本頁所有數字皆於</w:t>
       </w:r>
       <w:r>
         <w:rPr>
           <w:b/>
         </w:rPr>
-        <w:t>僅供具教師角色者使用</w:t>
-      </w:r>
-      <w:r>
-        <w:t>，用於追蹤本人所建立課程的學員學習狀況，並對需要線下考核的課程執行核可。</w:t>
+        <w:t>開啟當下即時計算</w:t>
+      </w:r>
+      <w:r>
+        <w:t>，不是每日結算；學員剛完成的學習或作答，離開本作業後再進入即可看到。</w:t>
       </w:r>
     </w:p>
     <w:p>
       <w:pPr>
+        <w:spacing w:before="80" w:after="80"/>
+        <w:ind w:left="283"/>
+      </w:pPr>
+      <w:r>
+        <w:t>重要：本頁含學員姓名、個別成績、逐題作答與</w:t>
+      </w:r>
+      <w:r>
+        <w:rPr>
+          <w:b/>
+        </w:rPr>
+        <w:t>具名</w:t>
+      </w:r>
+      <w:r>
+        <w:t>問卷填答，個資密度為全系統最高。匯出的</w:t>
+      </w:r>
+      <w:r>
+        <w:t xml:space="preserve"> CSV</w:t>
+      </w:r>
+      <w:r>
+        <w:t xml:space="preserve"> </w:t>
+      </w:r>
+      <w:r>
+        <w:t>檔亦含上述內容，請依個資規範保管，勿任意轉寄。</w:t>
+      </w:r>
+    </w:p>
+    <w:p>
+      <w:pPr>
+        <w:pStyle w:val="2"/>
+      </w:pPr>
+      <w:bookmarkStart w:id="3" w:name="_Toc243386832"/>
+      <w:r>
+        <w:t>二、進入路徑</w:t>
+      </w:r>
+      <w:bookmarkEnd w:id="3"/>
+    </w:p>
+    <w:p>
+      <w:pPr>
         <w:ind w:firstLine="482"/>
       </w:pPr>
       <w:r>
-        <w:t>選定一門課程後，畫面由上而下分為三個區塊：</w:t>
+        <w:t>側邊選單「教育訓練</w:t>
+      </w:r>
+      <w:r>
+        <w:t xml:space="preserve"> → </w:t>
+      </w:r>
+      <w:r>
+        <w:t>學員學習表現」，再於上方「課程」下拉選擇要檢視的課程。</w:t>
+      </w:r>
+    </w:p>
+    <w:p>
+      <w:pPr>
+        <w:pStyle w:val="1"/>
+      </w:pPr>
+      <w:bookmarkStart w:id="4" w:name="_Toc243386833"/>
+      <w:r>
+        <w:lastRenderedPageBreak/>
+        <w:t>貳、操作說明</w:t>
+      </w:r>
+      <w:bookmarkEnd w:id="4"/>
+    </w:p>
+    <w:p>
+      <w:pPr>
+        <w:pStyle w:val="2"/>
+      </w:pPr>
+      <w:bookmarkStart w:id="5" w:name="_Toc243386834"/>
+      <w:r>
+        <w:t>一、畫面與前置設定</w:t>
+      </w:r>
+      <w:bookmarkEnd w:id="5"/>
+    </w:p>
+    <w:p>
+      <w:pPr>
+        <w:ind w:firstLine="482"/>
+      </w:pPr>
+      <w:r>
+        <w:t>「課程」下拉只列出</w:t>
+      </w:r>
+      <w:r>
+        <w:rPr>
+          <w:b/>
+        </w:rPr>
+        <w:t>本人建立</w:t>
+      </w:r>
+      <w:r>
+        <w:t>、狀態為已發布或已關閉的課程。草稿課程於發布時才帶入學員，因此不列入；其他教師的課程亦不列入。尚無任何已發布課程時，下拉呈灰色並提示「尚無已發布的課程</w:t>
+      </w:r>
+      <w:r>
+        <w:t>——</w:t>
+      </w:r>
+      <w:r>
+        <w:t>課程發布後才會有學員」。</w:t>
+      </w:r>
+    </w:p>
+    <w:p>
+      <w:pPr>
+        <w:pStyle w:val="affa"/>
+        <w:keepNext/>
+      </w:pPr>
+      <w:r>
+        <w:t>已關閉的課程為唯讀</w:t>
+      </w:r>
+    </w:p>
+    <w:p>
+      <w:pPr>
+        <w:ind w:firstLine="482"/>
+      </w:pPr>
+      <w:r>
+        <w:t>課程已關閉、或閱課訖止時間已過時，選定後上方顯示「此課程已結束閱課期間，目前為唯讀」的提示。此時三區塊照常閱覽、照常匯出</w:t>
+      </w:r>
+      <w:r>
+        <w:t xml:space="preserve"> CSV</w:t>
+      </w:r>
+      <w:r>
+        <w:t>，但「移除」「重置重考次數」以及線下核可的「通過」「不通過」「撤銷」與批次按鈕皆呈灰色。需要管理學員時，請先於</w:t>
+      </w:r>
+      <w:r>
+        <w:t xml:space="preserve"> ET05 </w:t>
+      </w:r>
+      <w:r>
+        <w:t>課程建立與編輯按「更新並重開課」，重新開課後上述按鈕即恢復可用。</w:t>
+      </w:r>
+    </w:p>
+    <w:p>
+      <w:pPr>
+        <w:pStyle w:val="2"/>
+      </w:pPr>
+      <w:bookmarkStart w:id="6" w:name="_Toc243386835"/>
+      <w:r>
+        <w:t>二、查看已加入學員</w:t>
+      </w:r>
+      <w:bookmarkEnd w:id="6"/>
+    </w:p>
+    <w:p>
+      <w:pPr>
+        <w:keepNext/>
+        <w:ind w:firstLine="482"/>
+      </w:pPr>
+      <w:r>
+        <w:t>選定課程後，「已加入學員」區塊列出目前在課程中的學員，每頁</w:t>
+      </w:r>
+      <w:r>
+        <w:t xml:space="preserve"> 20 </w:t>
+      </w:r>
+      <w:r>
+        <w:t>位。各欄在畫面上看不出來的規則：</w:t>
       </w:r>
     </w:p>
     <w:tbl>
       <w:tblPr>
         <w:tblStyle w:val="aff2"/>
-        <w:tblW w:type="auto" w:w="0"/>
+        <w:tblW w:w="0" w:type="auto"/>
         <w:tblLayout w:type="fixed"/>
-        <w:tblLook w:firstColumn="1" w:firstRow="1" w:lastColumn="0" w:lastRow="0" w:noHBand="0" w:noVBand="1" w:val="04A0"/>
-        <w:tblLayout w:type="fixed"/>
+        <w:tblLook w:val="04A0" w:firstRow="1" w:lastRow="0" w:firstColumn="1" w:lastColumn="0" w:noHBand="0" w:noVBand="1"/>
       </w:tblPr>
       <w:tblGrid>
-        <w:gridCol w:w="4680"/>
-        <w:gridCol w:w="4680"/>
+        <w:gridCol w:w="1267"/>
+        <w:gridCol w:w="8093"/>
       </w:tblGrid>
       <w:tr>
         <w:tc>
           <w:tcPr>
-            <w:tcW w:type="dxa" w:w="1527"/>
+            <w:tcW w:w="1267" w:type="dxa"/>
           </w:tcPr>
           <w:p>
+            <w:pPr>
+              <w:spacing w:before="60" w:after="60"/>
+            </w:pPr>
             <w:r>
               <w:rPr>
                 <w:b/>
               </w:rPr>
-            </w:r>
-            <w:r>
-              <w:rPr>
-                <w:b/>
-              </w:rPr>
-              <w:t>區塊</w:t>
+              <w:t>欄位</w:t>
             </w:r>
           </w:p>
         </w:tc>
         <w:tc>
           <w:tcPr>
-            <w:tcW w:type="dxa" w:w="7833"/>
+            <w:tcW w:w="8093" w:type="dxa"/>
           </w:tcPr>
           <w:p>
+            <w:pPr>
+              <w:spacing w:before="60" w:after="60"/>
+            </w:pPr>
             <w:r>
               <w:rPr>
                 <w:b/>
               </w:rPr>
-            </w:r>
-            <w:r>
-              <w:rPr>
-                <w:b/>
-              </w:rPr>
-              <w:t>用途</w:t>
+              <w:t>說明</w:t>
             </w:r>
           </w:p>
         </w:tc>
@@ -548,23 +2187,30 @@
       <w:tr>
         <w:tc>
           <w:tcPr>
-            <w:tcW w:type="dxa" w:w="1527"/>
+            <w:tcW w:w="1267" w:type="dxa"/>
           </w:tcPr>
           <w:p>
-            <w:r/>
-            <w:r>
-              <w:t>已加入學員</w:t>
+            <w:pPr>
+              <w:spacing w:before="60" w:after="60"/>
+            </w:pPr>
+            <w:r>
+              <w:t>加入日期</w:t>
             </w:r>
           </w:p>
         </w:tc>
         <w:tc>
           <w:tcPr>
-            <w:tcW w:type="dxa" w:w="7833"/>
+            <w:tcW w:w="8093" w:type="dxa"/>
           </w:tcPr>
           <w:p>
-            <w:r/>
-            <w:r>
-              <w:t>每位學員的完課狀態、學習進度與平均成績；可移除學員、匯出清單；需線下核可的課程另於此核可</w:t>
+            <w:pPr>
+              <w:spacing w:before="60" w:after="60"/>
+            </w:pPr>
+            <w:r>
+              <w:t>學員加入本課程的時點。曾被移除、之後重新邀請回來的學</w:t>
+            </w:r>
+            <w:r>
+              <w:t>員，為重新加入的時點</w:t>
             </w:r>
           </w:p>
         </w:tc>
@@ -572,23 +2218,42 @@
       <w:tr>
         <w:tc>
           <w:tcPr>
-            <w:tcW w:type="dxa" w:w="1527"/>
+            <w:tcW w:w="1267" w:type="dxa"/>
           </w:tcPr>
           <w:p>
-            <w:r/>
-            <w:r>
-              <w:t>作答明細</w:t>
+            <w:pPr>
+              <w:spacing w:before="60" w:after="60"/>
+            </w:pPr>
+            <w:r>
+              <w:t>完課狀態</w:t>
             </w:r>
           </w:p>
         </w:tc>
         <w:tc>
           <w:tcPr>
-            <w:tcW w:type="dxa" w:w="7833"/>
+            <w:tcW w:w="8093" w:type="dxa"/>
           </w:tcPr>
           <w:p>
-            <w:r/>
-            <w:r>
-              <w:t>每位學員於各測驗的歷次作答與逐題明細；可重置重考次數</w:t>
+            <w:pPr>
+              <w:spacing w:before="60" w:after="60"/>
+            </w:pPr>
+            <w:r>
+              <w:t>「未開始」為尚未完成任何項目；「進行中」為已完成部分項目；「已完成」為課程目前所有項目皆已完成。教材依</w:t>
+            </w:r>
+            <w:r>
+              <w:t xml:space="preserve"> ET06 </w:t>
+            </w:r>
+            <w:r>
+              <w:t>課程學習的完成條件計算，測驗須</w:t>
+            </w:r>
+            <w:r>
+              <w:rPr>
+                <w:b/>
+              </w:rPr>
+              <w:t>及格</w:t>
+            </w:r>
+            <w:r>
+              <w:t>才算完成該項目</w:t>
             </w:r>
           </w:p>
         </w:tc>
@@ -596,198 +2261,27 @@
       <w:tr>
         <w:tc>
           <w:tcPr>
-            <w:tcW w:type="dxa" w:w="1527"/>
+            <w:tcW w:w="1267" w:type="dxa"/>
           </w:tcPr>
           <w:p>
-            <w:r/>
-            <w:r>
-              <w:t>問卷結果</w:t>
+            <w:pPr>
+              <w:spacing w:before="60" w:after="60"/>
+            </w:pPr>
+            <w:r>
+              <w:t>學習進度</w:t>
             </w:r>
           </w:p>
         </w:tc>
         <w:tc>
           <w:tcPr>
-            <w:tcW w:type="dxa" w:w="7833"/>
+            <w:tcW w:w="8093" w:type="dxa"/>
           </w:tcPr>
           <w:p>
-            <w:r/>
-            <w:r>
-              <w:t>課後問卷的統計與具名明細；可匯出</w:t>
-            </w:r>
-          </w:p>
-        </w:tc>
-      </w:tr>
-    </w:tbl>
-    <w:p>
-      <w:pPr>
-        <w:ind w:firstLine="482"/>
-      </w:pPr>
-      <w:r>
-        <w:t>學員經由下列方式加入課程後，即出現在本頁：ET05 課程建立與編輯發布時依受訓對象自動帶入、Email 邀請，或學員於「我的課程」輸入邀請碼自行加入。學員端的學習與作答於 ET06 課程學習、ET07 線上測驗進行；線下核可的結果另可於 ET04 核可查詢跨課程查詢。</w:t>
-      </w:r>
-    </w:p>
-    <w:p>
-      <w:pPr>
-        <w:ind w:firstLine="482"/>
-      </w:pPr>
-      <w:r>
-        <w:t>本頁所有數字皆於</w:t>
-      </w:r>
-      <w:r>
-        <w:rPr>
-          <w:b/>
-        </w:rPr>
-        <w:t>開啟當下即時計算</w:t>
-      </w:r>
-      <w:r>
-        <w:t>，不是每日結算；學員剛完成的學習或作答，離開本作業後再進入即可看到。</w:t>
-      </w:r>
-    </w:p>
-    <w:p>
-      <w:pPr>
-        <w:spacing w:before="80" w:after="80"/>
-        <w:ind w:left="283" w:firstLine="0"/>
-      </w:pPr>
-      <w:r>
-        <w:t>重要：本頁含學員姓名、個別成績、逐題作答與</w:t>
-      </w:r>
-      <w:r>
-        <w:rPr>
-          <w:b/>
-        </w:rPr>
-        <w:t>具名</w:t>
-      </w:r>
-      <w:r>
-        <w:t>問卷填答，個資密度為全系統最高。匯出的 CSV 檔亦含上述內容，請依個資規範保管，勿任意轉寄。</w:t>
-      </w:r>
-    </w:p>
-    <w:p>
-      <w:pPr>
-        <w:pStyle w:val="2"/>
-      </w:pPr>
-      <w:r>
-        <w:t>二、進入路徑</w:t>
-      </w:r>
-    </w:p>
-    <w:p>
-      <w:pPr>
-        <w:ind w:firstLine="482"/>
-      </w:pPr>
-      <w:r>
-        <w:t>側邊選單「教育訓練 → 學員學習表現」，再於上方「課程」下拉選擇要檢視的課程。</w:t>
-      </w:r>
-    </w:p>
-    <w:p>
-      <w:pPr>
-        <w:pStyle w:val="1"/>
-      </w:pPr>
-      <w:r>
-        <w:t>貳、操作說明</w:t>
-      </w:r>
-    </w:p>
-    <w:p>
-      <w:pPr>
-        <w:pStyle w:val="2"/>
-      </w:pPr>
-      <w:r>
-        <w:t>一、畫面與前置設定</w:t>
-      </w:r>
-    </w:p>
-    <w:p>
-      <w:pPr>
-        <w:ind w:firstLine="482"/>
-      </w:pPr>
-      <w:r>
-        <w:t>「課程」下拉只列出</w:t>
-      </w:r>
-      <w:r>
-        <w:rPr>
-          <w:b/>
-        </w:rPr>
-        <w:t>本人建立</w:t>
-      </w:r>
-      <w:r>
-        <w:t>、狀態為已發布或已關閉的課程。草稿課程於發布時才帶入學員，因此不列入；其他教師的課程亦不列入。尚無任何已發布課程時，下拉呈灰色並提示「尚無已發布的課程——課程發布後才會有學員」。</w:t>
-      </w:r>
-    </w:p>
-    <w:p>
-      <w:pPr>
-        <w:pStyle w:val="affa"/>
-      </w:pPr>
-      <w:r>
-        <w:t>已關閉的課程為唯讀</w:t>
-      </w:r>
-    </w:p>
-    <w:p>
-      <w:pPr>
-        <w:ind w:firstLine="482"/>
-      </w:pPr>
-      <w:r>
-        <w:t>課程已關閉、或閱課訖止時間已過時，選定後上方顯示「此課程已結束閱課期間，目前為唯讀」的提示。此時三區塊照常閱覽、照常匯出 CSV，但「移除」「重置重考次數」以及線下核可的「通過」「不通過」「撤銷」與批次按鈕皆呈灰色。需要管理學員時，請先於 ET05 課程建立與編輯按「更新並重開課」，重新開課後上述按鈕即恢復可用。</w:t>
-      </w:r>
-    </w:p>
-    <w:p>
-      <w:pPr>
-        <w:pStyle w:val="2"/>
-      </w:pPr>
-      <w:r>
-        <w:t>二、查看已加入學員</w:t>
-      </w:r>
-    </w:p>
-    <w:p>
-      <w:pPr>
-        <w:ind w:firstLine="482"/>
-      </w:pPr>
-      <w:r>
-        <w:t>選定課程後，「已加入學員」區塊列出目前在課程中的學員，每頁 20 位。各欄在畫面上看不出來的規則：</w:t>
-      </w:r>
-    </w:p>
-    <w:tbl>
-      <w:tblPr>
-        <w:tblStyle w:val="aff2"/>
-        <w:tblW w:type="auto" w:w="0"/>
-        <w:tblLayout w:type="fixed"/>
-        <w:tblLook w:firstColumn="1" w:firstRow="1" w:lastColumn="0" w:lastRow="0" w:noHBand="0" w:noVBand="1" w:val="04A0"/>
-        <w:tblLayout w:type="fixed"/>
-      </w:tblPr>
-      <w:tblGrid>
-        <w:gridCol w:w="4680"/>
-        <w:gridCol w:w="4680"/>
-      </w:tblGrid>
-      <w:tr>
-        <w:tc>
-          <w:tcPr>
-            <w:tcW w:type="dxa" w:w="1267"/>
-          </w:tcPr>
-          <w:p>
-            <w:r>
-              <w:rPr>
-                <w:b/>
-              </w:rPr>
-            </w:r>
-            <w:r>
-              <w:rPr>
-                <w:b/>
-              </w:rPr>
-              <w:t>欄位</w:t>
-            </w:r>
-          </w:p>
-        </w:tc>
-        <w:tc>
-          <w:tcPr>
-            <w:tcW w:type="dxa" w:w="8093"/>
-          </w:tcPr>
-          <w:p>
-            <w:r>
-              <w:rPr>
-                <w:b/>
-              </w:rPr>
-            </w:r>
-            <w:r>
-              <w:rPr>
-                <w:b/>
-              </w:rPr>
-              <w:t>說明</w:t>
+            <w:pPr>
+              <w:spacing w:before="60" w:after="60"/>
+            </w:pPr>
+            <w:r>
+              <w:t>已完成項目數占課程目前項目總數的百分比。教師於已發布課程新增教材或測驗並按「更新」後，總數隨之增加，已完課學員即回到「進行中」</w:t>
             </w:r>
           </w:p>
         </w:tc>
@@ -795,23 +2289,54 @@
       <w:tr>
         <w:tc>
           <w:tcPr>
-            <w:tcW w:type="dxa" w:w="1267"/>
+            <w:tcW w:w="1267" w:type="dxa"/>
           </w:tcPr>
           <w:p>
-            <w:r/>
-            <w:r>
-              <w:t>加入日期</w:t>
+            <w:pPr>
+              <w:spacing w:before="60" w:after="60"/>
+            </w:pPr>
+            <w:r>
+              <w:t>平均成績</w:t>
             </w:r>
           </w:p>
         </w:tc>
         <w:tc>
           <w:tcPr>
-            <w:tcW w:type="dxa" w:w="8093"/>
+            <w:tcW w:w="8093" w:type="dxa"/>
           </w:tcPr>
           <w:p>
-            <w:r/>
-            <w:r>
-              <w:t>學員加入本課程的時點。曾被移除、之後重新邀請回來的學員，為重新加入的時點</w:t>
+            <w:pPr>
+              <w:spacing w:before="60" w:after="60"/>
+            </w:pPr>
+            <w:r>
+              <w:t>每份測驗取該學員歷次作答中的</w:t>
+            </w:r>
+            <w:r>
+              <w:rPr>
+                <w:b/>
+              </w:rPr>
+              <w:t>最高分</w:t>
+            </w:r>
+            <w:r>
+              <w:t>（各次分數先依該次的配分總和換算為百分制），再對該學員</w:t>
+            </w:r>
+            <w:r>
+              <w:rPr>
+                <w:b/>
+              </w:rPr>
+              <w:t>已作答過的測驗</w:t>
+            </w:r>
+            <w:r>
+              <w:t>取平均；從未作答的測驗不列入計算。完全沒有作答過任何測驗者顯</w:t>
+            </w:r>
+            <w:r>
+              <w:t>示「</w:t>
+            </w:r>
+            <w:r>
+              <w:t>—</w:t>
+            </w:r>
+            <w:r>
+              <w:t>」。教師要求重新測驗的測驗，只取重測之後的作答；重測後尚未作答者，該測驗不列入計算</w:t>
             </w:r>
           </w:p>
         </w:tc>
@@ -819,120 +2344,25 @@
       <w:tr>
         <w:tc>
           <w:tcPr>
-            <w:tcW w:type="dxa" w:w="1267"/>
+            <w:tcW w:w="1267" w:type="dxa"/>
           </w:tcPr>
           <w:p>
-            <w:r/>
-            <w:r>
-              <w:t>完課狀態</w:t>
+            <w:pPr>
+              <w:spacing w:before="60" w:after="60"/>
+            </w:pPr>
+            <w:r>
+              <w:t>最後活動</w:t>
             </w:r>
           </w:p>
         </w:tc>
         <w:tc>
           <w:tcPr>
-            <w:tcW w:type="dxa" w:w="8093"/>
+            <w:tcW w:w="8093" w:type="dxa"/>
           </w:tcPr>
           <w:p>
-            <w:r/>
-            <w:r>
-              <w:t>「未開始」為尚未完成任何項目；「進行中」為已完成部分項目；「已完成」為課程目前所有項目皆已完成。教材依 ET06 課程學習的完成條件計算，測驗須</w:t>
-            </w:r>
-            <w:r>
-              <w:rPr>
-                <w:b/>
-              </w:rPr>
-              <w:t>及格</w:t>
-            </w:r>
-            <w:r>
-              <w:t>才算完成該項目</w:t>
-            </w:r>
-          </w:p>
-        </w:tc>
-      </w:tr>
-      <w:tr>
-        <w:tc>
-          <w:tcPr>
-            <w:tcW w:type="dxa" w:w="1267"/>
-          </w:tcPr>
-          <w:p>
-            <w:r/>
-            <w:r>
-              <w:t>學習進度</w:t>
-            </w:r>
-          </w:p>
-        </w:tc>
-        <w:tc>
-          <w:tcPr>
-            <w:tcW w:type="dxa" w:w="8093"/>
-          </w:tcPr>
-          <w:p>
-            <w:r/>
-            <w:r>
-              <w:t>已完成項目數占課程目前項目總數的百分比。教師於已發布課程新增教材或測驗並按「更新」後，總數隨之增加，已完課學員即回到「進行中」</w:t>
-            </w:r>
-          </w:p>
-        </w:tc>
-      </w:tr>
-      <w:tr>
-        <w:tc>
-          <w:tcPr>
-            <w:tcW w:type="dxa" w:w="1267"/>
-          </w:tcPr>
-          <w:p>
-            <w:r/>
-            <w:r>
-              <w:t>平均成績</w:t>
-            </w:r>
-          </w:p>
-        </w:tc>
-        <w:tc>
-          <w:tcPr>
-            <w:tcW w:type="dxa" w:w="8093"/>
-          </w:tcPr>
-          <w:p>
-            <w:r/>
-            <w:r>
-              <w:t>每份測驗取該學員歷次作答中的</w:t>
-            </w:r>
-            <w:r>
-              <w:rPr>
-                <w:b/>
-              </w:rPr>
-              <w:t>最高分</w:t>
-            </w:r>
-            <w:r>
-              <w:t>（各次分數先依該次的配分總和換算為百分制），再對該學員</w:t>
-            </w:r>
-            <w:r>
-              <w:rPr>
-                <w:b/>
-              </w:rPr>
-              <w:t>已作答過的測驗</w:t>
-            </w:r>
-            <w:r>
-              <w:t>取平均；從未作答的測驗不列入計算。完全沒有作答過任何測驗者顯示「—」。教師要求重新測驗的測驗，只取重測之後的作答；重測後尚未作答者，該測驗不列入計算</w:t>
-            </w:r>
-          </w:p>
-        </w:tc>
-      </w:tr>
-      <w:tr>
-        <w:tc>
-          <w:tcPr>
-            <w:tcW w:type="dxa" w:w="1267"/>
-          </w:tcPr>
-          <w:p>
-            <w:r/>
-            <w:r>
-              <w:t>最後活動</w:t>
-            </w:r>
-          </w:p>
-        </w:tc>
-        <w:tc>
-          <w:tcPr>
-            <w:tcW w:type="dxa" w:w="8093"/>
-          </w:tcPr>
-          <w:p>
-            <w:r/>
+            <w:pPr>
+              <w:spacing w:before="60" w:after="60"/>
+            </w:pPr>
             <w:r>
               <w:t>該學員最後一次開啟學習項目、交卷或填寫問卷的時間</w:t>
             </w:r>
@@ -943,10 +2373,28 @@
     <w:p>
       <w:pPr>
         <w:spacing w:before="80" w:after="80"/>
-        <w:ind w:left="283" w:firstLine="0"/>
-      </w:pPr>
-      <w:r>
-        <w:t>重要：平均成績的「—」與「0」意義相反。「—」代表該學員</w:t>
+        <w:ind w:left="283"/>
+      </w:pPr>
+      <w:r>
+        <w:t>重要：平均成績的「</w:t>
+      </w:r>
+      <w:r>
+        <w:t>—</w:t>
+      </w:r>
+      <w:r>
+        <w:t>」與「</w:t>
+      </w:r>
+      <w:r>
+        <w:t>0</w:t>
+      </w:r>
+      <w:r>
+        <w:t>」意義相反。「</w:t>
+      </w:r>
+      <w:r>
+        <w:t>—</w:t>
+      </w:r>
+      <w:r>
+        <w:t>」代表該學員</w:t>
       </w:r>
       <w:r>
         <w:rPr>
@@ -955,13 +2403,31 @@
         <w:t>還沒有作答任何測驗</w:t>
       </w:r>
       <w:r>
-        <w:t>；「0」代表</w:t>
+        <w:t>；「</w:t>
+      </w:r>
+      <w:r>
+        <w:t>0</w:t>
+      </w:r>
+      <w:r>
+        <w:t>」代表</w:t>
       </w:r>
       <w:r>
         <w:rPr>
           <w:b/>
         </w:rPr>
-        <w:t>作答了但得 0 分</w:t>
+        <w:t>作答了但得</w:t>
+      </w:r>
+      <w:r>
+        <w:rPr>
+          <w:b/>
+        </w:rPr>
+        <w:t xml:space="preserve"> 0 </w:t>
+      </w:r>
+      <w:r>
+        <w:rPr>
+          <w:b/>
+        </w:rPr>
+        <w:t>分</w:t>
       </w:r>
       <w:r>
         <w:t>。判斷要催促學習還是要輔導、重置重考次數時，請以此區分。</w:t>
@@ -971,22 +2437,272 @@
       <w:pPr>
         <w:keepNext/>
         <w:spacing w:before="160" w:after="40"/>
-        <w:ind w:left="0" w:firstLine="0"/>
         <w:jc w:val="center"/>
       </w:pPr>
       <w:r>
+        <w:rPr>
+          <w:noProof/>
+        </w:rPr>
+        <w:lastRenderedPageBreak/>
         <w:drawing>
-          <wp:inline xmlns:a="http://schemas.openxmlformats.org/drawingml/2006/main" xmlns:pic="http://schemas.openxmlformats.org/drawingml/2006/picture">
-            <wp:extent cx="5580000" cy="1692000"/>
+          <wp:inline distT="0" distB="0" distL="0" distR="0">
+            <wp:extent cx="5500158" cy="1667790"/>
+            <wp:effectExtent l="0" t="0" r="0" b="0"/>
             <wp:docPr id="1" name="Picture 1"/>
             <wp:cNvGraphicFramePr>
-              <a:graphicFrameLocks noChangeAspect="1"/>
+              <a:graphicFrameLocks xmlns:a="http://schemas.openxmlformats.org/drawingml/2006/main" noChangeAspect="1"/>
             </wp:cNvGraphicFramePr>
-            <a:graphic>
+            <a:graphic xmlns:a="http://schemas.openxmlformats.org/drawingml/2006/main">
               <a:graphicData uri="http://schemas.openxmlformats.org/drawingml/2006/picture">
-                <pic:pic>
+                <pic:pic xmlns:pic="http://schemas.openxmlformats.org/drawingml/2006/picture">
                   <pic:nvPicPr>
                     <pic:cNvPr id="0" name="et02-01.png"/>
+                    <pic:cNvPicPr/>
+                  </pic:nvPicPr>
+                  <pic:blipFill>
+                    <a:blip r:embed="rId8"/>
+                    <a:stretch>
+                      <a:fillRect/>
+                    </a:stretch>
+                  </pic:blipFill>
+                  <pic:spPr>
+                    <a:xfrm>
+                      <a:off x="0" y="0"/>
+                      <a:ext cx="5500158" cy="1667790"/>
+                    </a:xfrm>
+                    <a:prstGeom prst="rect">
+                      <a:avLst/>
+                    </a:prstGeom>
+                  </pic:spPr>
+                </pic:pic>
+              </a:graphicData>
+            </a:graphic>
+          </wp:inline>
+        </w:drawing>
+      </w:r>
+    </w:p>
+    <w:p>
+      <w:pPr>
+        <w:spacing w:after="160"/>
+        <w:jc w:val="center"/>
+      </w:pPr>
+      <w:r>
+        <w:rPr>
+          <w:color w:val="404040"/>
+          <w:sz w:val="20"/>
+        </w:rPr>
+        <w:t>選定課程後，「已加入學員」列出每位學員的完課狀態、學習進度、平均成績與最後活動，右側為「移除」</w:t>
+      </w:r>
+    </w:p>
+    <w:p>
+      <w:pPr>
+        <w:ind w:firstLine="482"/>
+      </w:pPr>
+      <w:r>
+        <w:t>平均成績只計已作答的測驗，因此課程有兩份測驗而學員只考了第一份時，平均成績即為第一份的最高分。要確認每份測驗各考了幾次、分數多少，請至下方「作答明細」區塊查看。</w:t>
+      </w:r>
+    </w:p>
+    <w:p>
+      <w:pPr>
+        <w:pStyle w:val="2"/>
+      </w:pPr>
+      <w:bookmarkStart w:id="7" w:name="_Toc243386836"/>
+      <w:r>
+        <w:t>三、匯出學員清單</w:t>
+      </w:r>
+      <w:bookmarkEnd w:id="7"/>
+    </w:p>
+    <w:p>
+      <w:pPr>
+        <w:ind w:firstLine="482"/>
+      </w:pPr>
+      <w:r>
+        <w:t>按「已加入學員」區塊右上方的「匯出</w:t>
+      </w:r>
+      <w:r>
+        <w:t xml:space="preserve"> CSV</w:t>
+      </w:r>
+      <w:r>
+        <w:t>」，畫面顯示「</w:t>
+      </w:r>
+      <w:r>
+        <w:t xml:space="preserve">CSV </w:t>
+      </w:r>
+      <w:r>
+        <w:t>已匯出」，檔案存入瀏覽器的下載資料夾。</w:t>
+      </w:r>
+    </w:p>
+    <w:p>
+      <w:pPr>
+        <w:pStyle w:val="af0"/>
+        <w:numPr>
+          <w:ilvl w:val="0"/>
+          <w:numId w:val="37"/>
+        </w:numPr>
+      </w:pPr>
+      <w:r>
+        <w:t>內容為</w:t>
+      </w:r>
+      <w:r>
+        <w:rPr>
+          <w:b/>
+        </w:rPr>
+        <w:t>全班</w:t>
+      </w:r>
+      <w:r>
+        <w:t>學員，不受畫面分頁影響</w:t>
+      </w:r>
+    </w:p>
+    <w:p>
+      <w:pPr>
+        <w:pStyle w:val="af0"/>
+        <w:numPr>
+          <w:ilvl w:val="0"/>
+          <w:numId w:val="37"/>
+        </w:numPr>
+      </w:pPr>
+      <w:r>
+        <w:t>欄位依序為學員、加入日期、完課狀態、學習進度、平均成績、最後活動、核可狀態。核可狀態文字與畫面相同；課程未設定線下核可時，該欄一律填「</w:t>
+      </w:r>
+      <w:r>
+        <w:t>—</w:t>
+      </w:r>
+      <w:r>
+        <w:t>」</w:t>
+      </w:r>
+    </w:p>
+    <w:p>
+      <w:pPr>
+        <w:pStyle w:val="af0"/>
+        <w:numPr>
+          <w:ilvl w:val="0"/>
+          <w:numId w:val="37"/>
+        </w:numPr>
+      </w:pPr>
+      <w:r>
+        <w:t>時間一律為台灣時間</w:t>
+      </w:r>
+    </w:p>
+    <w:p>
+      <w:pPr>
+        <w:pStyle w:val="af0"/>
+        <w:numPr>
+          <w:ilvl w:val="0"/>
+          <w:numId w:val="37"/>
+        </w:numPr>
+      </w:pPr>
+      <w:r>
+        <w:t>課程已關閉時同樣可以匯出</w:t>
+      </w:r>
+    </w:p>
+    <w:p>
+      <w:pPr>
+        <w:pStyle w:val="af0"/>
+        <w:numPr>
+          <w:ilvl w:val="0"/>
+          <w:numId w:val="37"/>
+        </w:numPr>
+      </w:pPr>
+      <w:r>
+        <w:t>課程尚無</w:t>
+      </w:r>
+      <w:r>
+        <w:t>學員時「匯出</w:t>
+      </w:r>
+      <w:r>
+        <w:t xml:space="preserve"> CSV</w:t>
+      </w:r>
+      <w:r>
+        <w:t>」呈灰色無法按；匯出進行中，被按的那一顆暫時呈灰色，完成後恢復</w:t>
+      </w:r>
+    </w:p>
+    <w:p>
+      <w:pPr>
+        <w:spacing w:before="80" w:after="80"/>
+        <w:ind w:left="283"/>
+      </w:pPr>
+      <w:r>
+        <w:t>注意：學員清單與問卷結果的匯出動作都會記入平台的操作記錄（匯出人、時間與筆數），管理者可於</w:t>
+      </w:r>
+      <w:r>
+        <w:t xml:space="preserve"> DP05 </w:t>
+      </w:r>
+      <w:r>
+        <w:t>操作記錄查詢查閱。</w:t>
+      </w:r>
+    </w:p>
+    <w:p>
+      <w:pPr>
+        <w:pStyle w:val="2"/>
+      </w:pPr>
+      <w:bookmarkStart w:id="8" w:name="_Toc243386837"/>
+      <w:r>
+        <w:t>四、移除學員</w:t>
+      </w:r>
+      <w:bookmarkEnd w:id="8"/>
+    </w:p>
+    <w:p>
+      <w:pPr>
+        <w:keepNext/>
+        <w:ind w:firstLine="482"/>
+      </w:pPr>
+      <w:r>
+        <w:t>學員不應再參加本課程時（例如</w:t>
+      </w:r>
+      <w:r>
+        <w:t xml:space="preserve"> Email </w:t>
+      </w:r>
+      <w:r>
+        <w:t>邀請時寄錯人），將其移出課程：</w:t>
+      </w:r>
+    </w:p>
+    <w:p>
+      <w:pPr>
+        <w:pStyle w:val="af1"/>
+        <w:numPr>
+          <w:ilvl w:val="0"/>
+          <w:numId w:val="1"/>
+        </w:numPr>
+      </w:pPr>
+      <w:r>
+        <w:t>於該學員列右側的「操作」欄按「移除」</w:t>
+      </w:r>
+    </w:p>
+    <w:p>
+      <w:pPr>
+        <w:pStyle w:val="af1"/>
+        <w:numPr>
+          <w:ilvl w:val="0"/>
+          <w:numId w:val="1"/>
+        </w:numPr>
+      </w:pPr>
+      <w:r>
+        <w:t>於「移除學員」確認視窗按「確定」</w:t>
+      </w:r>
+    </w:p>
+    <w:p>
+      <w:pPr>
+        <w:keepNext/>
+        <w:spacing w:before="160" w:after="40"/>
+        <w:jc w:val="center"/>
+      </w:pPr>
+      <w:r>
+        <w:rPr>
+          <w:noProof/>
+        </w:rPr>
+        <w:drawing>
+          <wp:inline distT="0" distB="0" distL="0" distR="0">
+            <wp:extent cx="1969411" cy="709698"/>
+            <wp:effectExtent l="0" t="0" r="0" b="0"/>
+            <wp:docPr id="2" name="Picture 2"/>
+            <wp:cNvGraphicFramePr>
+              <a:graphicFrameLocks xmlns:a="http://schemas.openxmlformats.org/drawingml/2006/main" noChangeAspect="1"/>
+            </wp:cNvGraphicFramePr>
+            <a:graphic xmlns:a="http://schemas.openxmlformats.org/drawingml/2006/main">
+              <a:graphicData uri="http://schemas.openxmlformats.org/drawingml/2006/picture">
+                <pic:pic xmlns:pic="http://schemas.openxmlformats.org/drawingml/2006/picture">
+                  <pic:nvPicPr>
+                    <pic:cNvPr id="0" name="et02-02.png"/>
                     <pic:cNvPicPr/>
                   </pic:nvPicPr>
                   <pic:blipFill>
@@ -998,9 +2714,11 @@
                   <pic:spPr>
                     <a:xfrm>
                       <a:off x="0" y="0"/>
-                      <a:ext cx="5580000" cy="1692000"/>
+                      <a:ext cx="1969411" cy="709698"/>
                     </a:xfrm>
-                    <a:prstGeom prst="rect"/>
+                    <a:prstGeom prst="rect">
+                      <a:avLst/>
+                    </a:prstGeom>
                   </pic:spPr>
                 </pic:pic>
               </a:graphicData>
@@ -1012,7 +2730,6 @@
     <w:p>
       <w:pPr>
         <w:spacing w:after="160"/>
-        <w:ind w:firstLine="0"/>
         <w:jc w:val="center"/>
       </w:pPr>
       <w:r>
@@ -1020,125 +2737,236 @@
           <w:color w:val="404040"/>
           <w:sz w:val="20"/>
         </w:rPr>
-        <w:t>選定課程後，「已加入學員」列出每位學員的完課狀態、學習進度、平均成績與最後活動，右側為「移除」</w:t>
+        <w:t>按「移除」後跳出確認視窗，說明移除後學習歷史完整保留</w:t>
       </w:r>
     </w:p>
     <w:p>
       <w:pPr>
+        <w:keepNext/>
         <w:ind w:firstLine="482"/>
       </w:pPr>
       <w:r>
-        <w:t>平均成績只計已作答的測驗，因此課程有兩份測驗而學員只考了第一份時，平均成績即為第一份的最高分。要確認每份測驗各考了幾次、分數多少，請至下方「作答明細」區塊查看。</w:t>
+        <w:t>完成後顯示「已移除學員」。移除的效果如下：</w:t>
       </w:r>
     </w:p>
+    <w:tbl>
+      <w:tblPr>
+        <w:tblStyle w:val="aff2"/>
+        <w:tblW w:w="0" w:type="auto"/>
+        <w:tblLayout w:type="fixed"/>
+        <w:tblLook w:val="04A0" w:firstRow="1" w:lastRow="0" w:firstColumn="1" w:lastColumn="0" w:noHBand="0" w:noVBand="1"/>
+      </w:tblPr>
+      <w:tblGrid>
+        <w:gridCol w:w="1267"/>
+        <w:gridCol w:w="8093"/>
+      </w:tblGrid>
+      <w:tr>
+        <w:tc>
+          <w:tcPr>
+            <w:tcW w:w="1267" w:type="dxa"/>
+          </w:tcPr>
+          <w:p>
+            <w:pPr>
+              <w:spacing w:before="60" w:after="60"/>
+            </w:pPr>
+            <w:r>
+              <w:rPr>
+                <w:b/>
+              </w:rPr>
+              <w:t>對象</w:t>
+            </w:r>
+          </w:p>
+        </w:tc>
+        <w:tc>
+          <w:tcPr>
+            <w:tcW w:w="8093" w:type="dxa"/>
+          </w:tcPr>
+          <w:p>
+            <w:pPr>
+              <w:spacing w:before="60" w:after="60"/>
+            </w:pPr>
+            <w:r>
+              <w:rPr>
+                <w:b/>
+              </w:rPr>
+              <w:t>移除後</w:t>
+            </w:r>
+          </w:p>
+        </w:tc>
+      </w:tr>
+      <w:tr>
+        <w:tc>
+          <w:tcPr>
+            <w:tcW w:w="1267" w:type="dxa"/>
+          </w:tcPr>
+          <w:p>
+            <w:pPr>
+              <w:spacing w:before="60" w:after="60"/>
+            </w:pPr>
+            <w:r>
+              <w:lastRenderedPageBreak/>
+              <w:t>本頁</w:t>
+            </w:r>
+          </w:p>
+        </w:tc>
+        <w:tc>
+          <w:tcPr>
+            <w:tcW w:w="8093" w:type="dxa"/>
+          </w:tcPr>
+          <w:p>
+            <w:pPr>
+              <w:spacing w:before="60" w:after="60"/>
+            </w:pPr>
+            <w:r>
+              <w:t>該學員立即自三個區塊消失；不計入完課率，也不計入問卷的未填人數</w:t>
+            </w:r>
+          </w:p>
+        </w:tc>
+      </w:tr>
+      <w:tr>
+        <w:tc>
+          <w:tcPr>
+            <w:tcW w:w="1267" w:type="dxa"/>
+          </w:tcPr>
+          <w:p>
+            <w:pPr>
+              <w:spacing w:before="60" w:after="60"/>
+            </w:pPr>
+            <w:r>
+              <w:t>學員端</w:t>
+            </w:r>
+          </w:p>
+        </w:tc>
+        <w:tc>
+          <w:tcPr>
+            <w:tcW w:w="8093" w:type="dxa"/>
+          </w:tcPr>
+          <w:p>
+            <w:pPr>
+              <w:spacing w:before="60" w:after="60"/>
+            </w:pPr>
+            <w:r>
+              <w:t>「我的課程」不再顯示本課程；以網址直接進入時顯示「您已被該課程移除」；以邀請碼也無法自行加入</w:t>
+            </w:r>
+          </w:p>
+        </w:tc>
+      </w:tr>
+      <w:tr>
+        <w:tc>
+          <w:tcPr>
+            <w:tcW w:w="1267" w:type="dxa"/>
+          </w:tcPr>
+          <w:p>
+            <w:pPr>
+              <w:spacing w:before="60" w:after="60"/>
+            </w:pPr>
+            <w:r>
+              <w:t>學習紀錄</w:t>
+            </w:r>
+          </w:p>
+        </w:tc>
+        <w:tc>
+          <w:tcPr>
+            <w:tcW w:w="8093" w:type="dxa"/>
+          </w:tcPr>
+          <w:p>
+            <w:pPr>
+              <w:spacing w:before="60" w:after="60"/>
+            </w:pPr>
+            <w:r>
+              <w:t>學習進度、作答紀錄與問卷填答完整保留於系統中</w:t>
+            </w:r>
+          </w:p>
+        </w:tc>
+      </w:tr>
+    </w:tbl>
     <w:p>
       <w:pPr>
-        <w:pStyle w:val="2"/>
-      </w:pPr>
-      <w:r>
-        <w:t>三、匯出學員清單</w:t>
-      </w:r>
-    </w:p>
-    <w:p>
-      <w:pPr>
-        <w:ind w:firstLine="482"/>
-      </w:pPr>
-      <w:r>
-        <w:t>按「已加入學員」區塊右上方的「匯出 CSV」，畫面顯示「CSV 已匯出」，檔案存入瀏覽器的下載資料夾。</w:t>
-      </w:r>
-    </w:p>
-    <w:p>
-      <w:pPr>
-        <w:pStyle w:val="af0"/>
-        <w:numPr>
-          <w:ilvl w:val="0"/>
-          <w:numId w:val="900"/>
-        </w:numPr>
-      </w:pPr>
-      <w:r>
-        <w:t>內容為</w:t>
+        <w:spacing w:before="80" w:after="80"/>
+        <w:ind w:left="283"/>
+      </w:pPr>
+      <w:r>
+        <w:t>重要：學員</w:t>
       </w:r>
       <w:r>
         <w:rPr>
           <w:b/>
         </w:rPr>
-        <w:t>全班</w:t>
-      </w:r>
-      <w:r>
-        <w:t>學員，不受畫面分頁影響</w:t>
+        <w:t>正在作答</w:t>
+      </w:r>
+      <w:r>
+        <w:t>測驗時，確認視窗會改以橘色警告呈現「（學員姓名）作答中，移除後其當前作答將保留並計入歷史。確定移除？」。確定後該學員仍可把手上這一次作答交卷並計分，之後即無法再進入課程。</w:t>
       </w:r>
     </w:p>
     <w:p>
       <w:pPr>
-        <w:pStyle w:val="af0"/>
-        <w:numPr>
-          <w:ilvl w:val="0"/>
-          <w:numId w:val="900"/>
-        </w:numPr>
-      </w:pPr>
-      <w:r>
-        <w:t>欄位依序為學員、加入日期、完課狀態、學習進度、平均成績、最後活動、核可狀態。核可狀態文字與畫面相同；課程未設定線下核可時，該欄一律填「—」</w:t>
+        <w:pStyle w:val="affa"/>
+        <w:keepNext/>
+      </w:pPr>
+      <w:r>
+        <w:t>讓被移除的學員回到課程</w:t>
       </w:r>
     </w:p>
     <w:p>
       <w:pPr>
-        <w:pStyle w:val="af0"/>
-        <w:numPr>
-          <w:ilvl w:val="0"/>
-          <w:numId w:val="900"/>
-        </w:numPr>
-      </w:pPr>
-      <w:r>
-        <w:t>時間一律為台灣時間</w:t>
+        <w:ind w:firstLine="482"/>
+      </w:pPr>
+      <w:r>
+        <w:t>課程的受訓對象</w:t>
+      </w:r>
+      <w:r>
+        <w:rPr>
+          <w:b/>
+        </w:rPr>
+        <w:t>只會帶入從未加入過的學員</w:t>
+      </w:r>
+      <w:r>
+        <w:t>，被移除的學員要由教師明確重新邀請：於</w:t>
+      </w:r>
+      <w:r>
+        <w:t xml:space="preserve"> ET05 </w:t>
+      </w:r>
+      <w:r>
+        <w:t>課程建立與編輯按「邀請學員」，以「</w:t>
+      </w:r>
+      <w:r>
+        <w:t xml:space="preserve">Email </w:t>
+      </w:r>
+      <w:r>
+        <w:t>邀請（補件）」輸入該學員的</w:t>
+      </w:r>
+      <w:r>
+        <w:t xml:space="preserve"> Email </w:t>
+      </w:r>
+      <w:r>
+        <w:t>寄出。該學員隨即重新出現在本頁，原有的學習進度與成績接續保留，加入日期改為重新邀請的當天。</w:t>
       </w:r>
     </w:p>
     <w:p>
       <w:pPr>
-        <w:pStyle w:val="af0"/>
-        <w:numPr>
-          <w:ilvl w:val="0"/>
-          <w:numId w:val="900"/>
-        </w:numPr>
-      </w:pPr>
-      <w:r>
-        <w:t>課程已關閉時同樣可以匯出</w:t>
-      </w:r>
+        <w:pStyle w:val="2"/>
+      </w:pPr>
+      <w:bookmarkStart w:id="9" w:name="_Toc243386838"/>
+      <w:r>
+        <w:t>五、查看作答明細</w:t>
+      </w:r>
+      <w:bookmarkEnd w:id="9"/>
     </w:p>
     <w:p>
       <w:pPr>
-        <w:pStyle w:val="af0"/>
-        <w:numPr>
-          <w:ilvl w:val="0"/>
-          <w:numId w:val="900"/>
-        </w:numPr>
-      </w:pPr>
-      <w:r>
-        <w:t>課程尚無學員時「匯出 CSV」呈灰色無法按；匯出進行中，被按的那一顆暫時呈灰色，完成後恢復</w:t>
-      </w:r>
-    </w:p>
-    <w:p>
-      <w:pPr>
-        <w:spacing w:before="80" w:after="80"/>
-        <w:ind w:left="283" w:firstLine="0"/>
-      </w:pPr>
-      <w:r>
-        <w:t>注意：學員清單與問卷結果的匯出動作都會記入平台的操作記錄（匯出人、時間與筆數），管理者可於 DP05 操作記錄查詢查閱。</w:t>
-      </w:r>
-    </w:p>
-    <w:p>
-      <w:pPr>
-        <w:pStyle w:val="2"/>
-      </w:pPr>
-      <w:r>
-        <w:t>四、移除學員</w:t>
-      </w:r>
-    </w:p>
-    <w:p>
-      <w:pPr>
         <w:ind w:firstLine="482"/>
       </w:pPr>
       <w:r>
-        <w:t>學員不應再參加本課程時（例如 Email 邀請時寄錯人），將其移出課程：</w:t>
+        <w:t>「作答明細」區塊一次列出</w:t>
+      </w:r>
+      <w:r>
+        <w:rPr>
+          <w:b/>
+        </w:rPr>
+        <w:t>至少交過一次卷</w:t>
+      </w:r>
+      <w:r>
+        <w:t>的學員；尚未交卷過的學員只出現在「已加入學員」區塊。</w:t>
       </w:r>
     </w:p>
     <w:p>
@@ -1146,11 +2974,11 @@
         <w:pStyle w:val="af1"/>
         <w:numPr>
           <w:ilvl w:val="0"/>
-          <w:numId w:val="1"/>
+          <w:numId w:val="2"/>
         </w:numPr>
       </w:pPr>
       <w:r>
-        <w:t>於該學員列右側的「操作」欄按「移除」</w:t>
+        <w:t>按學員姓名展開，依章節順序列出本課程的每一份測驗</w:t>
       </w:r>
     </w:p>
     <w:p>
@@ -1158,33 +2986,87 @@
         <w:pStyle w:val="af1"/>
         <w:numPr>
           <w:ilvl w:val="0"/>
-          <w:numId w:val="1"/>
+          <w:numId w:val="2"/>
         </w:numPr>
       </w:pPr>
       <w:r>
-        <w:t>於「移除學員」確認視窗按「確定」</w:t>
+        <w:t>每份測驗的標題列顯示「已用</w:t>
+      </w:r>
+      <w:r>
+        <w:t xml:space="preserve"> X / Y </w:t>
+      </w:r>
+      <w:r>
+        <w:t>次」</w:t>
+      </w:r>
+      <w:r>
+        <w:t xml:space="preserve">——Y </w:t>
+      </w:r>
+      <w:r>
+        <w:t>為該測驗可作答的總次數（重考次數上限加</w:t>
+      </w:r>
+      <w:r>
+        <w:t xml:space="preserve"> 1</w:t>
+      </w:r>
+      <w:r>
+        <w:t>），</w:t>
+      </w:r>
+      <w:r>
+        <w:t xml:space="preserve">X </w:t>
+      </w:r>
+      <w:r>
+        <w:t>為本輪已用的次數；已及</w:t>
+      </w:r>
+      <w:r>
+        <w:t>格者另標示「已及格」</w:t>
       </w:r>
     </w:p>
     <w:p>
       <w:pPr>
+        <w:pStyle w:val="af1"/>
+        <w:numPr>
+          <w:ilvl w:val="0"/>
+          <w:numId w:val="2"/>
+        </w:numPr>
+      </w:pPr>
+      <w:r>
+        <w:t>該學員未作答的測驗顯示「尚未作答」；已作答的測驗列出每一次作答的次別、作答時間、分數與是否及格</w:t>
+      </w:r>
+    </w:p>
+    <w:p>
+      <w:pPr>
+        <w:pStyle w:val="af1"/>
+        <w:numPr>
+          <w:ilvl w:val="0"/>
+          <w:numId w:val="2"/>
+        </w:numPr>
+      </w:pPr>
+      <w:r>
+        <w:t>按任一次作答（不限最近一次），開啟該次的逐題明細</w:t>
+      </w:r>
+    </w:p>
+    <w:p>
+      <w:pPr>
         <w:keepNext/>
         <w:spacing w:before="160" w:after="40"/>
-        <w:ind w:left="0" w:firstLine="0"/>
         <w:jc w:val="center"/>
       </w:pPr>
       <w:r>
+        <w:rPr>
+          <w:noProof/>
+        </w:rPr>
         <w:drawing>
-          <wp:inline xmlns:a="http://schemas.openxmlformats.org/drawingml/2006/main" xmlns:pic="http://schemas.openxmlformats.org/drawingml/2006/picture">
-            <wp:extent cx="5580000" cy="2010811"/>
-            <wp:docPr id="2" name="Picture 2"/>
+          <wp:inline distT="0" distB="0" distL="0" distR="0">
+            <wp:extent cx="5358219" cy="1685532"/>
+            <wp:effectExtent l="0" t="0" r="0" b="0"/>
+            <wp:docPr id="3" name="Picture 3"/>
             <wp:cNvGraphicFramePr>
-              <a:graphicFrameLocks noChangeAspect="1"/>
+              <a:graphicFrameLocks xmlns:a="http://schemas.openxmlformats.org/drawingml/2006/main" noChangeAspect="1"/>
             </wp:cNvGraphicFramePr>
-            <a:graphic>
+            <a:graphic xmlns:a="http://schemas.openxmlformats.org/drawingml/2006/main">
               <a:graphicData uri="http://schemas.openxmlformats.org/drawingml/2006/picture">
-                <pic:pic>
+                <pic:pic xmlns:pic="http://schemas.openxmlformats.org/drawingml/2006/picture">
                   <pic:nvPicPr>
-                    <pic:cNvPr id="0" name="et02-02.png"/>
+                    <pic:cNvPr id="0" name="et02-03.png"/>
                     <pic:cNvPicPr/>
                   </pic:nvPicPr>
                   <pic:blipFill>
@@ -1196,9 +3078,11 @@
                   <pic:spPr>
                     <a:xfrm>
                       <a:off x="0" y="0"/>
-                      <a:ext cx="5580000" cy="2010811"/>
+                      <a:ext cx="5358219" cy="1685532"/>
                     </a:xfrm>
-                    <a:prstGeom prst="rect"/>
+                    <a:prstGeom prst="rect">
+                      <a:avLst/>
+                    </a:prstGeom>
                   </pic:spPr>
                 </pic:pic>
               </a:graphicData>
@@ -1210,7 +3094,6 @@
     <w:p>
       <w:pPr>
         <w:spacing w:after="160"/>
-        <w:ind w:firstLine="0"/>
         <w:jc w:val="center"/>
       </w:pPr>
       <w:r>
@@ -1218,7 +3101,7 @@
           <w:color w:val="404040"/>
           <w:sz w:val="20"/>
         </w:rPr>
-        <w:t>按「移除」後跳出確認視窗，說明移除後學習歷史完整保留</w:t>
+        <w:t>展開學員後，測驗標題列顯示已用次數與是否已及格，下方列出每一次作答的時間、分數與是否及格</w:t>
       </w:r>
     </w:p>
     <w:p>
@@ -1226,268 +3109,44 @@
         <w:ind w:firstLine="482"/>
       </w:pPr>
       <w:r>
-        <w:t>完成後顯示「已移除學員」。移除的效果如下：</w:t>
-      </w:r>
-    </w:p>
-    <w:tbl>
-      <w:tblPr>
-        <w:tblStyle w:val="aff2"/>
-        <w:tblW w:type="auto" w:w="0"/>
-        <w:tblLayout w:type="fixed"/>
-        <w:tblLook w:firstColumn="1" w:firstRow="1" w:lastColumn="0" w:lastRow="0" w:noHBand="0" w:noVBand="1" w:val="04A0"/>
-        <w:tblLayout w:type="fixed"/>
-      </w:tblPr>
-      <w:tblGrid>
-        <w:gridCol w:w="4680"/>
-        <w:gridCol w:w="4680"/>
-      </w:tblGrid>
-      <w:tr>
-        <w:tc>
-          <w:tcPr>
-            <w:tcW w:type="dxa" w:w="1267"/>
-          </w:tcPr>
-          <w:p>
-            <w:r>
-              <w:rPr>
-                <w:b/>
-              </w:rPr>
-            </w:r>
-            <w:r>
-              <w:rPr>
-                <w:b/>
-              </w:rPr>
-              <w:t>對象</w:t>
-            </w:r>
-          </w:p>
-        </w:tc>
-        <w:tc>
-          <w:tcPr>
-            <w:tcW w:type="dxa" w:w="8093"/>
-          </w:tcPr>
-          <w:p>
-            <w:r>
-              <w:rPr>
-                <w:b/>
-              </w:rPr>
-            </w:r>
-            <w:r>
-              <w:rPr>
-                <w:b/>
-              </w:rPr>
-              <w:t>移除後</w:t>
-            </w:r>
-          </w:p>
-        </w:tc>
-      </w:tr>
-      <w:tr>
-        <w:tc>
-          <w:tcPr>
-            <w:tcW w:type="dxa" w:w="1267"/>
-          </w:tcPr>
-          <w:p>
-            <w:r/>
-            <w:r>
-              <w:t>本頁</w:t>
-            </w:r>
-          </w:p>
-        </w:tc>
-        <w:tc>
-          <w:tcPr>
-            <w:tcW w:type="dxa" w:w="8093"/>
-          </w:tcPr>
-          <w:p>
-            <w:r/>
-            <w:r>
-              <w:t>該學員立即自三個區塊消失；不計入完課率，也不計入問卷的未填人數</w:t>
-            </w:r>
-          </w:p>
-        </w:tc>
-      </w:tr>
-      <w:tr>
-        <w:tc>
-          <w:tcPr>
-            <w:tcW w:type="dxa" w:w="1267"/>
-          </w:tcPr>
-          <w:p>
-            <w:r/>
-            <w:r>
-              <w:t>學員端</w:t>
-            </w:r>
-          </w:p>
-        </w:tc>
-        <w:tc>
-          <w:tcPr>
-            <w:tcW w:type="dxa" w:w="8093"/>
-          </w:tcPr>
-          <w:p>
-            <w:r/>
-            <w:r>
-              <w:t>「我的課程」不再顯示本課程；以網址直接進入時顯示「您已被該課程移除」；以邀請碼也無法自行加入</w:t>
-            </w:r>
-          </w:p>
-        </w:tc>
-      </w:tr>
-      <w:tr>
-        <w:tc>
-          <w:tcPr>
-            <w:tcW w:type="dxa" w:w="1267"/>
-          </w:tcPr>
-          <w:p>
-            <w:r/>
-            <w:r>
-              <w:t>學習紀錄</w:t>
-            </w:r>
-          </w:p>
-        </w:tc>
-        <w:tc>
-          <w:tcPr>
-            <w:tcW w:type="dxa" w:w="8093"/>
-          </w:tcPr>
-          <w:p>
-            <w:r/>
-            <w:r>
-              <w:t>學習進度、作答紀錄與問卷填答完整保留於系統中</w:t>
-            </w:r>
-          </w:p>
-        </w:tc>
-      </w:tr>
-    </w:tbl>
-    <w:p>
-      <w:pPr>
-        <w:spacing w:before="80" w:after="80"/>
-        <w:ind w:left="283" w:firstLine="0"/>
-      </w:pPr>
-      <w:r>
-        <w:t>重要：學員</w:t>
-      </w:r>
-      <w:r>
-        <w:rPr>
-          <w:b/>
-        </w:rPr>
-        <w:t>正在作答</w:t>
-      </w:r>
-      <w:r>
-        <w:t>測驗時，確認視窗會改以橘色警告呈現「（學員姓名）作答中，移除後其當前作答將保留並計入歷史。確定移除？」。確定後該學員仍可把手上這一次作答交卷並計分，之後即無法再進入課程。</w:t>
+        <w:t>正在作答、尚未交卷的那一次不列入清單，也不計入已用次數，交卷後才出現。</w:t>
       </w:r>
     </w:p>
     <w:p>
       <w:pPr>
-        <w:pStyle w:val="affa"/>
-      </w:pPr>
-      <w:r>
-        <w:t>讓被移除的學員回到課程</w:t>
+        <w:ind w:firstLine="482"/>
+      </w:pPr>
+      <w:r>
+        <w:t>要求重新測驗或重置重考次數後，清單於新一輪的第一次作答前插入一列，標示日期與原因。「教師要求重測（測驗內容已更新）」之前的作答以灰色顯示並標「前一輪」，不計入平均成績，逐題明細仍</w:t>
+      </w:r>
+      <w:r>
+        <w:t>可開啟；「重考次數已重置」之前的作答照常顯示並計入。次別連續編號，不因分段而重新起算。</w:t>
       </w:r>
     </w:p>
     <w:p>
       <w:pPr>
-        <w:ind w:firstLine="482"/>
-      </w:pPr>
-      <w:r>
-        <w:t>課程的受訓對象</w:t>
-      </w:r>
-      <w:r>
-        <w:rPr>
-          <w:b/>
-        </w:rPr>
-        <w:t>只會帶入從未加入過的學員</w:t>
-      </w:r>
-      <w:r>
-        <w:t>，被移除的學員要由教師明確重新邀請：於 ET05 課程建立與編輯按「邀請學員」，以「Email 邀請（補件）」輸入該學員的 Email 寄出。該學員隨即重新出現在本頁，原有的學習進度與成績接續保留，加入日期改為重新邀請的當天。</w:t>
-      </w:r>
-    </w:p>
-    <w:p>
-      <w:pPr>
-        <w:pStyle w:val="2"/>
-      </w:pPr>
-      <w:r>
-        <w:t>五、查看作答明細</w:t>
-      </w:r>
-    </w:p>
-    <w:p>
-      <w:pPr>
-        <w:ind w:firstLine="482"/>
-      </w:pPr>
-      <w:r>
-        <w:t>「作答明細」區塊一次列出</w:t>
-      </w:r>
-      <w:r>
-        <w:rPr>
-          <w:b/>
-        </w:rPr>
-        <w:t>至少交過一次卷</w:t>
-      </w:r>
-      <w:r>
-        <w:t>的學員；尚未交卷過的學員只出現在「已加入學員」區塊。</w:t>
-      </w:r>
-    </w:p>
-    <w:p>
-      <w:pPr>
-        <w:pStyle w:val="af1"/>
-        <w:numPr>
-          <w:ilvl w:val="0"/>
-          <w:numId w:val="2"/>
-        </w:numPr>
-      </w:pPr>
-      <w:r>
-        <w:t>按學員姓名展開，依章節順序列出本課程的每一份測驗</w:t>
-      </w:r>
-    </w:p>
-    <w:p>
-      <w:pPr>
-        <w:pStyle w:val="af1"/>
-        <w:numPr>
-          <w:ilvl w:val="0"/>
-          <w:numId w:val="2"/>
-        </w:numPr>
-      </w:pPr>
-      <w:r>
-        <w:t>每份測驗的標題列顯示「已用 X / Y 次」——Y 為該測驗可作答的總次數（重考次數上限加 1），X 為本輪已用的次數；已及格者另標示「已及格」</w:t>
-      </w:r>
-    </w:p>
-    <w:p>
-      <w:pPr>
-        <w:pStyle w:val="af1"/>
-        <w:numPr>
-          <w:ilvl w:val="0"/>
-          <w:numId w:val="2"/>
-        </w:numPr>
-      </w:pPr>
-      <w:r>
-        <w:t>該學員未作答的測驗顯示「尚未作答」；已作答的測驗列出每一次作答的次別、作答時間、分數與是否及格</w:t>
-      </w:r>
-    </w:p>
-    <w:p>
-      <w:pPr>
-        <w:pStyle w:val="af1"/>
-        <w:numPr>
-          <w:ilvl w:val="0"/>
-          <w:numId w:val="2"/>
-        </w:numPr>
-      </w:pPr>
-      <w:r>
-        <w:t>按任一次作答（不限最近一次），開啟該次的逐題明細</w:t>
-      </w:r>
-    </w:p>
-    <w:p>
-      <w:pPr>
         <w:keepNext/>
         <w:spacing w:before="160" w:after="40"/>
-        <w:ind w:left="0" w:firstLine="0"/>
         <w:jc w:val="center"/>
       </w:pPr>
       <w:r>
+        <w:rPr>
+          <w:noProof/>
+        </w:rPr>
+        <w:lastRenderedPageBreak/>
         <w:drawing>
-          <wp:inline xmlns:a="http://schemas.openxmlformats.org/drawingml/2006/main" xmlns:pic="http://schemas.openxmlformats.org/drawingml/2006/picture">
-            <wp:extent cx="5580000" cy="1755298"/>
-            <wp:docPr id="3" name="Picture 3"/>
+          <wp:inline distT="0" distB="0" distL="0" distR="0">
+            <wp:extent cx="5580000" cy="2643625"/>
+            <wp:effectExtent l="0" t="0" r="0" b="0"/>
+            <wp:docPr id="4" name="Picture 4"/>
             <wp:cNvGraphicFramePr>
-              <a:graphicFrameLocks noChangeAspect="1"/>
+              <a:graphicFrameLocks xmlns:a="http://schemas.openxmlformats.org/drawingml/2006/main" noChangeAspect="1"/>
             </wp:cNvGraphicFramePr>
-            <a:graphic>
+            <a:graphic xmlns:a="http://schemas.openxmlformats.org/drawingml/2006/main">
               <a:graphicData uri="http://schemas.openxmlformats.org/drawingml/2006/picture">
-                <pic:pic>
+                <pic:pic xmlns:pic="http://schemas.openxmlformats.org/drawingml/2006/picture">
                   <pic:nvPicPr>
-                    <pic:cNvPr id="0" name="et02-03.png"/>
+                    <pic:cNvPr id="0" name="et02-06.png"/>
                     <pic:cNvPicPr/>
                   </pic:nvPicPr>
                   <pic:blipFill>
@@ -1499,9 +3158,11 @@
                   <pic:spPr>
                     <a:xfrm>
                       <a:off x="0" y="0"/>
-                      <a:ext cx="5580000" cy="1755298"/>
+                      <a:ext cx="5580000" cy="2643625"/>
                     </a:xfrm>
-                    <a:prstGeom prst="rect"/>
+                    <a:prstGeom prst="rect">
+                      <a:avLst/>
+                    </a:prstGeom>
                   </pic:spPr>
                 </pic:pic>
               </a:graphicData>
@@ -1513,7 +3174,6 @@
     <w:p>
       <w:pPr>
         <w:spacing w:after="160"/>
-        <w:ind w:firstLine="0"/>
         <w:jc w:val="center"/>
       </w:pPr>
       <w:r>
@@ -1521,15 +3181,16 @@
           <w:color w:val="404040"/>
           <w:sz w:val="20"/>
         </w:rPr>
-        <w:t>展開學員後，測驗標題列顯示已用次數與是否已及格，下方列出每一次作答的時間、分數與是否及格</w:t>
+        <w:t>展開學員後，要求重測處插入分隔列，先前的作答以灰色顯示並標「前一輪」，逐題明細仍可開啟</w:t>
       </w:r>
     </w:p>
     <w:p>
       <w:pPr>
-        <w:ind w:firstLine="482"/>
-      </w:pPr>
-      <w:r>
-        <w:t>正在作答、尚未交卷的那一次不列入清單，也不計入已用次數，交卷後才出現。</w:t>
+        <w:pStyle w:val="affa"/>
+        <w:keepNext/>
+      </w:pPr>
+      <w:r>
+        <w:t>逐題明細</w:t>
       </w:r>
     </w:p>
     <w:p>
@@ -1537,29 +3198,41 @@
         <w:ind w:firstLine="482"/>
       </w:pPr>
       <w:r>
-        <w:t>要求重新測驗或重置重考次數後，清單於新一輪的第一次作答前插入一列，標示日期與原因。「教師要求重測（測驗內容已更新）」之前的作答以灰色顯示並標「前一輪」，不計入平均成績，逐題明細仍可開啟；「重考次數已重置」之前的作答照常顯示並計入。次別連續編號，不因分段而重新起算。</w:t>
+        <w:t>逐題明細依</w:t>
+      </w:r>
+      <w:r>
+        <w:rPr>
+          <w:b/>
+        </w:rPr>
+        <w:t>該次作答當時</w:t>
+      </w:r>
+      <w:r>
+        <w:t>的題目、選項、配分與正確答案呈現。教師之後修改或刪除題目，已作答的明細與分數維持原樣。</w:t>
       </w:r>
     </w:p>
     <w:p>
       <w:pPr>
         <w:keepNext/>
         <w:spacing w:before="160" w:after="40"/>
-        <w:ind w:left="0" w:firstLine="0"/>
         <w:jc w:val="center"/>
       </w:pPr>
       <w:r>
+        <w:rPr>
+          <w:noProof/>
+        </w:rPr>
         <w:drawing>
-          <wp:inline xmlns:a="http://schemas.openxmlformats.org/drawingml/2006/main" xmlns:pic="http://schemas.openxmlformats.org/drawingml/2006/picture">
-            <wp:extent cx="5580000" cy="2643625"/>
-            <wp:docPr id="4" name="Picture 4"/>
+          <wp:inline distT="0" distB="0" distL="0" distR="0">
+            <wp:extent cx="3992050" cy="1002448"/>
+            <wp:effectExtent l="0" t="0" r="0" b="0"/>
+            <wp:docPr id="5" name="Picture 5"/>
             <wp:cNvGraphicFramePr>
-              <a:graphicFrameLocks noChangeAspect="1"/>
+              <a:graphicFrameLocks xmlns:a="http://schemas.openxmlformats.org/drawingml/2006/main" noChangeAspect="1"/>
             </wp:cNvGraphicFramePr>
-            <a:graphic>
+            <a:graphic xmlns:a="http://schemas.openxmlformats.org/drawingml/2006/main">
               <a:graphicData uri="http://schemas.openxmlformats.org/drawingml/2006/picture">
-                <pic:pic>
+                <pic:pic xmlns:pic="http://schemas.openxmlformats.org/drawingml/2006/picture">
                   <pic:nvPicPr>
-                    <pic:cNvPr id="0" name="et02-06.png"/>
+                    <pic:cNvPr id="0" name="et02-04.png"/>
                     <pic:cNvPicPr/>
                   </pic:nvPicPr>
                   <pic:blipFill>
@@ -1571,9 +3244,11 @@
                   <pic:spPr>
                     <a:xfrm>
                       <a:off x="0" y="0"/>
-                      <a:ext cx="5580000" cy="2643625"/>
+                      <a:ext cx="3992050" cy="1002448"/>
                     </a:xfrm>
-                    <a:prstGeom prst="rect"/>
+                    <a:prstGeom prst="rect">
+                      <a:avLst/>
+                    </a:prstGeom>
                   </pic:spPr>
                 </pic:pic>
               </a:graphicData>
@@ -1585,7 +3260,6 @@
     <w:p>
       <w:pPr>
         <w:spacing w:after="160"/>
-        <w:ind w:firstLine="0"/>
         <w:jc w:val="center"/>
       </w:pPr>
       <w:r>
@@ -1593,54 +3267,717 @@
           <w:color w:val="404040"/>
           <w:sz w:val="20"/>
         </w:rPr>
-        <w:t>展開學員後，要求重測處插入分隔列，先前的作答以灰色顯示並標「前一輪」，逐題明細仍可開啟</w:t>
+        <w:t>按「查看逐題明細」開啟該次作答，逐題標示答對、部分對或答錯，並列出學員勾選的選項與得分</w:t>
+      </w:r>
+    </w:p>
+    <w:tbl>
+      <w:tblPr>
+        <w:tblStyle w:val="aff2"/>
+        <w:tblW w:w="0" w:type="auto"/>
+        <w:tblLayout w:type="fixed"/>
+        <w:tblLook w:val="04A0" w:firstRow="1" w:lastRow="0" w:firstColumn="1" w:lastColumn="0" w:noHBand="0" w:noVBand="1"/>
+      </w:tblPr>
+      <w:tblGrid>
+        <w:gridCol w:w="4453"/>
+        <w:gridCol w:w="4907"/>
+      </w:tblGrid>
+      <w:tr>
+        <w:tc>
+          <w:tcPr>
+            <w:tcW w:w="4453" w:type="dxa"/>
+          </w:tcPr>
+          <w:p>
+            <w:pPr>
+              <w:spacing w:before="60" w:after="60"/>
+            </w:pPr>
+            <w:r>
+              <w:rPr>
+                <w:b/>
+              </w:rPr>
+              <w:t>標示</w:t>
+            </w:r>
+          </w:p>
+        </w:tc>
+        <w:tc>
+          <w:tcPr>
+            <w:tcW w:w="4907" w:type="dxa"/>
+          </w:tcPr>
+          <w:p>
+            <w:pPr>
+              <w:spacing w:before="60" w:after="60"/>
+            </w:pPr>
+            <w:r>
+              <w:rPr>
+                <w:b/>
+              </w:rPr>
+              <w:t>意義</w:t>
+            </w:r>
+          </w:p>
+        </w:tc>
+      </w:tr>
+      <w:tr>
+        <w:tc>
+          <w:tcPr>
+            <w:tcW w:w="4453" w:type="dxa"/>
+          </w:tcPr>
+          <w:p>
+            <w:pPr>
+              <w:spacing w:before="60" w:after="60"/>
+            </w:pPr>
+            <w:r>
+              <w:t>題目左側綠色、黃色、紅色</w:t>
+            </w:r>
+          </w:p>
+        </w:tc>
+        <w:tc>
+          <w:tcPr>
+            <w:tcW w:w="4907" w:type="dxa"/>
+          </w:tcPr>
+          <w:p>
+            <w:pPr>
+              <w:spacing w:before="60" w:after="60"/>
+            </w:pPr>
+            <w:r>
+              <w:t>分別為答對、部分對、答錯；題目旁顯示「得分</w:t>
+            </w:r>
+            <w:r>
+              <w:t xml:space="preserve"> / </w:t>
+            </w:r>
+            <w:r>
+              <w:t>配分」</w:t>
+            </w:r>
+          </w:p>
+        </w:tc>
+      </w:tr>
+      <w:tr>
+        <w:tc>
+          <w:tcPr>
+            <w:tcW w:w="4453" w:type="dxa"/>
+          </w:tcPr>
+          <w:p>
+            <w:pPr>
+              <w:spacing w:before="60" w:after="60"/>
+            </w:pPr>
+            <w:r>
+              <w:t>選項文字為綠色</w:t>
+            </w:r>
+          </w:p>
+        </w:tc>
+        <w:tc>
+          <w:tcPr>
+            <w:tcW w:w="4907" w:type="dxa"/>
+          </w:tcPr>
+          <w:p>
+            <w:pPr>
+              <w:spacing w:before="60" w:after="60"/>
+            </w:pPr>
+            <w:r>
+              <w:t>學員選了、且為正確答案</w:t>
+            </w:r>
+          </w:p>
+        </w:tc>
+      </w:tr>
+      <w:tr>
+        <w:tc>
+          <w:tcPr>
+            <w:tcW w:w="4453" w:type="dxa"/>
+          </w:tcPr>
+          <w:p>
+            <w:pPr>
+              <w:spacing w:before="60" w:after="60"/>
+            </w:pPr>
+            <w:r>
+              <w:t>選項文字為紅色</w:t>
+            </w:r>
+          </w:p>
+        </w:tc>
+        <w:tc>
+          <w:tcPr>
+            <w:tcW w:w="4907" w:type="dxa"/>
+          </w:tcPr>
+          <w:p>
+            <w:pPr>
+              <w:spacing w:before="60" w:after="60"/>
+            </w:pPr>
+            <w:r>
+              <w:t>學員選了、但不是正確答案</w:t>
+            </w:r>
+          </w:p>
+        </w:tc>
+      </w:tr>
+      <w:tr>
+        <w:tc>
+          <w:tcPr>
+            <w:tcW w:w="4453" w:type="dxa"/>
+          </w:tcPr>
+          <w:p>
+            <w:pPr>
+              <w:spacing w:before="60" w:after="60"/>
+            </w:pPr>
+            <w:r>
+              <w:t>選項文字為黃色並註明「（正確答案，未選）」</w:t>
+            </w:r>
+          </w:p>
+        </w:tc>
+        <w:tc>
+          <w:tcPr>
+            <w:tcW w:w="4907" w:type="dxa"/>
+          </w:tcPr>
+          <w:p>
+            <w:pPr>
+              <w:spacing w:before="60" w:after="60"/>
+            </w:pPr>
+            <w:r>
+              <w:t>正確答案但學員漏選</w:t>
+            </w:r>
+          </w:p>
+        </w:tc>
+      </w:tr>
+    </w:tbl>
+    <w:p>
+      <w:pPr>
+        <w:ind w:firstLine="482"/>
+      </w:pPr>
+      <w:r>
+        <w:t>單選題選對得全部配分、選錯得</w:t>
+      </w:r>
+      <w:r>
+        <w:t xml:space="preserve"> 0 </w:t>
+      </w:r>
+      <w:r>
+        <w:t>分；多選題依「選對數減去選錯數」占正確選項數的比例給分，最低</w:t>
+      </w:r>
+      <w:r>
+        <w:t xml:space="preserve"> 0 </w:t>
+      </w:r>
+      <w:r>
+        <w:t>分，因此會出現「部分對」。</w:t>
       </w:r>
     </w:p>
     <w:p>
       <w:pPr>
-        <w:pStyle w:val="affa"/>
-      </w:pPr>
-      <w:r>
-        <w:t>逐題明細</w:t>
-      </w:r>
+        <w:pStyle w:val="2"/>
+      </w:pPr>
+      <w:bookmarkStart w:id="10" w:name="_Toc243386839"/>
+      <w:r>
+        <w:t>六、重置重考次數</w:t>
+      </w:r>
+      <w:bookmarkEnd w:id="10"/>
     </w:p>
     <w:p>
       <w:pPr>
         <w:ind w:firstLine="482"/>
       </w:pPr>
       <w:r>
-        <w:t>逐題明細依</w:t>
+        <w:t>學員把測驗的作答次數用完仍未及格時，該學員無法再作答、也就無法完成這門課。此時由教師為其重置該測驗的次數。</w:t>
+      </w:r>
+    </w:p>
+    <w:p>
+      <w:pPr>
+        <w:keepNext/>
+        <w:ind w:firstLine="482"/>
+      </w:pPr>
+      <w:r>
+        <w:lastRenderedPageBreak/>
+        <w:t>「重置重考次數」按鈕位於作答明細中每份測驗的標題列，</w:t>
       </w:r>
       <w:r>
         <w:rPr>
           <w:b/>
         </w:rPr>
-        <w:t>該次作答當時</w:t>
-      </w:r>
-      <w:r>
-        <w:t>的題目、選項、配分與正確答案呈現。教師之後修改或刪除題目，已作答的明細與分數維持原樣。</w:t>
+        <w:t>只有在該學員於該測驗的次數已用盡、且目前未及格時才可以按</w:t>
+      </w:r>
+      <w:r>
+        <w:t>。其餘情況按鈕</w:t>
+      </w:r>
+      <w:r>
+        <w:t>呈灰色，滑鼠移上去會說明原因：</w:t>
+      </w:r>
+    </w:p>
+    <w:tbl>
+      <w:tblPr>
+        <w:tblStyle w:val="aff2"/>
+        <w:tblW w:w="0" w:type="auto"/>
+        <w:tblLayout w:type="fixed"/>
+        <w:tblLook w:val="04A0" w:firstRow="1" w:lastRow="0" w:firstColumn="1" w:lastColumn="0" w:noHBand="0" w:noVBand="1"/>
+      </w:tblPr>
+      <w:tblGrid>
+        <w:gridCol w:w="4576"/>
+        <w:gridCol w:w="4784"/>
+      </w:tblGrid>
+      <w:tr>
+        <w:tc>
+          <w:tcPr>
+            <w:tcW w:w="4576" w:type="dxa"/>
+          </w:tcPr>
+          <w:p>
+            <w:pPr>
+              <w:spacing w:before="60" w:after="60"/>
+            </w:pPr>
+            <w:r>
+              <w:rPr>
+                <w:b/>
+              </w:rPr>
+              <w:t>停用原因</w:t>
+            </w:r>
+          </w:p>
+        </w:tc>
+        <w:tc>
+          <w:tcPr>
+            <w:tcW w:w="4784" w:type="dxa"/>
+          </w:tcPr>
+          <w:p>
+            <w:pPr>
+              <w:spacing w:before="60" w:after="60"/>
+            </w:pPr>
+            <w:r>
+              <w:rPr>
+                <w:b/>
+              </w:rPr>
+              <w:t>說明</w:t>
+            </w:r>
+          </w:p>
+        </w:tc>
+      </w:tr>
+      <w:tr>
+        <w:tc>
+          <w:tcPr>
+            <w:tcW w:w="4576" w:type="dxa"/>
+          </w:tcPr>
+          <w:p>
+            <w:pPr>
+              <w:spacing w:before="60" w:after="60"/>
+            </w:pPr>
+            <w:r>
+              <w:t>尚未作答</w:t>
+            </w:r>
+          </w:p>
+        </w:tc>
+        <w:tc>
+          <w:tcPr>
+            <w:tcW w:w="4784" w:type="dxa"/>
+          </w:tcPr>
+          <w:p>
+            <w:pPr>
+              <w:spacing w:before="60" w:after="60"/>
+            </w:pPr>
+            <w:r>
+              <w:t>次數本來就是滿的</w:t>
+            </w:r>
+          </w:p>
+        </w:tc>
+      </w:tr>
+      <w:tr>
+        <w:tc>
+          <w:tcPr>
+            <w:tcW w:w="4576" w:type="dxa"/>
+          </w:tcPr>
+          <w:p>
+            <w:pPr>
+              <w:spacing w:before="60" w:after="60"/>
+            </w:pPr>
+            <w:r>
+              <w:t>已及格</w:t>
+            </w:r>
+          </w:p>
+        </w:tc>
+        <w:tc>
+          <w:tcPr>
+            <w:tcW w:w="4784" w:type="dxa"/>
+          </w:tcPr>
+          <w:p>
+            <w:pPr>
+              <w:spacing w:before="60" w:after="60"/>
+            </w:pPr>
+            <w:r>
+              <w:t>已通過該測驗</w:t>
+            </w:r>
+          </w:p>
+        </w:tc>
+      </w:tr>
+      <w:tr>
+        <w:tc>
+          <w:tcPr>
+            <w:tcW w:w="4576" w:type="dxa"/>
+          </w:tcPr>
+          <w:p>
+            <w:pPr>
+              <w:spacing w:before="60" w:after="60"/>
+            </w:pPr>
+            <w:r>
+              <w:t>尚有</w:t>
+            </w:r>
+            <w:r>
+              <w:t xml:space="preserve"> N </w:t>
+            </w:r>
+            <w:r>
+              <w:t>次可作答</w:t>
+            </w:r>
+          </w:p>
+        </w:tc>
+        <w:tc>
+          <w:tcPr>
+            <w:tcW w:w="4784" w:type="dxa"/>
+          </w:tcPr>
+          <w:p>
+            <w:pPr>
+              <w:spacing w:before="60" w:after="60"/>
+            </w:pPr>
+            <w:r>
+              <w:t>學員可自行重考</w:t>
+            </w:r>
+          </w:p>
+        </w:tc>
+      </w:tr>
+      <w:tr>
+        <w:tc>
+          <w:tcPr>
+            <w:tcW w:w="4576" w:type="dxa"/>
+          </w:tcPr>
+          <w:p>
+            <w:pPr>
+              <w:spacing w:before="60" w:after="60"/>
+            </w:pPr>
+            <w:r>
+              <w:t>課程已關閉</w:t>
+            </w:r>
+          </w:p>
+        </w:tc>
+        <w:tc>
+          <w:tcPr>
+            <w:tcW w:w="4784" w:type="dxa"/>
+          </w:tcPr>
+          <w:p>
+            <w:pPr>
+              <w:spacing w:before="60" w:after="60"/>
+            </w:pPr>
+            <w:r>
+              <w:t>需先再開課</w:t>
+            </w:r>
+          </w:p>
+        </w:tc>
+      </w:tr>
+    </w:tbl>
+    <w:p>
+      <w:pPr>
+        <w:pStyle w:val="af1"/>
+        <w:numPr>
+          <w:ilvl w:val="0"/>
+          <w:numId w:val="3"/>
+        </w:numPr>
+      </w:pPr>
+      <w:r>
+        <w:t>於作答明細展開該學員</w:t>
       </w:r>
     </w:p>
     <w:p>
       <w:pPr>
+        <w:pStyle w:val="af1"/>
+        <w:numPr>
+          <w:ilvl w:val="0"/>
+          <w:numId w:val="3"/>
+        </w:numPr>
+      </w:pPr>
+      <w:r>
+        <w:t>於該測驗標題列按「重置重考次數」</w:t>
+      </w:r>
+    </w:p>
+    <w:p>
+      <w:pPr>
+        <w:pStyle w:val="af1"/>
+        <w:numPr>
+          <w:ilvl w:val="0"/>
+          <w:numId w:val="3"/>
+        </w:numPr>
+      </w:pPr>
+      <w:r>
+        <w:t>於確認視窗按「確定」</w:t>
+      </w:r>
+    </w:p>
+    <w:p>
+      <w:pPr>
+        <w:ind w:firstLine="482"/>
+      </w:pPr>
+      <w:r>
+        <w:t>完成後顯示「已重置重考次數」，該測驗的已用次數回到</w:t>
+      </w:r>
+      <w:r>
+        <w:t xml:space="preserve"> 0</w:t>
+      </w:r>
+      <w:r>
+        <w:t>，學員可再作答完整的次數（重考次數上限加</w:t>
+      </w:r>
+      <w:r>
+        <w:t xml:space="preserve"> 1</w:t>
+      </w:r>
+      <w:r>
+        <w:t>）。</w:t>
+      </w:r>
+    </w:p>
+    <w:p>
+      <w:pPr>
+        <w:pStyle w:val="af0"/>
+        <w:numPr>
+          <w:ilvl w:val="0"/>
+          <w:numId w:val="37"/>
+        </w:numPr>
+      </w:pPr>
+      <w:r>
+        <w:t>重置以</w:t>
+      </w:r>
+      <w:r>
+        <w:rPr>
+          <w:b/>
+        </w:rPr>
+        <w:t>一份測驗</w:t>
+      </w:r>
+      <w:r>
+        <w:t>為單位，其他測驗的次數不受影響</w:t>
+      </w:r>
+    </w:p>
+    <w:p>
+      <w:pPr>
+        <w:pStyle w:val="af0"/>
+        <w:numPr>
+          <w:ilvl w:val="0"/>
+          <w:numId w:val="37"/>
+        </w:numPr>
+      </w:pPr>
+      <w:r>
+        <w:t>歷次作答紀錄與分數</w:t>
+      </w:r>
+      <w:r>
+        <w:rPr>
+          <w:b/>
+        </w:rPr>
+        <w:t>全部保留</w:t>
+      </w:r>
+      <w:r>
+        <w:t>，仍可逐次點開檢視；平均成績照樣取歷次最高分</w:t>
+      </w:r>
+    </w:p>
+    <w:p>
+      <w:pPr>
+        <w:pStyle w:val="af0"/>
+        <w:numPr>
+          <w:ilvl w:val="0"/>
+          <w:numId w:val="37"/>
+        </w:numPr>
+      </w:pPr>
+      <w:r>
+        <w:t>作答明細於重置處插入一列「重考次數已重置」與日期</w:t>
+      </w:r>
+    </w:p>
+    <w:p>
+      <w:pPr>
+        <w:spacing w:before="80" w:after="80"/>
+        <w:ind w:left="283"/>
+      </w:pPr>
+      <w:r>
+        <w:t>注意：教師於</w:t>
+      </w:r>
+      <w:r>
+        <w:t xml:space="preserve"> ET05 </w:t>
+      </w:r>
+      <w:r>
+        <w:t>課程建立與編輯修改測驗時選了「儲存並要求重測」並按「更新」生效後，作答過該測驗的學員（不論是否已通過）即從新一輪開始：原本的及格不再算數、須重新及格，平均成績也只計重測之後的作答。重測未及格且次數用盡時，「已及格」標示消失、「重置重考次數」即可按。</w:t>
+      </w:r>
+    </w:p>
+    <w:p>
+      <w:pPr>
+        <w:pStyle w:val="2"/>
+      </w:pPr>
+      <w:bookmarkStart w:id="11" w:name="_Toc243386840"/>
+      <w:r>
+        <w:t>七、查看問卷結果</w:t>
+      </w:r>
+      <w:bookmarkEnd w:id="11"/>
+    </w:p>
+    <w:p>
+      <w:pPr>
+        <w:ind w:firstLine="482"/>
+      </w:pPr>
+      <w:r>
+        <w:t>課程有建立課後問卷時，才顯示「問卷結果」區塊。區塊上方顯示「已填</w:t>
+      </w:r>
+      <w:r>
+        <w:t xml:space="preserve"> N </w:t>
+      </w:r>
+      <w:r>
+        <w:t>人</w:t>
+      </w:r>
+      <w:r>
+        <w:t xml:space="preserve"> </w:t>
+      </w:r>
+      <w:r>
+        <w:t>／</w:t>
+      </w:r>
+      <w:r>
+        <w:t xml:space="preserve"> </w:t>
+      </w:r>
+      <w:r>
+        <w:t>未填</w:t>
+      </w:r>
+      <w:r>
+        <w:t xml:space="preserve"> M </w:t>
+      </w:r>
+      <w:r>
+        <w:t>人」，兩者合計為目前在課程中的學員數。課後問卷於學員完課後才開放填寫，因此未填人數含尚未完課的學員。</w:t>
+      </w:r>
+    </w:p>
+    <w:p>
+      <w:pPr>
+        <w:keepNext/>
+        <w:ind w:firstLine="482"/>
+      </w:pPr>
+      <w:r>
+        <w:t>右上方可切換兩種檢視：</w:t>
+      </w:r>
+    </w:p>
+    <w:tbl>
+      <w:tblPr>
+        <w:tblStyle w:val="aff2"/>
+        <w:tblW w:w="0" w:type="auto"/>
+        <w:tblLayout w:type="fixed"/>
+        <w:tblLook w:val="04A0" w:firstRow="1" w:lastRow="0" w:firstColumn="1" w:lastColumn="0" w:noHBand="0" w:noVBand="1"/>
+      </w:tblPr>
+      <w:tblGrid>
+        <w:gridCol w:w="907"/>
+        <w:gridCol w:w="8453"/>
+      </w:tblGrid>
+      <w:tr>
+        <w:tc>
+          <w:tcPr>
+            <w:tcW w:w="907" w:type="dxa"/>
+          </w:tcPr>
+          <w:p>
+            <w:pPr>
+              <w:spacing w:before="60" w:after="60"/>
+            </w:pPr>
+            <w:r>
+              <w:rPr>
+                <w:b/>
+              </w:rPr>
+              <w:t>檢視</w:t>
+            </w:r>
+          </w:p>
+        </w:tc>
+        <w:tc>
+          <w:tcPr>
+            <w:tcW w:w="8453" w:type="dxa"/>
+          </w:tcPr>
+          <w:p>
+            <w:pPr>
+              <w:spacing w:before="60" w:after="60"/>
+            </w:pPr>
+            <w:r>
+              <w:rPr>
+                <w:b/>
+              </w:rPr>
+              <w:t>內容</w:t>
+            </w:r>
+          </w:p>
+        </w:tc>
+      </w:tr>
+      <w:tr>
+        <w:tc>
+          <w:tcPr>
+            <w:tcW w:w="907" w:type="dxa"/>
+          </w:tcPr>
+          <w:p>
+            <w:pPr>
+              <w:spacing w:before="60" w:after="60"/>
+            </w:pPr>
+            <w:r>
+              <w:t>統計</w:t>
+            </w:r>
+          </w:p>
+        </w:tc>
+        <w:tc>
+          <w:tcPr>
+            <w:tcW w:w="8453" w:type="dxa"/>
+          </w:tcPr>
+          <w:p>
+            <w:pPr>
+              <w:spacing w:before="60" w:after="60"/>
+            </w:pPr>
+            <w:r>
+              <w:t>單選題列出各選項的人數與百分比（以</w:t>
+            </w:r>
+            <w:r>
+              <w:rPr>
+                <w:b/>
+              </w:rPr>
+              <w:t>該題作答人數</w:t>
+            </w:r>
+            <w:r>
+              <w:t>為分母）；問答題只列已答人數</w:t>
+            </w:r>
+          </w:p>
+        </w:tc>
+      </w:tr>
+      <w:tr>
+        <w:tc>
+          <w:tcPr>
+            <w:tcW w:w="907" w:type="dxa"/>
+          </w:tcPr>
+          <w:p>
+            <w:pPr>
+              <w:spacing w:before="60" w:after="60"/>
+            </w:pPr>
+            <w:r>
+              <w:t>明細</w:t>
+            </w:r>
+          </w:p>
+        </w:tc>
+        <w:tc>
+          <w:tcPr>
+            <w:tcW w:w="8453" w:type="dxa"/>
+          </w:tcPr>
+          <w:p>
+            <w:pPr>
+              <w:spacing w:before="60" w:after="60"/>
+            </w:pPr>
+            <w:r>
+              <w:t>每位填答學員一列，</w:t>
+            </w:r>
+            <w:r>
+              <w:rPr>
+                <w:b/>
+              </w:rPr>
+              <w:t>具名</w:t>
+            </w:r>
+            <w:r>
+              <w:t>列出填答時間與各題答案，問答題顯示完整文字</w:t>
+            </w:r>
+          </w:p>
+        </w:tc>
+      </w:tr>
+    </w:tbl>
+    <w:p>
+      <w:pPr>
         <w:keepNext/>
         <w:spacing w:before="160" w:after="40"/>
-        <w:ind w:left="0" w:firstLine="0"/>
         <w:jc w:val="center"/>
       </w:pPr>
       <w:r>
+        <w:rPr>
+          <w:noProof/>
+        </w:rPr>
+        <w:lastRenderedPageBreak/>
         <w:drawing>
-          <wp:inline xmlns:a="http://schemas.openxmlformats.org/drawingml/2006/main" xmlns:pic="http://schemas.openxmlformats.org/drawingml/2006/picture">
-            <wp:extent cx="5580000" cy="1401200"/>
-            <wp:docPr id="5" name="Picture 5"/>
+          <wp:inline distT="0" distB="0" distL="0" distR="0">
+            <wp:extent cx="5358219" cy="3566232"/>
+            <wp:effectExtent l="0" t="0" r="0" b="0"/>
+            <wp:docPr id="6" name="Picture 6"/>
             <wp:cNvGraphicFramePr>
-              <a:graphicFrameLocks noChangeAspect="1"/>
+              <a:graphicFrameLocks xmlns:a="http://schemas.openxmlformats.org/drawingml/2006/main" noChangeAspect="1"/>
             </wp:cNvGraphicFramePr>
-            <a:graphic>
+            <a:graphic xmlns:a="http://schemas.openxmlformats.org/drawingml/2006/main">
               <a:graphicData uri="http://schemas.openxmlformats.org/drawingml/2006/picture">
-                <pic:pic>
+                <pic:pic xmlns:pic="http://schemas.openxmlformats.org/drawingml/2006/picture">
                   <pic:nvPicPr>
-                    <pic:cNvPr id="0" name="et02-04.png"/>
+                    <pic:cNvPr id="0" name="et02-05.png"/>
                     <pic:cNvPicPr/>
                   </pic:nvPicPr>
                   <pic:blipFill>
@@ -1652,9 +3989,11 @@
                   <pic:spPr>
                     <a:xfrm>
                       <a:off x="0" y="0"/>
-                      <a:ext cx="5580000" cy="1401200"/>
+                      <a:ext cx="5358219" cy="3566232"/>
                     </a:xfrm>
-                    <a:prstGeom prst="rect"/>
+                    <a:prstGeom prst="rect">
+                      <a:avLst/>
+                    </a:prstGeom>
                   </pic:spPr>
                 </pic:pic>
               </a:graphicData>
@@ -1666,7 +4005,6 @@
     <w:p>
       <w:pPr>
         <w:spacing w:after="160"/>
-        <w:ind w:firstLine="0"/>
         <w:jc w:val="center"/>
       </w:pPr>
       <w:r>
@@ -1674,55 +4012,155 @@
           <w:color w:val="404040"/>
           <w:sz w:val="20"/>
         </w:rPr>
-        <w:t>按「查看逐題明細」開啟該次作答，逐題標示答對、部分對或答錯，並列出學員勾選的選項與得分</w:t>
+        <w:t>問卷結果切在「統計」，單選題列出各選項的人數與百分比，問答題只顯示已答人數</w:t>
+      </w:r>
+    </w:p>
+    <w:p>
+      <w:pPr>
+        <w:ind w:firstLine="482"/>
+      </w:pPr>
+      <w:r>
+        <w:t>問答題的文字答案請切換至「明細」，或匯出</w:t>
+      </w:r>
+      <w:r>
+        <w:t xml:space="preserve"> CSV </w:t>
+      </w:r>
+      <w:r>
+        <w:t>檢視。</w:t>
+      </w:r>
+    </w:p>
+    <w:p>
+      <w:pPr>
+        <w:ind w:firstLine="482"/>
+      </w:pPr>
+      <w:r>
+        <w:t>按「匯出</w:t>
+      </w:r>
+      <w:r>
+        <w:t xml:space="preserve"> CSV</w:t>
+      </w:r>
+      <w:r>
+        <w:t>」後顯示「</w:t>
+      </w:r>
+      <w:r>
+        <w:t xml:space="preserve">CSV </w:t>
+      </w:r>
+      <w:r>
+        <w:t>已匯出」。</w:t>
+      </w:r>
+      <w:r>
+        <w:rPr>
+          <w:b/>
+        </w:rPr>
+        <w:t>不論目前切換在哪一種檢視，匯出內</w:t>
+      </w:r>
+      <w:r>
+        <w:rPr>
+          <w:b/>
+        </w:rPr>
+        <w:t>容一律為明細</w:t>
+      </w:r>
+      <w:r>
+        <w:t>：每位填答學員一列，含姓名、填答時間與每一題的答案（含問答題全文）。尚無人填答時「匯出</w:t>
+      </w:r>
+      <w:r>
+        <w:t xml:space="preserve"> CSV</w:t>
+      </w:r>
+      <w:r>
+        <w:t>」呈灰色無法按。</w:t>
+      </w:r>
+    </w:p>
+    <w:p>
+      <w:pPr>
+        <w:pStyle w:val="2"/>
+      </w:pPr>
+      <w:bookmarkStart w:id="12" w:name="_Toc243386841"/>
+      <w:r>
+        <w:t>八、線下核可</w:t>
+      </w:r>
+      <w:bookmarkEnd w:id="12"/>
+    </w:p>
+    <w:p>
+      <w:pPr>
+        <w:ind w:firstLine="482"/>
+      </w:pPr>
+      <w:r>
+        <w:t>課程於</w:t>
+      </w:r>
+      <w:r>
+        <w:t xml:space="preserve"> ET05 </w:t>
+      </w:r>
+      <w:r>
+        <w:t>課程建立與編輯開啟了「本課程需線下核可」時，「已加入學員」區塊上方多一列「本課程需線下核可」的提示與兩個批次按鈕，清單另增「核可狀態」與「核可」兩欄。用於學員線上完課後，教師另行進行的實機操作或口頭考核；結果只有通過與不通過兩種，不記考核分數。</w:t>
+      </w:r>
+    </w:p>
+    <w:p>
+      <w:pPr>
+        <w:keepNext/>
+        <w:ind w:firstLine="482"/>
+      </w:pPr>
+      <w:r>
+        <w:t>核可狀態與可用的操作：</w:t>
       </w:r>
     </w:p>
     <w:tbl>
       <w:tblPr>
         <w:tblStyle w:val="aff2"/>
-        <w:tblW w:type="auto" w:w="0"/>
+        <w:tblW w:w="0" w:type="auto"/>
         <w:tblLayout w:type="fixed"/>
-        <w:tblLook w:firstColumn="1" w:firstRow="1" w:lastColumn="0" w:lastRow="0" w:noHBand="0" w:noVBand="1" w:val="04A0"/>
-        <w:tblLayout w:type="fixed"/>
+        <w:tblLook w:val="04A0" w:firstRow="1" w:lastRow="0" w:firstColumn="1" w:lastColumn="0" w:noHBand="0" w:noVBand="1"/>
       </w:tblPr>
       <w:tblGrid>
-        <w:gridCol w:w="4680"/>
-        <w:gridCol w:w="4680"/>
+        <w:gridCol w:w="1787"/>
+        <w:gridCol w:w="3892"/>
+        <w:gridCol w:w="3681"/>
       </w:tblGrid>
       <w:tr>
         <w:tc>
           <w:tcPr>
-            <w:tcW w:type="dxa" w:w="4453"/>
+            <w:tcW w:w="1787" w:type="dxa"/>
           </w:tcPr>
           <w:p>
+            <w:pPr>
+              <w:spacing w:before="60" w:after="60"/>
+            </w:pPr>
             <w:r>
               <w:rPr>
                 <w:b/>
               </w:rPr>
-            </w:r>
-            <w:r>
-              <w:rPr>
-                <w:b/>
-              </w:rPr>
-              <w:t>標示</w:t>
+              <w:t>核可狀態</w:t>
             </w:r>
           </w:p>
         </w:tc>
         <w:tc>
           <w:tcPr>
-            <w:tcW w:type="dxa" w:w="4907"/>
+            <w:tcW w:w="3892" w:type="dxa"/>
           </w:tcPr>
           <w:p>
-            <w:r>
-              <w:rPr>
-                <w:b/>
-              </w:rPr>
-            </w:r>
+            <w:pPr>
+              <w:spacing w:before="60" w:after="60"/>
+            </w:pPr>
             <w:r>
               <w:rPr>
                 <w:b/>
               </w:rPr>
               <w:t>意義</w:t>
+            </w:r>
+          </w:p>
+        </w:tc>
+        <w:tc>
+          <w:tcPr>
+            <w:tcW w:w="3681" w:type="dxa"/>
+          </w:tcPr>
+          <w:p>
+            <w:pPr>
+              <w:spacing w:before="60" w:after="60"/>
+            </w:pPr>
+            <w:r>
+              <w:rPr>
+                <w:b/>
+              </w:rPr>
+              <w:t>「核可」欄的按鈕</w:t>
             </w:r>
           </w:p>
         </w:tc>
@@ -1730,23 +4168,40 @@
       <w:tr>
         <w:tc>
           <w:tcPr>
-            <w:tcW w:type="dxa" w:w="4453"/>
+            <w:tcW w:w="1787" w:type="dxa"/>
           </w:tcPr>
           <w:p>
-            <w:r/>
-            <w:r>
-              <w:t>題目左側綠色、黃色、紅色</w:t>
+            <w:pPr>
+              <w:spacing w:before="60" w:after="60"/>
+            </w:pPr>
+            <w:r>
+              <w:t>未達核可資格</w:t>
             </w:r>
           </w:p>
         </w:tc>
         <w:tc>
           <w:tcPr>
-            <w:tcW w:type="dxa" w:w="4907"/>
+            <w:tcW w:w="3892" w:type="dxa"/>
           </w:tcPr>
           <w:p>
-            <w:r/>
-            <w:r>
-              <w:t>分別為答對、部分對、答錯；題目旁顯示「得分 / 配分」</w:t>
+            <w:pPr>
+              <w:spacing w:before="60" w:after="60"/>
+            </w:pPr>
+            <w:r>
+              <w:t>尚未線上完課</w:t>
+            </w:r>
+          </w:p>
+        </w:tc>
+        <w:tc>
+          <w:tcPr>
+            <w:tcW w:w="3681" w:type="dxa"/>
+          </w:tcPr>
+          <w:p>
+            <w:pPr>
+              <w:spacing w:before="60" w:after="60"/>
+            </w:pPr>
+            <w:r>
+              <w:t>無</w:t>
             </w:r>
           </w:p>
         </w:tc>
@@ -1754,23 +4209,40 @@
       <w:tr>
         <w:tc>
           <w:tcPr>
-            <w:tcW w:type="dxa" w:w="4453"/>
+            <w:tcW w:w="1787" w:type="dxa"/>
           </w:tcPr>
           <w:p>
-            <w:r/>
-            <w:r>
-              <w:t>選項文字為綠色</w:t>
+            <w:pPr>
+              <w:spacing w:before="60" w:after="60"/>
+            </w:pPr>
+            <w:r>
+              <w:t>待核可</w:t>
             </w:r>
           </w:p>
         </w:tc>
         <w:tc>
           <w:tcPr>
-            <w:tcW w:type="dxa" w:w="4907"/>
+            <w:tcW w:w="3892" w:type="dxa"/>
           </w:tcPr>
           <w:p>
-            <w:r/>
-            <w:r>
-              <w:t>學員選了、且為正確答案</w:t>
+            <w:pPr>
+              <w:spacing w:before="60" w:after="60"/>
+            </w:pPr>
+            <w:r>
+              <w:t>已線上完課、尚無核可結果（含已撤銷者）</w:t>
+            </w:r>
+          </w:p>
+        </w:tc>
+        <w:tc>
+          <w:tcPr>
+            <w:tcW w:w="3681" w:type="dxa"/>
+          </w:tcPr>
+          <w:p>
+            <w:pPr>
+              <w:spacing w:before="60" w:after="60"/>
+            </w:pPr>
+            <w:r>
+              <w:t>通過、不通過；左側可勾選以批次核可</w:t>
             </w:r>
           </w:p>
         </w:tc>
@@ -1778,23 +4250,40 @@
       <w:tr>
         <w:tc>
           <w:tcPr>
-            <w:tcW w:type="dxa" w:w="4453"/>
+            <w:tcW w:w="1787" w:type="dxa"/>
           </w:tcPr>
           <w:p>
-            <w:r/>
-            <w:r>
-              <w:t>選項文字為紅色</w:t>
+            <w:pPr>
+              <w:spacing w:before="60" w:after="60"/>
+            </w:pPr>
+            <w:r>
+              <w:t>已通過</w:t>
             </w:r>
           </w:p>
         </w:tc>
         <w:tc>
           <w:tcPr>
-            <w:tcW w:type="dxa" w:w="4907"/>
+            <w:tcW w:w="3892" w:type="dxa"/>
           </w:tcPr>
           <w:p>
-            <w:r/>
-            <w:r>
-              <w:t>學員選了、但不是正確答案</w:t>
+            <w:pPr>
+              <w:spacing w:before="60" w:after="60"/>
+            </w:pPr>
+            <w:r>
+              <w:t>核可通過，狀態下方顯示核可人與核可時間</w:t>
+            </w:r>
+          </w:p>
+        </w:tc>
+        <w:tc>
+          <w:tcPr>
+            <w:tcW w:w="3681" w:type="dxa"/>
+          </w:tcPr>
+          <w:p>
+            <w:pPr>
+              <w:spacing w:before="60" w:after="60"/>
+            </w:pPr>
+            <w:r>
+              <w:t>撤銷</w:t>
             </w:r>
           </w:p>
         </w:tc>
@@ -1802,23 +4291,40 @@
       <w:tr>
         <w:tc>
           <w:tcPr>
-            <w:tcW w:type="dxa" w:w="4453"/>
+            <w:tcW w:w="1787" w:type="dxa"/>
           </w:tcPr>
           <w:p>
-            <w:r/>
-            <w:r>
-              <w:t>選項文字為黃色並註明「（正確答案，未選）」</w:t>
+            <w:pPr>
+              <w:spacing w:before="60" w:after="60"/>
+            </w:pPr>
+            <w:r>
+              <w:t>未通過</w:t>
             </w:r>
           </w:p>
         </w:tc>
         <w:tc>
           <w:tcPr>
-            <w:tcW w:type="dxa" w:w="4907"/>
+            <w:tcW w:w="3892" w:type="dxa"/>
           </w:tcPr>
           <w:p>
-            <w:r/>
-            <w:r>
-              <w:t>正確答案但學員漏選</w:t>
+            <w:pPr>
+              <w:spacing w:before="60" w:after="60"/>
+            </w:pPr>
+            <w:r>
+              <w:t>核可不通過，狀態下方另顯示備註</w:t>
+            </w:r>
+          </w:p>
+        </w:tc>
+        <w:tc>
+          <w:tcPr>
+            <w:tcW w:w="3681" w:type="dxa"/>
+          </w:tcPr>
+          <w:p>
+            <w:pPr>
+              <w:spacing w:before="60" w:after="60"/>
+            </w:pPr>
+            <w:r>
+              <w:t>撤銷</w:t>
             </w:r>
           </w:p>
         </w:tc>
@@ -1826,91 +4332,331 @@
     </w:tbl>
     <w:p>
       <w:pPr>
-        <w:ind w:firstLine="482"/>
-      </w:pPr>
-      <w:r>
-        <w:t>單選題選對得全部配分、選錯得 0 分；多選題依「選對數減去選錯數」占正確選項數的比例給分，最低 0 分，因此會出現「部分對」。</w:t>
+        <w:pStyle w:val="affa"/>
+        <w:keepNext/>
+      </w:pPr>
+      <w:r>
+        <w:lastRenderedPageBreak/>
+        <w:t>逐一核可</w:t>
       </w:r>
     </w:p>
     <w:p>
       <w:pPr>
-        <w:pStyle w:val="2"/>
-      </w:pPr>
-      <w:r>
-        <w:t>六、重置重考次數</w:t>
+        <w:pStyle w:val="af1"/>
+        <w:numPr>
+          <w:ilvl w:val="0"/>
+          <w:numId w:val="4"/>
+        </w:numPr>
+      </w:pPr>
+      <w:r>
+        <w:t>於「待核可」學員列的「核可」欄按「通過」或「不通過」</w:t>
       </w:r>
     </w:p>
     <w:p>
       <w:pPr>
-        <w:ind w:firstLine="482"/>
-      </w:pPr>
-      <w:r>
-        <w:t>學員把測驗的作答次數用完仍未及格時，該學員無法再作答、也就無法完成這門課。此時由教師為其重置該測驗的次數。</w:t>
+        <w:pStyle w:val="af1"/>
+        <w:numPr>
+          <w:ilvl w:val="0"/>
+          <w:numId w:val="4"/>
+        </w:numPr>
+      </w:pPr>
+      <w:r>
+        <w:t>選「不通過」時，可於確認視窗的「備註（選填）」說明原因，例如未達標準的項目</w:t>
       </w:r>
     </w:p>
     <w:p>
       <w:pPr>
+        <w:pStyle w:val="af1"/>
+        <w:numPr>
+          <w:ilvl w:val="0"/>
+          <w:numId w:val="4"/>
+        </w:numPr>
+      </w:pPr>
+      <w:r>
+        <w:t>按「確定」</w:t>
+      </w:r>
+    </w:p>
+    <w:p>
+      <w:pPr>
         <w:ind w:firstLine="482"/>
       </w:pPr>
       <w:r>
-        <w:t>「重置重考次數」按鈕位於作答明細中每份測驗的標題列，</w:t>
+        <w:t>完成後顯示「已完成核可」。</w:t>
       </w:r>
       <w:r>
         <w:rPr>
           <w:b/>
         </w:rPr>
-        <w:t>只有在該學員於該測驗的次數已用盡、且目前未及格時才可以按</w:t>
-      </w:r>
-      <w:r>
-        <w:t>。其餘情況按鈕呈灰色，滑鼠移上去會說明原因：</w:t>
-      </w:r>
+        <w:t>核可通過時，系統寄一封核可通過通知信給該學員</w:t>
+      </w:r>
+      <w:r>
+        <w:t>；不通過與撤銷只記錄結果、由教師自行向學員說明。</w:t>
+      </w:r>
+    </w:p>
+    <w:p>
+      <w:pPr>
+        <w:pStyle w:val="affa"/>
+        <w:keepNext/>
+      </w:pPr>
+      <w:r>
+        <w:t>批次核可</w:t>
+      </w:r>
+    </w:p>
+    <w:p>
+      <w:pPr>
+        <w:keepNext/>
+        <w:ind w:firstLine="482"/>
+      </w:pPr>
+      <w:r>
+        <w:t>同一梯次考核完成時，可一次核可多人：</w:t>
+      </w:r>
+    </w:p>
+    <w:p>
+      <w:pPr>
+        <w:pStyle w:val="af1"/>
+        <w:numPr>
+          <w:ilvl w:val="0"/>
+          <w:numId w:val="5"/>
+        </w:numPr>
+      </w:pPr>
+      <w:r>
+        <w:t>勾選清單左側「待核可」學員的勾選框（其他狀態的勾選框呈灰色）</w:t>
+      </w:r>
+    </w:p>
+    <w:p>
+      <w:pPr>
+        <w:pStyle w:val="af1"/>
+        <w:numPr>
+          <w:ilvl w:val="0"/>
+          <w:numId w:val="5"/>
+        </w:numPr>
+      </w:pPr>
+      <w:r>
+        <w:t>按上方「批次核可通過」或「批次不通過」</w:t>
+      </w:r>
+    </w:p>
+    <w:p>
+      <w:pPr>
+        <w:pStyle w:val="af1"/>
+        <w:numPr>
+          <w:ilvl w:val="0"/>
+          <w:numId w:val="5"/>
+        </w:numPr>
+      </w:pPr>
+      <w:r>
+        <w:t>確認視窗顯示所選人數，核對無誤後按「確定」</w:t>
+      </w:r>
+    </w:p>
+    <w:p>
+      <w:pPr>
+        <w:ind w:firstLine="482"/>
+      </w:pPr>
+      <w:r>
+        <w:t>批次核可通過時，每位學員各收到一封通知信。批次不通過時填寫的備註，套用到這次所選的每一位學員。</w:t>
+      </w:r>
+    </w:p>
+    <w:p>
+      <w:pPr>
+        <w:spacing w:before="80" w:after="80"/>
+        <w:ind w:left="283"/>
+      </w:pPr>
+      <w:r>
+        <w:t>注意：勾選只對</w:t>
+      </w:r>
+      <w:r>
+        <w:rPr>
+          <w:b/>
+        </w:rPr>
+        <w:t>目前這一頁</w:t>
+      </w:r>
+      <w:r>
+        <w:t>有效，換頁時勾選即清空。學員超過</w:t>
+      </w:r>
+      <w:r>
+        <w:t xml:space="preserve"> 20 </w:t>
+      </w:r>
+      <w:r>
+        <w:t>位時，請逐頁勾選、逐頁送出。</w:t>
+      </w:r>
+    </w:p>
+    <w:p>
+      <w:pPr>
+        <w:pStyle w:val="affa"/>
+        <w:keepNext/>
+      </w:pPr>
+      <w:r>
+        <w:t>撤銷核可（改判）</w:t>
+      </w:r>
+    </w:p>
+    <w:p>
+      <w:pPr>
+        <w:keepNext/>
+        <w:ind w:firstLine="482"/>
+      </w:pPr>
+      <w:r>
+        <w:t>已有核可結果的學員，「核可」欄只有「撤銷」。要更正結果時，先撤銷再重新核可：</w:t>
+      </w:r>
+    </w:p>
+    <w:p>
+      <w:pPr>
+        <w:pStyle w:val="af1"/>
+        <w:numPr>
+          <w:ilvl w:val="0"/>
+          <w:numId w:val="6"/>
+        </w:numPr>
+      </w:pPr>
+      <w:r>
+        <w:t>按該學員列的「撤銷」</w:t>
+      </w:r>
+    </w:p>
+    <w:p>
+      <w:pPr>
+        <w:pStyle w:val="af1"/>
+        <w:numPr>
+          <w:ilvl w:val="0"/>
+          <w:numId w:val="6"/>
+        </w:numPr>
+      </w:pPr>
+      <w:r>
+        <w:t>於「撤銷原因」填寫撤銷的理由（必填，會寫入稽核紀錄）</w:t>
+      </w:r>
+    </w:p>
+    <w:p>
+      <w:pPr>
+        <w:pStyle w:val="af1"/>
+        <w:numPr>
+          <w:ilvl w:val="0"/>
+          <w:numId w:val="6"/>
+        </w:numPr>
+      </w:pPr>
+      <w:r>
+        <w:t>按「</w:t>
+      </w:r>
+      <w:r>
+        <w:t>確定」</w:t>
+      </w:r>
+    </w:p>
+    <w:p>
+      <w:pPr>
+        <w:ind w:firstLine="482"/>
+      </w:pPr>
+      <w:r>
+        <w:t>完成後顯示「已撤銷核可」，該學員回到「待核可」，即可重新按「通過」或「不通過」。重新核可為通過時，學員會再收到一封通知信。</w:t>
+      </w:r>
+    </w:p>
+    <w:p>
+      <w:pPr>
+        <w:pStyle w:val="affa"/>
+        <w:keepNext/>
+      </w:pPr>
+      <w:r>
+        <w:t>核可與完課的關係</w:t>
+      </w:r>
+    </w:p>
+    <w:p>
+      <w:pPr>
+        <w:ind w:firstLine="482"/>
+      </w:pPr>
+      <w:r>
+        <w:t>核可是完課以外的另一項紀錄：完課狀態、學習進度、平均成績與完課率</w:t>
+      </w:r>
+      <w:r>
+        <w:rPr>
+          <w:b/>
+        </w:rPr>
+        <w:t>只依線上學習計算</w:t>
+      </w:r>
+      <w:r>
+        <w:t>，不因核可結果而改變。</w:t>
+      </w:r>
+    </w:p>
+    <w:p>
+      <w:pPr>
+        <w:ind w:firstLine="482"/>
+      </w:pPr>
+      <w:r>
+        <w:t>已核可的學員若因教師新增教材或測驗而回到「進行中」，核可狀態暫時顯示「未達核可資格」，但原核可紀錄完整保留；該學員補完新增的項目後，即自動回到原本的「已通過」或「未通過」，不需重新核可。</w:t>
+      </w:r>
+    </w:p>
+    <w:p>
+      <w:pPr>
+        <w:ind w:firstLine="482"/>
+      </w:pPr>
+      <w:r>
+        <w:t>教師於</w:t>
+      </w:r>
+      <w:r>
+        <w:t xml:space="preserve"> ET05 </w:t>
+      </w:r>
+      <w:r>
+        <w:t>課程建立與編輯關閉「本課程需線下核可」並按「更新」後</w:t>
+      </w:r>
+      <w:r>
+        <w:t>，本頁的核可欄位與按鈕一併隱藏；重新開啟即恢復顯示，既有的核可結果維持原樣。</w:t>
+      </w:r>
+    </w:p>
+    <w:p>
+      <w:pPr>
+        <w:pStyle w:val="1"/>
+      </w:pPr>
+      <w:bookmarkStart w:id="13" w:name="_Toc243386842"/>
+      <w:r>
+        <w:lastRenderedPageBreak/>
+        <w:t>參、常見訊息與處置</w:t>
+      </w:r>
+      <w:bookmarkEnd w:id="13"/>
+    </w:p>
+    <w:p>
+      <w:pPr>
+        <w:pStyle w:val="2"/>
+      </w:pPr>
+      <w:bookmarkStart w:id="14" w:name="_Toc243386843"/>
+      <w:r>
+        <w:t>一、被擋下（動作沒有完成）</w:t>
+      </w:r>
+      <w:bookmarkEnd w:id="14"/>
     </w:p>
     <w:tbl>
       <w:tblPr>
         <w:tblStyle w:val="aff2"/>
-        <w:tblW w:type="auto" w:w="0"/>
+        <w:tblW w:w="0" w:type="auto"/>
         <w:tblLayout w:type="fixed"/>
-        <w:tblLook w:firstColumn="1" w:firstRow="1" w:lastColumn="0" w:lastRow="0" w:noHBand="0" w:noVBand="1" w:val="04A0"/>
-        <w:tblLayout w:type="fixed"/>
+        <w:tblLook w:val="04A0" w:firstRow="1" w:lastRow="0" w:firstColumn="1" w:lastColumn="0" w:noHBand="0" w:noVBand="1"/>
       </w:tblPr>
       <w:tblGrid>
-        <w:gridCol w:w="4680"/>
-        <w:gridCol w:w="4680"/>
+        <w:gridCol w:w="4060"/>
+        <w:gridCol w:w="5300"/>
       </w:tblGrid>
       <w:tr>
         <w:tc>
           <w:tcPr>
-            <w:tcW w:type="dxa" w:w="4576"/>
+            <w:tcW w:w="4060" w:type="dxa"/>
           </w:tcPr>
           <w:p>
+            <w:pPr>
+              <w:spacing w:before="60" w:after="60"/>
+            </w:pPr>
             <w:r>
               <w:rPr>
                 <w:b/>
               </w:rPr>
-            </w:r>
-            <w:r>
-              <w:rPr>
-                <w:b/>
-              </w:rPr>
-              <w:t>停用原因</w:t>
+              <w:t>訊息</w:t>
             </w:r>
           </w:p>
         </w:tc>
         <w:tc>
           <w:tcPr>
-            <w:tcW w:type="dxa" w:w="4784"/>
+            <w:tcW w:w="5300" w:type="dxa"/>
           </w:tcPr>
           <w:p>
+            <w:pPr>
+              <w:spacing w:before="60" w:after="60"/>
+            </w:pPr>
             <w:r>
               <w:rPr>
                 <w:b/>
               </w:rPr>
-            </w:r>
-            <w:r>
-              <w:rPr>
-                <w:b/>
-              </w:rPr>
-              <w:t>說明</w:t>
+              <w:t>處置</w:t>
             </w:r>
           </w:p>
         </w:tc>
@@ -1918,23 +4664,27 @@
       <w:tr>
         <w:tc>
           <w:tcPr>
-            <w:tcW w:type="dxa" w:w="4576"/>
+            <w:tcW w:w="4060" w:type="dxa"/>
           </w:tcPr>
           <w:p>
-            <w:r/>
-            <w:r>
-              <w:t>尚未作答</w:t>
+            <w:pPr>
+              <w:spacing w:before="60" w:after="60"/>
+            </w:pPr>
+            <w:r>
+              <w:t>「請填寫撤銷原因」</w:t>
             </w:r>
           </w:p>
         </w:tc>
         <w:tc>
           <w:tcPr>
-            <w:tcW w:type="dxa" w:w="4784"/>
+            <w:tcW w:w="5300" w:type="dxa"/>
           </w:tcPr>
           <w:p>
-            <w:r/>
-            <w:r>
-              <w:t>次數本來就是滿的</w:t>
+            <w:pPr>
+              <w:spacing w:before="60" w:after="60"/>
+            </w:pPr>
+            <w:r>
+              <w:t>撤銷原因為必填，填寫後再按「確定」</w:t>
             </w:r>
           </w:p>
         </w:tc>
@@ -1942,23 +4692,27 @@
       <w:tr>
         <w:tc>
           <w:tcPr>
-            <w:tcW w:type="dxa" w:w="4576"/>
+            <w:tcW w:w="4060" w:type="dxa"/>
           </w:tcPr>
           <w:p>
-            <w:r/>
-            <w:r>
-              <w:t>已及格</w:t>
+            <w:pPr>
+              <w:spacing w:before="60" w:after="60"/>
+            </w:pPr>
+            <w:r>
+              <w:t>「此測驗不符重置條件（次數未用盡、已及格或尚未作答）」</w:t>
             </w:r>
           </w:p>
         </w:tc>
         <w:tc>
           <w:tcPr>
-            <w:tcW w:type="dxa" w:w="4784"/>
+            <w:tcW w:w="5300" w:type="dxa"/>
           </w:tcPr>
           <w:p>
-            <w:r/>
-            <w:r>
-              <w:t>已通過該測驗</w:t>
+            <w:pPr>
+              <w:spacing w:before="60" w:after="60"/>
+            </w:pPr>
+            <w:r>
+              <w:t>開啟畫面後學員的作答狀況已有變化（例如剛好交卷及格）。離開本作業後再進入，依最新狀態判斷</w:t>
             </w:r>
           </w:p>
         </w:tc>
@@ -1966,23 +4720,33 @@
       <w:tr>
         <w:tc>
           <w:tcPr>
-            <w:tcW w:type="dxa" w:w="4576"/>
+            <w:tcW w:w="4060" w:type="dxa"/>
           </w:tcPr>
           <w:p>
-            <w:r/>
-            <w:r>
-              <w:t>尚有 N 次可作答</w:t>
+            <w:pPr>
+              <w:spacing w:before="60" w:after="60"/>
+            </w:pPr>
+            <w:r>
+              <w:t>「課程已關閉，無法執行此管理動作」</w:t>
             </w:r>
           </w:p>
         </w:tc>
         <w:tc>
           <w:tcPr>
-            <w:tcW w:type="dxa" w:w="4784"/>
+            <w:tcW w:w="5300" w:type="dxa"/>
           </w:tcPr>
           <w:p>
-            <w:r/>
-            <w:r>
-              <w:t>學員可自行重考</w:t>
+            <w:pPr>
+              <w:spacing w:before="60" w:after="60"/>
+            </w:pPr>
+            <w:r>
+              <w:t>開啟畫面後課程已關閉或已過閱課訖止時間。需要管理時先於</w:t>
+            </w:r>
+            <w:r>
+              <w:t xml:space="preserve"> ET05 </w:t>
+            </w:r>
+            <w:r>
+              <w:t>課程建立與編輯再開課</w:t>
             </w:r>
           </w:p>
         </w:tc>
@@ -1990,205 +4754,27 @@
       <w:tr>
         <w:tc>
           <w:tcPr>
-            <w:tcW w:type="dxa" w:w="4576"/>
+            <w:tcW w:w="4060" w:type="dxa"/>
           </w:tcPr>
           <w:p>
-            <w:r/>
-            <w:r>
-              <w:t>課程已關閉</w:t>
+            <w:pPr>
+              <w:spacing w:before="60" w:after="60"/>
+            </w:pPr>
+            <w:r>
+              <w:t>「查無此學員之選課紀錄」</w:t>
             </w:r>
           </w:p>
         </w:tc>
         <w:tc>
           <w:tcPr>
-            <w:tcW w:type="dxa" w:w="4784"/>
+            <w:tcW w:w="5300" w:type="dxa"/>
           </w:tcPr>
           <w:p>
-            <w:r/>
-            <w:r>
-              <w:t>需先再開課</w:t>
-            </w:r>
-          </w:p>
-        </w:tc>
-      </w:tr>
-    </w:tbl>
-    <w:p>
-      <w:pPr>
-        <w:pStyle w:val="af1"/>
-        <w:numPr>
-          <w:ilvl w:val="0"/>
-          <w:numId w:val="3"/>
-        </w:numPr>
-      </w:pPr>
-      <w:r>
-        <w:t>於作答明細展開該學員</w:t>
-      </w:r>
-    </w:p>
-    <w:p>
-      <w:pPr>
-        <w:pStyle w:val="af1"/>
-        <w:numPr>
-          <w:ilvl w:val="0"/>
-          <w:numId w:val="3"/>
-        </w:numPr>
-      </w:pPr>
-      <w:r>
-        <w:t>於該測驗標題列按「重置重考次數」</w:t>
-      </w:r>
-    </w:p>
-    <w:p>
-      <w:pPr>
-        <w:pStyle w:val="af1"/>
-        <w:numPr>
-          <w:ilvl w:val="0"/>
-          <w:numId w:val="3"/>
-        </w:numPr>
-      </w:pPr>
-      <w:r>
-        <w:t>於確認視窗按「確定」</w:t>
-      </w:r>
-    </w:p>
-    <w:p>
-      <w:pPr>
-        <w:ind w:firstLine="482"/>
-      </w:pPr>
-      <w:r>
-        <w:t>完成後顯示「已重置重考次數」，該測驗的已用次數回到 0，學員可再作答完整的次數（重考次數上限加 1）。</w:t>
-      </w:r>
-    </w:p>
-    <w:p>
-      <w:pPr>
-        <w:pStyle w:val="af0"/>
-        <w:numPr>
-          <w:ilvl w:val="0"/>
-          <w:numId w:val="900"/>
-        </w:numPr>
-      </w:pPr>
-      <w:r>
-        <w:t>重置以</w:t>
-      </w:r>
-      <w:r>
-        <w:rPr>
-          <w:b/>
-        </w:rPr>
-        <w:t>一份測驗</w:t>
-      </w:r>
-      <w:r>
-        <w:t>為單位，其他測驗的次數不受影響</w:t>
-      </w:r>
-    </w:p>
-    <w:p>
-      <w:pPr>
-        <w:pStyle w:val="af0"/>
-        <w:numPr>
-          <w:ilvl w:val="0"/>
-          <w:numId w:val="900"/>
-        </w:numPr>
-      </w:pPr>
-      <w:r>
-        <w:t>歷次作答紀錄與分數</w:t>
-      </w:r>
-      <w:r>
-        <w:rPr>
-          <w:b/>
-        </w:rPr>
-        <w:t>全部保留</w:t>
-      </w:r>
-      <w:r>
-        <w:t>，仍可逐次點開檢視；平均成績照樣取歷次最高分</w:t>
-      </w:r>
-    </w:p>
-    <w:p>
-      <w:pPr>
-        <w:pStyle w:val="af0"/>
-        <w:numPr>
-          <w:ilvl w:val="0"/>
-          <w:numId w:val="900"/>
-        </w:numPr>
-      </w:pPr>
-      <w:r>
-        <w:t>作答明細於重置處插入一列「重考次數已重置」與日期</w:t>
-      </w:r>
-    </w:p>
-    <w:p>
-      <w:pPr>
-        <w:spacing w:before="80" w:after="80"/>
-        <w:ind w:left="283" w:firstLine="0"/>
-      </w:pPr>
-      <w:r>
-        <w:t>注意：教師於 ET05 課程建立與編輯修改測驗時選了「儲存並要求重測」並按「更新」生效後，作答過該測驗的學員（不論是否已通過）即從新一輪開始：原本的及格不再算數、須重新及格，平均成績也只計重測之後的作答。重測未及格且次數用盡時，「已及格」標示消失、「重置重考次數」即可按。</w:t>
-      </w:r>
-    </w:p>
-    <w:p>
-      <w:pPr>
-        <w:pStyle w:val="2"/>
-      </w:pPr>
-      <w:r>
-        <w:t>七、查看問卷結果</w:t>
-      </w:r>
-    </w:p>
-    <w:p>
-      <w:pPr>
-        <w:ind w:firstLine="482"/>
-      </w:pPr>
-      <w:r>
-        <w:t>課程有建立課後問卷時，才顯示「問卷結果」區塊。區塊上方顯示「已填 N 人 ／ 未填 M 人」，兩者合計為目前在課程中的學員數。課後問卷於學員完課後才開放填寫，因此未填人數含尚未完課的學員。</w:t>
-      </w:r>
-    </w:p>
-    <w:p>
-      <w:pPr>
-        <w:ind w:firstLine="482"/>
-      </w:pPr>
-      <w:r>
-        <w:t>右上方可切換兩種檢視：</w:t>
-      </w:r>
-    </w:p>
-    <w:tbl>
-      <w:tblPr>
-        <w:tblStyle w:val="aff2"/>
-        <w:tblW w:type="auto" w:w="0"/>
-        <w:tblLayout w:type="fixed"/>
-        <w:tblLook w:firstColumn="1" w:firstRow="1" w:lastColumn="0" w:lastRow="0" w:noHBand="0" w:noVBand="1" w:val="04A0"/>
-        <w:tblLayout w:type="fixed"/>
-      </w:tblPr>
-      <w:tblGrid>
-        <w:gridCol w:w="4680"/>
-        <w:gridCol w:w="4680"/>
-      </w:tblGrid>
-      <w:tr>
-        <w:tc>
-          <w:tcPr>
-            <w:tcW w:type="dxa" w:w="907"/>
-          </w:tcPr>
-          <w:p>
-            <w:r>
-              <w:rPr>
-                <w:b/>
-              </w:rPr>
-            </w:r>
-            <w:r>
-              <w:rPr>
-                <w:b/>
-              </w:rPr>
-              <w:t>檢視</w:t>
-            </w:r>
-          </w:p>
-        </w:tc>
-        <w:tc>
-          <w:tcPr>
-            <w:tcW w:type="dxa" w:w="8453"/>
-          </w:tcPr>
-          <w:p>
-            <w:r>
-              <w:rPr>
-                <w:b/>
-              </w:rPr>
-            </w:r>
-            <w:r>
-              <w:rPr>
-                <w:b/>
-              </w:rPr>
-              <w:t>內容</w:t>
+            <w:pPr>
+              <w:spacing w:before="60" w:after="60"/>
+            </w:pPr>
+            <w:r>
+              <w:t>該學員已被移除（可能已於其他分頁或裝置操作過）。離開本作業後再進入，確認清單現況</w:t>
             </w:r>
           </w:p>
         </w:tc>
@@ -2196,32 +4782,27 @@
       <w:tr>
         <w:tc>
           <w:tcPr>
-            <w:tcW w:type="dxa" w:w="907"/>
+            <w:tcW w:w="4060" w:type="dxa"/>
           </w:tcPr>
           <w:p>
-            <w:r/>
-            <w:r>
-              <w:t>統計</w:t>
+            <w:pPr>
+              <w:spacing w:before="60" w:after="60"/>
+            </w:pPr>
+            <w:r>
+              <w:t>「學員尚未完課，無法核可」</w:t>
             </w:r>
           </w:p>
         </w:tc>
         <w:tc>
           <w:tcPr>
-            <w:tcW w:type="dxa" w:w="8453"/>
+            <w:tcW w:w="5300" w:type="dxa"/>
           </w:tcPr>
           <w:p>
-            <w:r/>
-            <w:r>
-              <w:t>單選題列出各選項的人數與百分比（以</w:t>
-            </w:r>
-            <w:r>
-              <w:rPr>
-                <w:b/>
-              </w:rPr>
-              <w:t>該題作答人數</w:t>
-            </w:r>
-            <w:r>
-              <w:t>為分母）；問答題只列已答人數</w:t>
+            <w:pPr>
+              <w:spacing w:before="60" w:after="60"/>
+            </w:pPr>
+            <w:r>
+              <w:t>開啟畫面後學員的完課狀態已改變（例如課程剛新增了項目）。待學員完課後再核可</w:t>
             </w:r>
           </w:p>
         </w:tc>
@@ -2229,207 +4810,27 @@
       <w:tr>
         <w:tc>
           <w:tcPr>
-            <w:tcW w:type="dxa" w:w="907"/>
+            <w:tcW w:w="4060" w:type="dxa"/>
           </w:tcPr>
           <w:p>
-            <w:r/>
-            <w:r>
-              <w:t>明細</w:t>
+            <w:pPr>
+              <w:spacing w:before="60" w:after="60"/>
+            </w:pPr>
+            <w:r>
+              <w:t>「無法核可：已有核可紀錄」</w:t>
             </w:r>
           </w:p>
         </w:tc>
         <w:tc>
           <w:tcPr>
-            <w:tcW w:type="dxa" w:w="8453"/>
+            <w:tcW w:w="5300" w:type="dxa"/>
           </w:tcPr>
           <w:p>
-            <w:r/>
-            <w:r>
-              <w:t>每位填答學員一列，</w:t>
-            </w:r>
-            <w:r>
-              <w:rPr>
-                <w:b/>
-              </w:rPr>
-              <w:t>具名</w:t>
-            </w:r>
-            <w:r>
-              <w:t>列出填答時間與各題答案，問答題顯示完整文字</w:t>
-            </w:r>
-          </w:p>
-        </w:tc>
-      </w:tr>
-    </w:tbl>
-    <w:p>
-      <w:pPr>
-        <w:keepNext/>
-        <w:spacing w:before="160" w:after="40"/>
-        <w:ind w:left="0" w:firstLine="0"/>
-        <w:jc w:val="center"/>
-      </w:pPr>
-      <w:r>
-        <w:drawing>
-          <wp:inline xmlns:a="http://schemas.openxmlformats.org/drawingml/2006/main" xmlns:pic="http://schemas.openxmlformats.org/drawingml/2006/picture">
-            <wp:extent cx="5580000" cy="3713841"/>
-            <wp:docPr id="6" name="Picture 6"/>
-            <wp:cNvGraphicFramePr>
-              <a:graphicFrameLocks noChangeAspect="1"/>
-            </wp:cNvGraphicFramePr>
-            <a:graphic>
-              <a:graphicData uri="http://schemas.openxmlformats.org/drawingml/2006/picture">
-                <pic:pic>
-                  <pic:nvPicPr>
-                    <pic:cNvPr id="0" name="et02-05.png"/>
-                    <pic:cNvPicPr/>
-                  </pic:nvPicPr>
-                  <pic:blipFill>
-                    <a:blip r:embed="rId14"/>
-                    <a:stretch>
-                      <a:fillRect/>
-                    </a:stretch>
-                  </pic:blipFill>
-                  <pic:spPr>
-                    <a:xfrm>
-                      <a:off x="0" y="0"/>
-                      <a:ext cx="5580000" cy="3713841"/>
-                    </a:xfrm>
-                    <a:prstGeom prst="rect"/>
-                  </pic:spPr>
-                </pic:pic>
-              </a:graphicData>
-            </a:graphic>
-          </wp:inline>
-        </w:drawing>
-      </w:r>
-    </w:p>
-    <w:p>
-      <w:pPr>
-        <w:spacing w:after="160"/>
-        <w:ind w:firstLine="0"/>
-        <w:jc w:val="center"/>
-      </w:pPr>
-      <w:r>
-        <w:rPr>
-          <w:color w:val="404040"/>
-          <w:sz w:val="20"/>
-        </w:rPr>
-        <w:t>問卷結果切在「統計」，單選題列出各選項的人數與百分比，問答題只顯示已答人數</w:t>
-      </w:r>
-    </w:p>
-    <w:p>
-      <w:pPr>
-        <w:ind w:firstLine="482"/>
-      </w:pPr>
-      <w:r>
-        <w:t>問答題的文字答案請切換至「明細」，或匯出 CSV 檢視。</w:t>
-      </w:r>
-    </w:p>
-    <w:p>
-      <w:pPr>
-        <w:ind w:firstLine="482"/>
-      </w:pPr>
-      <w:r>
-        <w:t>按「匯出 CSV」後顯示「CSV 已匯出」。</w:t>
-      </w:r>
-      <w:r>
-        <w:rPr>
-          <w:b/>
-        </w:rPr>
-        <w:t>不論目前切換在哪一種檢視，匯出內容一律為明細</w:t>
-      </w:r>
-      <w:r>
-        <w:t>：每位填答學員一列，含姓名、填答時間與每一題的答案（含問答題全文）。尚無人填答時「匯出 CSV」呈灰色無法按。</w:t>
-      </w:r>
-    </w:p>
-    <w:p>
-      <w:pPr>
-        <w:pStyle w:val="2"/>
-      </w:pPr>
-      <w:r>
-        <w:t>八、線下核可</w:t>
-      </w:r>
-    </w:p>
-    <w:p>
-      <w:pPr>
-        <w:ind w:firstLine="482"/>
-      </w:pPr>
-      <w:r>
-        <w:t>課程於 ET05 課程建立與編輯開啟了「本課程需線下核可」時，「已加入學員」區塊上方多一列「本課程需線下核可」的提示與兩個批次按鈕，清單另增「核可狀態」與「核可」兩欄。用於學員線上完課後，教師另行進行的實機操作或口頭考核；結果只有通過與不通過兩種，不記考核分數。</w:t>
-      </w:r>
-    </w:p>
-    <w:p>
-      <w:pPr>
-        <w:ind w:firstLine="482"/>
-      </w:pPr>
-      <w:r>
-        <w:t>核可狀態與可用的操作：</w:t>
-      </w:r>
-    </w:p>
-    <w:tbl>
-      <w:tblPr>
-        <w:tblStyle w:val="aff2"/>
-        <w:tblW w:type="auto" w:w="0"/>
-        <w:tblLayout w:type="fixed"/>
-        <w:tblLook w:firstColumn="1" w:firstRow="1" w:lastColumn="0" w:lastRow="0" w:noHBand="0" w:noVBand="1" w:val="04A0"/>
-        <w:tblLayout w:type="fixed"/>
-      </w:tblPr>
-      <w:tblGrid>
-        <w:gridCol w:w="3120"/>
-        <w:gridCol w:w="3120"/>
-        <w:gridCol w:w="3120"/>
-      </w:tblGrid>
-      <w:tr>
-        <w:tc>
-          <w:tcPr>
-            <w:tcW w:type="dxa" w:w="1787"/>
-          </w:tcPr>
-          <w:p>
-            <w:r>
-              <w:rPr>
-                <w:b/>
-              </w:rPr>
-            </w:r>
-            <w:r>
-              <w:rPr>
-                <w:b/>
-              </w:rPr>
-              <w:t>核可狀態</w:t>
-            </w:r>
-          </w:p>
-        </w:tc>
-        <w:tc>
-          <w:tcPr>
-            <w:tcW w:type="dxa" w:w="3892"/>
-          </w:tcPr>
-          <w:p>
-            <w:r>
-              <w:rPr>
-                <w:b/>
-              </w:rPr>
-            </w:r>
-            <w:r>
-              <w:rPr>
-                <w:b/>
-              </w:rPr>
-              <w:t>意義</w:t>
-            </w:r>
-          </w:p>
-        </w:tc>
-        <w:tc>
-          <w:tcPr>
-            <w:tcW w:type="dxa" w:w="3681"/>
-          </w:tcPr>
-          <w:p>
-            <w:r>
-              <w:rPr>
-                <w:b/>
-              </w:rPr>
-            </w:r>
-            <w:r>
-              <w:rPr>
-                <w:b/>
-              </w:rPr>
-              <w:t>「核可」欄的按鈕</w:t>
+            <w:pPr>
+              <w:spacing w:before="60" w:after="60"/>
+            </w:pPr>
+            <w:r>
+              <w:t>該學員已有核可結果（可能已於其他分頁或由他人先完成）。離開本作業後再進入確認；要改判時先撤銷</w:t>
             </w:r>
           </w:p>
         </w:tc>
@@ -2437,34 +4838,27 @@
       <w:tr>
         <w:tc>
           <w:tcPr>
-            <w:tcW w:type="dxa" w:w="1787"/>
+            <w:tcW w:w="4060" w:type="dxa"/>
           </w:tcPr>
           <w:p>
-            <w:r/>
-            <w:r>
-              <w:t>未達核可資格</w:t>
+            <w:pPr>
+              <w:spacing w:before="60" w:after="60"/>
+            </w:pPr>
+            <w:r>
+              <w:t>「無法核可：已不在此課程」</w:t>
             </w:r>
           </w:p>
         </w:tc>
         <w:tc>
           <w:tcPr>
-            <w:tcW w:type="dxa" w:w="3892"/>
+            <w:tcW w:w="5300" w:type="dxa"/>
           </w:tcPr>
           <w:p>
-            <w:r/>
-            <w:r>
-              <w:t>尚未線上完課</w:t>
-            </w:r>
-          </w:p>
-        </w:tc>
-        <w:tc>
-          <w:tcPr>
-            <w:tcW w:type="dxa" w:w="3681"/>
-          </w:tcPr>
-          <w:p>
-            <w:r/>
-            <w:r>
-              <w:t>無</w:t>
+            <w:pPr>
+              <w:spacing w:before="60" w:after="60"/>
+            </w:pPr>
+            <w:r>
+              <w:t>該學員已被移除。需要核可時先重新邀請</w:t>
             </w:r>
           </w:p>
         </w:tc>
@@ -2472,34 +4866,27 @@
       <w:tr>
         <w:tc>
           <w:tcPr>
-            <w:tcW w:type="dxa" w:w="1787"/>
+            <w:tcW w:w="4060" w:type="dxa"/>
           </w:tcPr>
           <w:p>
-            <w:r/>
-            <w:r>
-              <w:t>待核可</w:t>
+            <w:pPr>
+              <w:spacing w:before="60" w:after="60"/>
+            </w:pPr>
+            <w:r>
+              <w:t>「核可狀態已被其他人變更，請重新整理後再試」</w:t>
             </w:r>
           </w:p>
         </w:tc>
         <w:tc>
           <w:tcPr>
-            <w:tcW w:type="dxa" w:w="3892"/>
+            <w:tcW w:w="5300" w:type="dxa"/>
           </w:tcPr>
           <w:p>
-            <w:r/>
-            <w:r>
-              <w:t>已線上完課、尚無核可結果（含已撤銷者）</w:t>
-            </w:r>
-          </w:p>
-        </w:tc>
-        <w:tc>
-          <w:tcPr>
-            <w:tcW w:type="dxa" w:w="3681"/>
-          </w:tcPr>
-          <w:p>
-            <w:r/>
-            <w:r>
-              <w:t>通過、不通過；左側可勾選以批次核可</w:t>
+            <w:pPr>
+              <w:spacing w:before="60" w:after="60"/>
+            </w:pPr>
+            <w:r>
+              <w:t>開啟畫面後該學員的核可結果已被變更。離開本作業後再進入，確認最新結果後再操作</w:t>
             </w:r>
           </w:p>
         </w:tc>
@@ -2507,34 +4894,89 @@
       <w:tr>
         <w:tc>
           <w:tcPr>
-            <w:tcW w:type="dxa" w:w="1787"/>
+            <w:tcW w:w="4060" w:type="dxa"/>
           </w:tcPr>
           <w:p>
-            <w:r/>
-            <w:r>
-              <w:t>已通過</w:t>
+            <w:pPr>
+              <w:spacing w:before="60" w:after="60"/>
+            </w:pPr>
+            <w:r>
+              <w:t>「此課程未啟用線下核可」</w:t>
             </w:r>
           </w:p>
         </w:tc>
         <w:tc>
           <w:tcPr>
-            <w:tcW w:type="dxa" w:w="3892"/>
+            <w:tcW w:w="5300" w:type="dxa"/>
           </w:tcPr>
           <w:p>
-            <w:r/>
-            <w:r>
-              <w:t>核可通過，狀態下方顯示核可人與核可時間</w:t>
+            <w:pPr>
+              <w:spacing w:before="60" w:after="60"/>
+            </w:pPr>
+            <w:r>
+              <w:t>開啟畫面後課程的「本課程需線下核可」已被關閉。需要核可時於</w:t>
+            </w:r>
+            <w:r>
+              <w:t xml:space="preserve"> ET05 </w:t>
+            </w:r>
+            <w:r>
+              <w:t>課程建立與編輯重新開啟</w:t>
+            </w:r>
+          </w:p>
+        </w:tc>
+      </w:tr>
+    </w:tbl>
+    <w:p>
+      <w:pPr>
+        <w:pStyle w:val="2"/>
+      </w:pPr>
+      <w:bookmarkStart w:id="15" w:name="_Toc243386844"/>
+      <w:r>
+        <w:t>二、有警告（動作完成但需判斷）</w:t>
+      </w:r>
+      <w:bookmarkEnd w:id="15"/>
+    </w:p>
+    <w:tbl>
+      <w:tblPr>
+        <w:tblStyle w:val="aff2"/>
+        <w:tblW w:w="0" w:type="auto"/>
+        <w:tblLayout w:type="fixed"/>
+        <w:tblLook w:val="04A0" w:firstRow="1" w:lastRow="0" w:firstColumn="1" w:lastColumn="0" w:noHBand="0" w:noVBand="1"/>
+      </w:tblPr>
+      <w:tblGrid>
+        <w:gridCol w:w="3903"/>
+        <w:gridCol w:w="5457"/>
+      </w:tblGrid>
+      <w:tr>
+        <w:tc>
+          <w:tcPr>
+            <w:tcW w:w="3903" w:type="dxa"/>
+          </w:tcPr>
+          <w:p>
+            <w:pPr>
+              <w:spacing w:before="60" w:after="60"/>
+            </w:pPr>
+            <w:r>
+              <w:rPr>
+                <w:b/>
+              </w:rPr>
+              <w:t>訊息</w:t>
             </w:r>
           </w:p>
         </w:tc>
         <w:tc>
           <w:tcPr>
-            <w:tcW w:type="dxa" w:w="3681"/>
+            <w:tcW w:w="5457" w:type="dxa"/>
           </w:tcPr>
           <w:p>
-            <w:r/>
-            <w:r>
-              <w:t>撤銷</w:t>
+            <w:pPr>
+              <w:spacing w:before="60" w:after="60"/>
+            </w:pPr>
+            <w:r>
+              <w:rPr>
+                <w:b/>
+              </w:rPr>
+              <w:t>代表什麼</w:t>
             </w:r>
           </w:p>
         </w:tc>
@@ -2542,341 +4984,27 @@
       <w:tr>
         <w:tc>
           <w:tcPr>
-            <w:tcW w:type="dxa" w:w="1787"/>
+            <w:tcW w:w="3903" w:type="dxa"/>
           </w:tcPr>
           <w:p>
-            <w:r/>
-            <w:r>
-              <w:t>未通過</w:t>
+            <w:pPr>
+              <w:spacing w:before="60" w:after="60"/>
+            </w:pPr>
+            <w:r>
+              <w:t>移除確認視窗以橘色顯示「（學員姓名）作答中，移除後其當前作答將保留並計入歷史。確定移除？」</w:t>
             </w:r>
           </w:p>
         </w:tc>
         <w:tc>
           <w:tcPr>
-            <w:tcW w:type="dxa" w:w="3892"/>
+            <w:tcW w:w="5457" w:type="dxa"/>
           </w:tcPr>
           <w:p>
-            <w:r/>
-            <w:r>
-              <w:t>核可不通過，狀態下方另顯示備註</w:t>
-            </w:r>
-          </w:p>
-        </w:tc>
-        <w:tc>
-          <w:tcPr>
-            <w:tcW w:type="dxa" w:w="3681"/>
-          </w:tcPr>
-          <w:p>
-            <w:r/>
-            <w:r>
-              <w:t>撤銷</w:t>
-            </w:r>
-          </w:p>
-        </w:tc>
-      </w:tr>
-    </w:tbl>
-    <w:p>
-      <w:pPr>
-        <w:pStyle w:val="affa"/>
-      </w:pPr>
-      <w:r>
-        <w:t>逐一核可</w:t>
-      </w:r>
-    </w:p>
-    <w:p>
-      <w:pPr>
-        <w:pStyle w:val="af1"/>
-        <w:numPr>
-          <w:ilvl w:val="0"/>
-          <w:numId w:val="4"/>
-        </w:numPr>
-      </w:pPr>
-      <w:r>
-        <w:t>於「待核可」學員列的「核可」欄按「通過」或「不通過」</w:t>
-      </w:r>
-    </w:p>
-    <w:p>
-      <w:pPr>
-        <w:pStyle w:val="af1"/>
-        <w:numPr>
-          <w:ilvl w:val="0"/>
-          <w:numId w:val="4"/>
-        </w:numPr>
-      </w:pPr>
-      <w:r>
-        <w:t>選「不通過」時，可於確認視窗的「備註（選填）」說明原因，例如未達標準的項目</w:t>
-      </w:r>
-    </w:p>
-    <w:p>
-      <w:pPr>
-        <w:pStyle w:val="af1"/>
-        <w:numPr>
-          <w:ilvl w:val="0"/>
-          <w:numId w:val="4"/>
-        </w:numPr>
-      </w:pPr>
-      <w:r>
-        <w:t>按「確定」</w:t>
-      </w:r>
-    </w:p>
-    <w:p>
-      <w:pPr>
-        <w:ind w:firstLine="482"/>
-      </w:pPr>
-      <w:r>
-        <w:t>完成後顯示「已完成核可」。</w:t>
-      </w:r>
-      <w:r>
-        <w:rPr>
-          <w:b/>
-        </w:rPr>
-        <w:t>核可通過時，系統寄一封核可通過通知信給該學員</w:t>
-      </w:r>
-      <w:r>
-        <w:t>；不通過與撤銷只記錄結果、由教師自行向學員說明。</w:t>
-      </w:r>
-    </w:p>
-    <w:p>
-      <w:pPr>
-        <w:pStyle w:val="affa"/>
-      </w:pPr>
-      <w:r>
-        <w:t>批次核可</w:t>
-      </w:r>
-    </w:p>
-    <w:p>
-      <w:pPr>
-        <w:ind w:firstLine="482"/>
-      </w:pPr>
-      <w:r>
-        <w:t>同一梯次考核完成時，可一次核可多人：</w:t>
-      </w:r>
-    </w:p>
-    <w:p>
-      <w:pPr>
-        <w:pStyle w:val="af1"/>
-        <w:numPr>
-          <w:ilvl w:val="0"/>
-          <w:numId w:val="5"/>
-        </w:numPr>
-      </w:pPr>
-      <w:r>
-        <w:t>勾選清單左側「待核可」學員的勾選框（其他狀態的勾選框呈灰色）</w:t>
-      </w:r>
-    </w:p>
-    <w:p>
-      <w:pPr>
-        <w:pStyle w:val="af1"/>
-        <w:numPr>
-          <w:ilvl w:val="0"/>
-          <w:numId w:val="5"/>
-        </w:numPr>
-      </w:pPr>
-      <w:r>
-        <w:t>按上方「批次核可通過」或「批次不通過」</w:t>
-      </w:r>
-    </w:p>
-    <w:p>
-      <w:pPr>
-        <w:pStyle w:val="af1"/>
-        <w:numPr>
-          <w:ilvl w:val="0"/>
-          <w:numId w:val="5"/>
-        </w:numPr>
-      </w:pPr>
-      <w:r>
-        <w:t>確認視窗顯示所選人數，核對無誤後按「確定」</w:t>
-      </w:r>
-    </w:p>
-    <w:p>
-      <w:pPr>
-        <w:ind w:firstLine="482"/>
-      </w:pPr>
-      <w:r>
-        <w:t>批次核可通過時，每位學員各收到一封通知信。批次不通過時填寫的備註，套用到這次所選的每一位學員。</w:t>
-      </w:r>
-    </w:p>
-    <w:p>
-      <w:pPr>
-        <w:spacing w:before="80" w:after="80"/>
-        <w:ind w:left="283" w:firstLine="0"/>
-      </w:pPr>
-      <w:r>
-        <w:t>注意：勾選只對</w:t>
-      </w:r>
-      <w:r>
-        <w:rPr>
-          <w:b/>
-        </w:rPr>
-        <w:t>目前這一頁</w:t>
-      </w:r>
-      <w:r>
-        <w:t>有效，換頁時勾選即清空。學員超過 20 位時，請逐頁勾選、逐頁送出。</w:t>
-      </w:r>
-    </w:p>
-    <w:p>
-      <w:pPr>
-        <w:pStyle w:val="affa"/>
-      </w:pPr>
-      <w:r>
-        <w:t>撤銷核可（改判）</w:t>
-      </w:r>
-    </w:p>
-    <w:p>
-      <w:pPr>
-        <w:ind w:firstLine="482"/>
-      </w:pPr>
-      <w:r>
-        <w:t>已有核可結果的學員，「核可」欄只有「撤銷」。要更正結果時，先撤銷再重新核可：</w:t>
-      </w:r>
-    </w:p>
-    <w:p>
-      <w:pPr>
-        <w:pStyle w:val="af1"/>
-        <w:numPr>
-          <w:ilvl w:val="0"/>
-          <w:numId w:val="6"/>
-        </w:numPr>
-      </w:pPr>
-      <w:r>
-        <w:t>按該學員列的「撤銷」</w:t>
-      </w:r>
-    </w:p>
-    <w:p>
-      <w:pPr>
-        <w:pStyle w:val="af1"/>
-        <w:numPr>
-          <w:ilvl w:val="0"/>
-          <w:numId w:val="6"/>
-        </w:numPr>
-      </w:pPr>
-      <w:r>
-        <w:t>於「撤銷原因」填寫撤銷的理由（必填，會寫入稽核紀錄）</w:t>
-      </w:r>
-    </w:p>
-    <w:p>
-      <w:pPr>
-        <w:pStyle w:val="af1"/>
-        <w:numPr>
-          <w:ilvl w:val="0"/>
-          <w:numId w:val="6"/>
-        </w:numPr>
-      </w:pPr>
-      <w:r>
-        <w:t>按「確定」</w:t>
-      </w:r>
-    </w:p>
-    <w:p>
-      <w:pPr>
-        <w:ind w:firstLine="482"/>
-      </w:pPr>
-      <w:r>
-        <w:t>完成後顯示「已撤銷核可」，該學員回到「待核可」，即可重新按「通過」或「不通過」。重新核可為通過時，學員會再收到一封通知信。</w:t>
-      </w:r>
-    </w:p>
-    <w:p>
-      <w:pPr>
-        <w:pStyle w:val="affa"/>
-      </w:pPr>
-      <w:r>
-        <w:t>核可與完課的關係</w:t>
-      </w:r>
-    </w:p>
-    <w:p>
-      <w:pPr>
-        <w:ind w:firstLine="482"/>
-      </w:pPr>
-      <w:r>
-        <w:t>核可是完課以外的另一項紀錄：完課狀態、學習進度、平均成績與完課率</w:t>
-      </w:r>
-      <w:r>
-        <w:rPr>
-          <w:b/>
-        </w:rPr>
-        <w:t>只依線上學習計算</w:t>
-      </w:r>
-      <w:r>
-        <w:t>，不因核可結果而改變。</w:t>
-      </w:r>
-    </w:p>
-    <w:p>
-      <w:pPr>
-        <w:ind w:firstLine="482"/>
-      </w:pPr>
-      <w:r>
-        <w:t>已核可的學員若因教師新增教材或測驗而回到「進行中」，核可狀態暫時顯示「未達核可資格」，但原核可紀錄完整保留；該學員補完新增的項目後，即自動回到原本的「已通過」或「未通過」，不需重新核可。</w:t>
-      </w:r>
-    </w:p>
-    <w:p>
-      <w:pPr>
-        <w:ind w:firstLine="482"/>
-      </w:pPr>
-      <w:r>
-        <w:t>教師於 ET05 課程建立與編輯關閉「本課程需線下核可」並按「更新」後，本頁的核可欄位與按鈕一併隱藏；重新開啟即恢復顯示，既有的核可結果維持原樣。</w:t>
-      </w:r>
-    </w:p>
-    <w:p>
-      <w:pPr>
-        <w:pStyle w:val="1"/>
-      </w:pPr>
-      <w:r>
-        <w:t>參、常見訊息與處置</w:t>
-      </w:r>
-    </w:p>
-    <w:p>
-      <w:pPr>
-        <w:pStyle w:val="2"/>
-      </w:pPr>
-      <w:r>
-        <w:t>一、被擋下（動作沒有完成）</w:t>
-      </w:r>
-    </w:p>
-    <w:tbl>
-      <w:tblPr>
-        <w:tblStyle w:val="aff2"/>
-        <w:tblW w:type="auto" w:w="0"/>
-        <w:tblLayout w:type="fixed"/>
-        <w:tblLook w:firstColumn="1" w:firstRow="1" w:lastColumn="0" w:lastRow="0" w:noHBand="0" w:noVBand="1" w:val="04A0"/>
-        <w:tblLayout w:type="fixed"/>
-      </w:tblPr>
-      <w:tblGrid>
-        <w:gridCol w:w="4680"/>
-        <w:gridCol w:w="4680"/>
-      </w:tblGrid>
-      <w:tr>
-        <w:tc>
-          <w:tcPr>
-            <w:tcW w:type="dxa" w:w="4060"/>
-          </w:tcPr>
-          <w:p>
-            <w:r>
-              <w:rPr>
-                <w:b/>
-              </w:rPr>
-            </w:r>
-            <w:r>
-              <w:rPr>
-                <w:b/>
-              </w:rPr>
-              <w:t>訊息</w:t>
-            </w:r>
-          </w:p>
-        </w:tc>
-        <w:tc>
-          <w:tcPr>
-            <w:tcW w:type="dxa" w:w="5300"/>
-          </w:tcPr>
-          <w:p>
-            <w:r>
-              <w:rPr>
-                <w:b/>
-              </w:rPr>
-            </w:r>
-            <w:r>
-              <w:rPr>
-                <w:b/>
-              </w:rPr>
-              <w:t>處置</w:t>
+            <w:pPr>
+              <w:spacing w:before="60" w:after="60"/>
+            </w:pPr>
+            <w:r>
+              <w:t>該學員此刻正在作答。確定移除後，手上這一次仍可交卷並計分</w:t>
             </w:r>
           </w:p>
         </w:tc>
@@ -2884,23 +5012,27 @@
       <w:tr>
         <w:tc>
           <w:tcPr>
-            <w:tcW w:type="dxa" w:w="4060"/>
+            <w:tcW w:w="3903" w:type="dxa"/>
           </w:tcPr>
           <w:p>
-            <w:r/>
-            <w:r>
-              <w:t>「請填寫撤銷原因」</w:t>
+            <w:pPr>
+              <w:spacing w:before="60" w:after="60"/>
+            </w:pPr>
+            <w:r>
+              <w:t>「此課程已結束閱課期間，目前為唯讀」</w:t>
             </w:r>
           </w:p>
         </w:tc>
         <w:tc>
           <w:tcPr>
-            <w:tcW w:type="dxa" w:w="5300"/>
+            <w:tcW w:w="5457" w:type="dxa"/>
           </w:tcPr>
           <w:p>
-            <w:r/>
-            <w:r>
-              <w:t>撤銷原因為必填，填寫後再按「確定」</w:t>
+            <w:pPr>
+              <w:spacing w:before="60" w:after="60"/>
+            </w:pPr>
+            <w:r>
+              <w:t>課程已關閉或閱課期間已過，只能閱覽與匯出。需管理時先再開課</w:t>
             </w:r>
           </w:p>
         </w:tc>
@@ -2908,23 +5040,121 @@
       <w:tr>
         <w:tc>
           <w:tcPr>
-            <w:tcW w:type="dxa" w:w="4060"/>
+            <w:tcW w:w="3903" w:type="dxa"/>
           </w:tcPr>
           <w:p>
-            <w:r/>
-            <w:r>
-              <w:t>「此測驗不符重置條件（次數未用盡、已及格或尚未作答）」</w:t>
+            <w:pPr>
+              <w:spacing w:before="60" w:after="60"/>
+            </w:pPr>
+            <w:r>
+              <w:t>批次核可後顯示「已核可</w:t>
+            </w:r>
+            <w:r>
+              <w:t xml:space="preserve"> N </w:t>
+            </w:r>
+            <w:r>
+              <w:t>筆；已跳過：</w:t>
+            </w:r>
+            <w:r>
+              <w:t>…</w:t>
+            </w:r>
+            <w:r>
+              <w:t>」</w:t>
             </w:r>
           </w:p>
         </w:tc>
         <w:tc>
           <w:tcPr>
-            <w:tcW w:type="dxa" w:w="5300"/>
+            <w:tcW w:w="5457" w:type="dxa"/>
           </w:tcPr>
           <w:p>
-            <w:r/>
-            <w:r>
-              <w:t>開啟畫面後學員的作答狀況已有變化（例如剛好交卷及格）。離開本作業後再進入，依最新狀態判斷</w:t>
+            <w:pPr>
+              <w:spacing w:before="60" w:after="60"/>
+            </w:pPr>
+            <w:r>
+              <w:t>只有</w:t>
+            </w:r>
+            <w:r>
+              <w:t xml:space="preserve"> N </w:t>
+            </w:r>
+            <w:r>
+              <w:t>位寫入成功，其餘依括號內的原因跳</w:t>
+            </w:r>
+            <w:r>
+              <w:t>過：「尚未完課」待學員完課後再核可；「已有核可紀錄」須先撤銷；「已不在此課程」須先重新邀請。</w:t>
+            </w:r>
+            <w:r>
+              <w:t xml:space="preserve">N </w:t>
+            </w:r>
+            <w:r>
+              <w:t>為</w:t>
+            </w:r>
+            <w:r>
+              <w:t xml:space="preserve"> 0 </w:t>
+            </w:r>
+            <w:r>
+              <w:t>時以紅色顯示，表示這次沒有任何一</w:t>
+            </w:r>
+            <w:r>
+              <w:lastRenderedPageBreak/>
+              <w:t>位寫入</w:t>
+            </w:r>
+          </w:p>
+        </w:tc>
+      </w:tr>
+    </w:tbl>
+    <w:p>
+      <w:pPr>
+        <w:pStyle w:val="2"/>
+      </w:pPr>
+      <w:bookmarkStart w:id="16" w:name="_Toc243386845"/>
+      <w:r>
+        <w:lastRenderedPageBreak/>
+        <w:t>三、送出後的結果訊息</w:t>
+      </w:r>
+      <w:bookmarkEnd w:id="16"/>
+    </w:p>
+    <w:tbl>
+      <w:tblPr>
+        <w:tblStyle w:val="aff2"/>
+        <w:tblW w:w="0" w:type="auto"/>
+        <w:tblLayout w:type="fixed"/>
+        <w:tblLook w:val="04A0" w:firstRow="1" w:lastRow="0" w:firstColumn="1" w:lastColumn="0" w:noHBand="0" w:noVBand="1"/>
+      </w:tblPr>
+      <w:tblGrid>
+        <w:gridCol w:w="2792"/>
+        <w:gridCol w:w="6568"/>
+      </w:tblGrid>
+      <w:tr>
+        <w:tc>
+          <w:tcPr>
+            <w:tcW w:w="2792" w:type="dxa"/>
+          </w:tcPr>
+          <w:p>
+            <w:pPr>
+              <w:spacing w:before="60" w:after="60"/>
+            </w:pPr>
+            <w:r>
+              <w:rPr>
+                <w:b/>
+              </w:rPr>
+              <w:t>訊息</w:t>
+            </w:r>
+          </w:p>
+        </w:tc>
+        <w:tc>
+          <w:tcPr>
+            <w:tcW w:w="6568" w:type="dxa"/>
+          </w:tcPr>
+          <w:p>
+            <w:pPr>
+              <w:spacing w:before="60" w:after="60"/>
+            </w:pPr>
+            <w:r>
+              <w:rPr>
+                <w:b/>
+              </w:rPr>
+              <w:t>代表什麼</w:t>
             </w:r>
           </w:p>
         </w:tc>
@@ -2932,23 +5162,27 @@
       <w:tr>
         <w:tc>
           <w:tcPr>
-            <w:tcW w:type="dxa" w:w="4060"/>
+            <w:tcW w:w="2792" w:type="dxa"/>
           </w:tcPr>
           <w:p>
-            <w:r/>
-            <w:r>
-              <w:t>「課程已關閉，無法執行此管理動作」</w:t>
+            <w:pPr>
+              <w:spacing w:before="60" w:after="60"/>
+            </w:pPr>
+            <w:r>
+              <w:t>「已移除學員」</w:t>
             </w:r>
           </w:p>
         </w:tc>
         <w:tc>
           <w:tcPr>
-            <w:tcW w:type="dxa" w:w="5300"/>
+            <w:tcW w:w="6568" w:type="dxa"/>
           </w:tcPr>
           <w:p>
-            <w:r/>
-            <w:r>
-              <w:t>開啟畫面後課程已關閉或已過閱課訖止時間。需要管理時先於 ET05 課程建立與編輯再開課</w:t>
+            <w:pPr>
+              <w:spacing w:before="60" w:after="60"/>
+            </w:pPr>
+            <w:r>
+              <w:t>學員已移出課程，學習紀錄保留</w:t>
             </w:r>
           </w:p>
         </w:tc>
@@ -2956,23 +5190,27 @@
       <w:tr>
         <w:tc>
           <w:tcPr>
-            <w:tcW w:type="dxa" w:w="4060"/>
+            <w:tcW w:w="2792" w:type="dxa"/>
           </w:tcPr>
           <w:p>
-            <w:r/>
-            <w:r>
-              <w:t>「查無此學員之選課紀錄」</w:t>
+            <w:pPr>
+              <w:spacing w:before="60" w:after="60"/>
+            </w:pPr>
+            <w:r>
+              <w:t>「已重置重考次數」</w:t>
             </w:r>
           </w:p>
         </w:tc>
         <w:tc>
           <w:tcPr>
-            <w:tcW w:type="dxa" w:w="5300"/>
+            <w:tcW w:w="6568" w:type="dxa"/>
           </w:tcPr>
           <w:p>
-            <w:r/>
-            <w:r>
-              <w:t>該學員已被移除（可能已於其他分頁或裝置操作過）。離開本作業後再進入，確認清單現況</w:t>
+            <w:pPr>
+              <w:spacing w:before="60" w:after="60"/>
+            </w:pPr>
+            <w:r>
+              <w:t>該學員於該測驗可重新作答完整次數，歷次紀錄保留</w:t>
             </w:r>
           </w:p>
         </w:tc>
@@ -2980,23 +5218,27 @@
       <w:tr>
         <w:tc>
           <w:tcPr>
-            <w:tcW w:type="dxa" w:w="4060"/>
+            <w:tcW w:w="2792" w:type="dxa"/>
           </w:tcPr>
           <w:p>
-            <w:r/>
-            <w:r>
-              <w:t>「學員尚未完課，無法核可」</w:t>
+            <w:pPr>
+              <w:spacing w:before="60" w:after="60"/>
+            </w:pPr>
+            <w:r>
+              <w:t>「已完成核可」</w:t>
             </w:r>
           </w:p>
         </w:tc>
         <w:tc>
           <w:tcPr>
-            <w:tcW w:type="dxa" w:w="5300"/>
+            <w:tcW w:w="6568" w:type="dxa"/>
           </w:tcPr>
           <w:p>
-            <w:r/>
-            <w:r>
-              <w:t>開啟畫面後學員的完課狀態已改變（例如課程剛新增了項目）。待學員完課後再核可</w:t>
+            <w:pPr>
+              <w:spacing w:before="60" w:after="60"/>
+            </w:pPr>
+            <w:r>
+              <w:t>核可結果已寫入；結果為通過者已寄出通知信</w:t>
             </w:r>
           </w:p>
         </w:tc>
@@ -3004,23 +5246,27 @@
       <w:tr>
         <w:tc>
           <w:tcPr>
-            <w:tcW w:type="dxa" w:w="4060"/>
+            <w:tcW w:w="2792" w:type="dxa"/>
           </w:tcPr>
           <w:p>
-            <w:r/>
-            <w:r>
-              <w:t>「無法核可：已有核可紀錄」</w:t>
+            <w:pPr>
+              <w:spacing w:before="60" w:after="60"/>
+            </w:pPr>
+            <w:r>
+              <w:t>「已撤銷核可」</w:t>
             </w:r>
           </w:p>
         </w:tc>
         <w:tc>
           <w:tcPr>
-            <w:tcW w:type="dxa" w:w="5300"/>
+            <w:tcW w:w="6568" w:type="dxa"/>
           </w:tcPr>
           <w:p>
-            <w:r/>
-            <w:r>
-              <w:t>該學員已有核可結果（可能已於其他分頁或由他人先完成）。離開本作業後再進入確認；要改判時先撤銷</w:t>
+            <w:pPr>
+              <w:spacing w:before="60" w:after="60"/>
+            </w:pPr>
+            <w:r>
+              <w:t>該學員回到待核可，可重新核可</w:t>
             </w:r>
           </w:p>
         </w:tc>
@@ -3028,23 +5274,89 @@
       <w:tr>
         <w:tc>
           <w:tcPr>
-            <w:tcW w:type="dxa" w:w="4060"/>
+            <w:tcW w:w="2792" w:type="dxa"/>
           </w:tcPr>
           <w:p>
-            <w:r/>
-            <w:r>
-              <w:t>「無法核可：已不在此課程」</w:t>
+            <w:pPr>
+              <w:spacing w:before="60" w:after="60"/>
+            </w:pPr>
+            <w:r>
+              <w:t>「</w:t>
+            </w:r>
+            <w:r>
+              <w:t xml:space="preserve">CSV </w:t>
+            </w:r>
+            <w:r>
+              <w:t>已匯出」</w:t>
             </w:r>
           </w:p>
         </w:tc>
         <w:tc>
           <w:tcPr>
-            <w:tcW w:type="dxa" w:w="5300"/>
+            <w:tcW w:w="6568" w:type="dxa"/>
           </w:tcPr>
           <w:p>
-            <w:r/>
-            <w:r>
-              <w:t>該學員已被移除。需要核可時先重新邀請</w:t>
+            <w:pPr>
+              <w:spacing w:before="60" w:after="60"/>
+            </w:pPr>
+            <w:r>
+              <w:t>檔案已存入瀏覽器的下載資料夾</w:t>
+            </w:r>
+          </w:p>
+        </w:tc>
+      </w:tr>
+    </w:tbl>
+    <w:p>
+      <w:pPr>
+        <w:pStyle w:val="2"/>
+      </w:pPr>
+      <w:bookmarkStart w:id="17" w:name="_Toc243386846"/>
+      <w:r>
+        <w:t>四、其他情況</w:t>
+      </w:r>
+      <w:bookmarkEnd w:id="17"/>
+    </w:p>
+    <w:tbl>
+      <w:tblPr>
+        <w:tblStyle w:val="aff2"/>
+        <w:tblW w:w="0" w:type="auto"/>
+        <w:tblLayout w:type="fixed"/>
+        <w:tblLook w:val="04A0" w:firstRow="1" w:lastRow="0" w:firstColumn="1" w:lastColumn="0" w:noHBand="0" w:noVBand="1"/>
+      </w:tblPr>
+      <w:tblGrid>
+        <w:gridCol w:w="3413"/>
+        <w:gridCol w:w="5947"/>
+      </w:tblGrid>
+      <w:tr>
+        <w:tc>
+          <w:tcPr>
+            <w:tcW w:w="3413" w:type="dxa"/>
+          </w:tcPr>
+          <w:p>
+            <w:pPr>
+              <w:spacing w:before="60" w:after="60"/>
+            </w:pPr>
+            <w:r>
+              <w:rPr>
+                <w:b/>
+              </w:rPr>
+              <w:t>情況</w:t>
+            </w:r>
+          </w:p>
+        </w:tc>
+        <w:tc>
+          <w:tcPr>
+            <w:tcW w:w="5947" w:type="dxa"/>
+          </w:tcPr>
+          <w:p>
+            <w:pPr>
+              <w:spacing w:before="60" w:after="60"/>
+            </w:pPr>
+            <w:r>
+              <w:rPr>
+                <w:b/>
+              </w:rPr>
+              <w:t>說明</w:t>
             </w:r>
           </w:p>
         </w:tc>
@@ -3052,23 +5364,33 @@
       <w:tr>
         <w:tc>
           <w:tcPr>
-            <w:tcW w:type="dxa" w:w="4060"/>
+            <w:tcW w:w="3413" w:type="dxa"/>
           </w:tcPr>
           <w:p>
-            <w:r/>
-            <w:r>
-              <w:t>「核可狀態已被其他人變更，請重新整理後再試」</w:t>
+            <w:pPr>
+              <w:spacing w:before="60" w:after="60"/>
+            </w:pPr>
+            <w:r>
+              <w:t>側邊選單沒有「學員學習表現」</w:t>
             </w:r>
           </w:p>
         </w:tc>
         <w:tc>
           <w:tcPr>
-            <w:tcW w:type="dxa" w:w="5300"/>
+            <w:tcW w:w="5947" w:type="dxa"/>
           </w:tcPr>
           <w:p>
-            <w:r/>
-            <w:r>
-              <w:t>開啟畫面後該學員的核可結果已被變更。離開本作業後再進入，確認最新結果後再操作</w:t>
+            <w:pPr>
+              <w:spacing w:before="60" w:after="60"/>
+            </w:pPr>
+            <w:r>
+              <w:t>本人不具教師角色。需要時請管理者於</w:t>
+            </w:r>
+            <w:r>
+              <w:t xml:space="preserve"> DP02 </w:t>
+            </w:r>
+            <w:r>
+              <w:t>權限管理設定</w:t>
             </w:r>
           </w:p>
         </w:tc>
@@ -3076,82 +5398,27 @@
       <w:tr>
         <w:tc>
           <w:tcPr>
-            <w:tcW w:type="dxa" w:w="4060"/>
+            <w:tcW w:w="3413" w:type="dxa"/>
           </w:tcPr>
           <w:p>
-            <w:r/>
-            <w:r>
-              <w:t>「此課程未啟用線下核可」</w:t>
+            <w:pPr>
+              <w:spacing w:before="60" w:after="60"/>
+            </w:pPr>
+            <w:r>
+              <w:t>下拉找不到某門課程</w:t>
             </w:r>
           </w:p>
         </w:tc>
         <w:tc>
           <w:tcPr>
-            <w:tcW w:type="dxa" w:w="5300"/>
+            <w:tcW w:w="5947" w:type="dxa"/>
           </w:tcPr>
           <w:p>
-            <w:r/>
-            <w:r>
-              <w:t>開啟畫面後課程的「本課程需線下核可」已被關閉。需要核可時於 ET05 課程建立與編輯重新開啟</w:t>
-            </w:r>
-          </w:p>
-        </w:tc>
-      </w:tr>
-    </w:tbl>
-    <w:p>
-      <w:pPr>
-        <w:pStyle w:val="2"/>
-      </w:pPr>
-      <w:r>
-        <w:t>二、有警告（動作完成但需判斷）</w:t>
-      </w:r>
-    </w:p>
-    <w:tbl>
-      <w:tblPr>
-        <w:tblStyle w:val="aff2"/>
-        <w:tblW w:type="auto" w:w="0"/>
-        <w:tblLayout w:type="fixed"/>
-        <w:tblLook w:firstColumn="1" w:firstRow="1" w:lastColumn="0" w:lastRow="0" w:noHBand="0" w:noVBand="1" w:val="04A0"/>
-        <w:tblLayout w:type="fixed"/>
-      </w:tblPr>
-      <w:tblGrid>
-        <w:gridCol w:w="4680"/>
-        <w:gridCol w:w="4680"/>
-      </w:tblGrid>
-      <w:tr>
-        <w:tc>
-          <w:tcPr>
-            <w:tcW w:type="dxa" w:w="3903"/>
-          </w:tcPr>
-          <w:p>
-            <w:r>
-              <w:rPr>
-                <w:b/>
-              </w:rPr>
-            </w:r>
-            <w:r>
-              <w:rPr>
-                <w:b/>
-              </w:rPr>
-              <w:t>訊息</w:t>
-            </w:r>
-          </w:p>
-        </w:tc>
-        <w:tc>
-          <w:tcPr>
-            <w:tcW w:type="dxa" w:w="5457"/>
-          </w:tcPr>
-          <w:p>
-            <w:r>
-              <w:rPr>
-                <w:b/>
-              </w:rPr>
-            </w:r>
-            <w:r>
-              <w:rPr>
-                <w:b/>
-              </w:rPr>
-              <w:t>代表什麼</w:t>
+            <w:pPr>
+              <w:spacing w:before="60" w:after="60"/>
+            </w:pPr>
+            <w:r>
+              <w:t>只列本人建立、已發布或已關閉的課程；草稿與其他教師的課程不列入</w:t>
             </w:r>
           </w:p>
         </w:tc>
@@ -3159,23 +5426,27 @@
       <w:tr>
         <w:tc>
           <w:tcPr>
-            <w:tcW w:type="dxa" w:w="3903"/>
+            <w:tcW w:w="3413" w:type="dxa"/>
           </w:tcPr>
           <w:p>
-            <w:r/>
-            <w:r>
-              <w:t>移除確認視窗以橘色顯示「（學員姓名）作答中，移除後其當前作答將保留並計入歷史。確定移除？」</w:t>
+            <w:pPr>
+              <w:spacing w:before="60" w:after="60"/>
+            </w:pPr>
+            <w:r>
+              <w:t>某位學員不在作答明細中</w:t>
             </w:r>
           </w:p>
         </w:tc>
         <w:tc>
           <w:tcPr>
-            <w:tcW w:type="dxa" w:w="5457"/>
+            <w:tcW w:w="5947" w:type="dxa"/>
           </w:tcPr>
           <w:p>
-            <w:r/>
-            <w:r>
-              <w:t>該學員此刻正在作答。確定移除後，手上這一次仍可交卷並計分</w:t>
+            <w:pPr>
+              <w:spacing w:before="60" w:after="60"/>
+            </w:pPr>
+            <w:r>
+              <w:t>該學員尚未交過任何一份測驗的卷</w:t>
             </w:r>
           </w:p>
         </w:tc>
@@ -3183,23 +5454,27 @@
       <w:tr>
         <w:tc>
           <w:tcPr>
-            <w:tcW w:type="dxa" w:w="3903"/>
+            <w:tcW w:w="3413" w:type="dxa"/>
           </w:tcPr>
           <w:p>
-            <w:r/>
-            <w:r>
-              <w:t>「此課程已結束閱課期間，目前為唯讀」</w:t>
+            <w:pPr>
+              <w:spacing w:before="60" w:after="60"/>
+            </w:pPr>
+            <w:r>
+              <w:t>沒有「問卷結果」區塊</w:t>
             </w:r>
           </w:p>
         </w:tc>
         <w:tc>
           <w:tcPr>
-            <w:tcW w:type="dxa" w:w="5457"/>
+            <w:tcW w:w="5947" w:type="dxa"/>
           </w:tcPr>
           <w:p>
-            <w:r/>
-            <w:r>
-              <w:t>課程已關閉或閱課期間已過，只能閱覽與匯出。需管理時先再開課</w:t>
+            <w:pPr>
+              <w:spacing w:before="60" w:after="60"/>
+            </w:pPr>
+            <w:r>
+              <w:t>該課程沒有建立課後問卷</w:t>
             </w:r>
           </w:p>
         </w:tc>
@@ -3207,388 +5482,47 @@
       <w:tr>
         <w:tc>
           <w:tcPr>
-            <w:tcW w:type="dxa" w:w="3903"/>
+            <w:tcW w:w="3413" w:type="dxa"/>
           </w:tcPr>
           <w:p>
-            <w:r/>
-            <w:r>
-              <w:t>批次核可後顯示「已核可 N 筆；已跳過：…」</w:t>
+            <w:pPr>
+              <w:spacing w:before="60" w:after="60"/>
+            </w:pPr>
+            <w:r>
+              <w:t>已移除的學員在本頁找不到</w:t>
             </w:r>
           </w:p>
         </w:tc>
         <w:tc>
           <w:tcPr>
-            <w:tcW w:type="dxa" w:w="5457"/>
+            <w:tcW w:w="5947" w:type="dxa"/>
           </w:tcPr>
           <w:p>
-            <w:r/>
-            <w:r>
-              <w:t>只有 N 位寫入成功，其餘依括號內的原因跳過：「尚未完課」待學員完課後再核可；「已有核可紀錄」須先撤銷；「已不在此課程」須先重新邀請。N 為 0 時以紅色顯示，表示這次沒有任何一位寫入</w:t>
+            <w:pPr>
+              <w:spacing w:before="60" w:after="60"/>
+            </w:pPr>
+            <w:r>
+              <w:t>移除後不再顯示於本頁。需要讓其回到課程時，於</w:t>
+            </w:r>
+            <w:r>
+              <w:t xml:space="preserve"> ET05 </w:t>
+            </w:r>
+            <w:r>
+              <w:t>課程建立與編輯以</w:t>
+            </w:r>
+            <w:r>
+              <w:t xml:space="preserve"> Email </w:t>
+            </w:r>
+            <w:r>
+              <w:t>邀請重新邀請</w:t>
             </w:r>
           </w:p>
         </w:tc>
       </w:tr>
     </w:tbl>
-    <w:p>
-      <w:pPr>
-        <w:pStyle w:val="2"/>
-      </w:pPr>
-      <w:r>
-        <w:t>三、送出後的結果訊息</w:t>
-      </w:r>
-    </w:p>
-    <w:tbl>
-      <w:tblPr>
-        <w:tblStyle w:val="aff2"/>
-        <w:tblW w:type="auto" w:w="0"/>
-        <w:tblLayout w:type="fixed"/>
-        <w:tblLook w:firstColumn="1" w:firstRow="1" w:lastColumn="0" w:lastRow="0" w:noHBand="0" w:noVBand="1" w:val="04A0"/>
-        <w:tblLayout w:type="fixed"/>
-      </w:tblPr>
-      <w:tblGrid>
-        <w:gridCol w:w="4680"/>
-        <w:gridCol w:w="4680"/>
-      </w:tblGrid>
-      <w:tr>
-        <w:tc>
-          <w:tcPr>
-            <w:tcW w:type="dxa" w:w="2792"/>
-          </w:tcPr>
-          <w:p>
-            <w:r>
-              <w:rPr>
-                <w:b/>
-              </w:rPr>
-            </w:r>
-            <w:r>
-              <w:rPr>
-                <w:b/>
-              </w:rPr>
-              <w:t>訊息</w:t>
-            </w:r>
-          </w:p>
-        </w:tc>
-        <w:tc>
-          <w:tcPr>
-            <w:tcW w:type="dxa" w:w="6568"/>
-          </w:tcPr>
-          <w:p>
-            <w:r>
-              <w:rPr>
-                <w:b/>
-              </w:rPr>
-            </w:r>
-            <w:r>
-              <w:rPr>
-                <w:b/>
-              </w:rPr>
-              <w:t>代表什麼</w:t>
-            </w:r>
-          </w:p>
-        </w:tc>
-      </w:tr>
-      <w:tr>
-        <w:tc>
-          <w:tcPr>
-            <w:tcW w:type="dxa" w:w="2792"/>
-          </w:tcPr>
-          <w:p>
-            <w:r/>
-            <w:r>
-              <w:t>「已移除學員」</w:t>
-            </w:r>
-          </w:p>
-        </w:tc>
-        <w:tc>
-          <w:tcPr>
-            <w:tcW w:type="dxa" w:w="6568"/>
-          </w:tcPr>
-          <w:p>
-            <w:r/>
-            <w:r>
-              <w:t>學員已移出課程，學習紀錄保留</w:t>
-            </w:r>
-          </w:p>
-        </w:tc>
-      </w:tr>
-      <w:tr>
-        <w:tc>
-          <w:tcPr>
-            <w:tcW w:type="dxa" w:w="2792"/>
-          </w:tcPr>
-          <w:p>
-            <w:r/>
-            <w:r>
-              <w:t>「已重置重考次數」</w:t>
-            </w:r>
-          </w:p>
-        </w:tc>
-        <w:tc>
-          <w:tcPr>
-            <w:tcW w:type="dxa" w:w="6568"/>
-          </w:tcPr>
-          <w:p>
-            <w:r/>
-            <w:r>
-              <w:t>該學員於該測驗可重新作答完整次數，歷次紀錄保留</w:t>
-            </w:r>
-          </w:p>
-        </w:tc>
-      </w:tr>
-      <w:tr>
-        <w:tc>
-          <w:tcPr>
-            <w:tcW w:type="dxa" w:w="2792"/>
-          </w:tcPr>
-          <w:p>
-            <w:r/>
-            <w:r>
-              <w:t>「已完成核可」</w:t>
-            </w:r>
-          </w:p>
-        </w:tc>
-        <w:tc>
-          <w:tcPr>
-            <w:tcW w:type="dxa" w:w="6568"/>
-          </w:tcPr>
-          <w:p>
-            <w:r/>
-            <w:r>
-              <w:t>核可結果已寫入；結果為通過者已寄出通知信</w:t>
-            </w:r>
-          </w:p>
-        </w:tc>
-      </w:tr>
-      <w:tr>
-        <w:tc>
-          <w:tcPr>
-            <w:tcW w:type="dxa" w:w="2792"/>
-          </w:tcPr>
-          <w:p>
-            <w:r/>
-            <w:r>
-              <w:t>「已撤銷核可」</w:t>
-            </w:r>
-          </w:p>
-        </w:tc>
-        <w:tc>
-          <w:tcPr>
-            <w:tcW w:type="dxa" w:w="6568"/>
-          </w:tcPr>
-          <w:p>
-            <w:r/>
-            <w:r>
-              <w:t>該學員回到待核可，可重新核可</w:t>
-            </w:r>
-          </w:p>
-        </w:tc>
-      </w:tr>
-      <w:tr>
-        <w:tc>
-          <w:tcPr>
-            <w:tcW w:type="dxa" w:w="2792"/>
-          </w:tcPr>
-          <w:p>
-            <w:r/>
-            <w:r>
-              <w:t>「CSV 已匯出」</w:t>
-            </w:r>
-          </w:p>
-        </w:tc>
-        <w:tc>
-          <w:tcPr>
-            <w:tcW w:type="dxa" w:w="6568"/>
-          </w:tcPr>
-          <w:p>
-            <w:r/>
-            <w:r>
-              <w:t>檔案已存入瀏覽器的下載資料夾</w:t>
-            </w:r>
-          </w:p>
-        </w:tc>
-      </w:tr>
-    </w:tbl>
-    <w:p>
-      <w:pPr>
-        <w:pStyle w:val="2"/>
-      </w:pPr>
-      <w:r>
-        <w:t>四、其他情況</w:t>
-      </w:r>
-    </w:p>
-    <w:tbl>
-      <w:tblPr>
-        <w:tblStyle w:val="aff2"/>
-        <w:tblW w:type="auto" w:w="0"/>
-        <w:tblLayout w:type="fixed"/>
-        <w:tblLook w:firstColumn="1" w:firstRow="1" w:lastColumn="0" w:lastRow="0" w:noHBand="0" w:noVBand="1" w:val="04A0"/>
-        <w:tblLayout w:type="fixed"/>
-      </w:tblPr>
-      <w:tblGrid>
-        <w:gridCol w:w="4680"/>
-        <w:gridCol w:w="4680"/>
-      </w:tblGrid>
-      <w:tr>
-        <w:tc>
-          <w:tcPr>
-            <w:tcW w:type="dxa" w:w="3413"/>
-          </w:tcPr>
-          <w:p>
-            <w:r>
-              <w:rPr>
-                <w:b/>
-              </w:rPr>
-            </w:r>
-            <w:r>
-              <w:rPr>
-                <w:b/>
-              </w:rPr>
-              <w:t>情況</w:t>
-            </w:r>
-          </w:p>
-        </w:tc>
-        <w:tc>
-          <w:tcPr>
-            <w:tcW w:type="dxa" w:w="5947"/>
-          </w:tcPr>
-          <w:p>
-            <w:r>
-              <w:rPr>
-                <w:b/>
-              </w:rPr>
-            </w:r>
-            <w:r>
-              <w:rPr>
-                <w:b/>
-              </w:rPr>
-              <w:t>說明</w:t>
-            </w:r>
-          </w:p>
-        </w:tc>
-      </w:tr>
-      <w:tr>
-        <w:tc>
-          <w:tcPr>
-            <w:tcW w:type="dxa" w:w="3413"/>
-          </w:tcPr>
-          <w:p>
-            <w:r/>
-            <w:r>
-              <w:t>側邊選單沒有「學員學習表現」</w:t>
-            </w:r>
-          </w:p>
-        </w:tc>
-        <w:tc>
-          <w:tcPr>
-            <w:tcW w:type="dxa" w:w="5947"/>
-          </w:tcPr>
-          <w:p>
-            <w:r/>
-            <w:r>
-              <w:t>本人不具教師角色。需要時請管理者於 DP02 權限管理設定</w:t>
-            </w:r>
-          </w:p>
-        </w:tc>
-      </w:tr>
-      <w:tr>
-        <w:tc>
-          <w:tcPr>
-            <w:tcW w:type="dxa" w:w="3413"/>
-          </w:tcPr>
-          <w:p>
-            <w:r/>
-            <w:r>
-              <w:t>下拉找不到某門課程</w:t>
-            </w:r>
-          </w:p>
-        </w:tc>
-        <w:tc>
-          <w:tcPr>
-            <w:tcW w:type="dxa" w:w="5947"/>
-          </w:tcPr>
-          <w:p>
-            <w:r/>
-            <w:r>
-              <w:t>只列本人建立、已發布或已關閉的課程；草稿與其他教師的課程不列入</w:t>
-            </w:r>
-          </w:p>
-        </w:tc>
-      </w:tr>
-      <w:tr>
-        <w:tc>
-          <w:tcPr>
-            <w:tcW w:type="dxa" w:w="3413"/>
-          </w:tcPr>
-          <w:p>
-            <w:r/>
-            <w:r>
-              <w:t>某位學員不在作答明細中</w:t>
-            </w:r>
-          </w:p>
-        </w:tc>
-        <w:tc>
-          <w:tcPr>
-            <w:tcW w:type="dxa" w:w="5947"/>
-          </w:tcPr>
-          <w:p>
-            <w:r/>
-            <w:r>
-              <w:t>該學員尚未交過任何一份測驗的卷</w:t>
-            </w:r>
-          </w:p>
-        </w:tc>
-      </w:tr>
-      <w:tr>
-        <w:tc>
-          <w:tcPr>
-            <w:tcW w:type="dxa" w:w="3413"/>
-          </w:tcPr>
-          <w:p>
-            <w:r/>
-            <w:r>
-              <w:t>沒有「問卷結果」區塊</w:t>
-            </w:r>
-          </w:p>
-        </w:tc>
-        <w:tc>
-          <w:tcPr>
-            <w:tcW w:type="dxa" w:w="5947"/>
-          </w:tcPr>
-          <w:p>
-            <w:r/>
-            <w:r>
-              <w:t>該課程沒有建立課後問卷</w:t>
-            </w:r>
-          </w:p>
-        </w:tc>
-      </w:tr>
-      <w:tr>
-        <w:tc>
-          <w:tcPr>
-            <w:tcW w:type="dxa" w:w="3413"/>
-          </w:tcPr>
-          <w:p>
-            <w:r/>
-            <w:r>
-              <w:t>已移除的學員在本頁找不到</w:t>
-            </w:r>
-          </w:p>
-        </w:tc>
-        <w:tc>
-          <w:tcPr>
-            <w:tcW w:type="dxa" w:w="5947"/>
-          </w:tcPr>
-          <w:p>
-            <w:r/>
-            <w:r>
-              <w:t>移除後不再顯示於本頁。需要讓其回到課程時，於 ET05 課程建立與編輯以 Email 邀請重新邀請</w:t>
-            </w:r>
-          </w:p>
-        </w:tc>
-      </w:tr>
-    </w:tbl>
+    <w:p/>
     <w:sectPr>
-      <w:footerReference w:type="default" r:id="rId46"/>
+      <w:footerReference w:type="default" r:id="rId14"/>
       <w:pgSz w:w="12240" w:h="15840"/>
       <w:pgMar w:top="1440" w:right="1440" w:bottom="1440" w:left="1440" w:header="720" w:footer="720" w:gutter="0"/>
       <w:pgNumType w:start="1"/>
@@ -3629,16 +5563,6 @@
   <w:p>
     <w:pPr>
       <w:pStyle w:val="a5"/>
-    </w:pPr>
-  </w:p>
-</w:ftr>
-</file>
-
-<file path=word/footer2.xml><?xml version="1.0" encoding="utf-8"?>
-<w:ftr xmlns:wpc="http://schemas.microsoft.com/office/word/2010/wordprocessingCanvas" xmlns:cx="http://schemas.microsoft.com/office/drawing/2014/chartex" xmlns:cx1="http://schemas.microsoft.com/office/drawing/2015/9/8/chartex" xmlns:cx2="http://schemas.microsoft.com/office/drawing/2015/10/21/chartex" xmlns:cx3="http://schemas.microsoft.com/office/drawing/2016/5/9/chartex" xmlns:cx4="http://schemas.microsoft.com/office/drawing/2016/5/10/chartex" xmlns:cx5="http://schemas.microsoft.com/office/drawing/2016/5/11/chartex" xmlns:cx6="http://schemas.microsoft.com/office/drawing/2016/5/12/chartex" xmlns:cx7="http://schemas.microsoft.com/office/drawing/2016/5/13/chartex" xmlns:cx8="http://schemas.microsoft.com/office/drawing/2016/5/14/chartex" xmlns:mc="http://schemas.openxmlformats.org/markup-compatibility/2006" xmlns:aink="http://schemas.microsoft.com/office/drawing/2016/ink" xmlns:am3d="http://schemas.microsoft.com/office/drawing/2017/model3d" xmlns:o="urn:schemas-microsoft-com:office:office" xmlns:r="http://schemas.openxmlformats.org/officeDocument/2006/relationships" xmlns:m="http://schemas.openxmlformats.org/officeDocument/2006/math" xmlns:v="urn:schemas-microsoft-com:vml" xmlns:wp14="http://schemas.microsoft.com/office/word/2010/wordprocessingDrawing" xmlns:wp="http://schemas.openxmlformats.org/drawingml/2006/wordprocessingDrawing" xmlns:w10="urn:schemas-microsoft-com:office:word" xmlns:w="http://schemas.openxmlformats.org/wordprocessingml/2006/main" xmlns:w14="http://schemas.microsoft.com/office/word/2010/wordml" xmlns:w15="http://schemas.microsoft.com/office/word/2012/wordml" xmlns:w16cid="http://schemas.microsoft.com/office/word/2016/wordml/cid" xmlns:w16se="http://schemas.microsoft.com/office/word/2015/wordml/symex" xmlns:wpg="http://schemas.microsoft.com/office/word/2010/wordprocessingGroup" xmlns:wpi="http://schemas.microsoft.com/office/word/2010/wordprocessingInk" xmlns:wne="http://schemas.microsoft.com/office/word/2006/wordml" xmlns:wps="http://schemas.microsoft.com/office/word/2010/wordprocessingShape" mc:Ignorable="w14 w15 w16se w16cid wp14">
-  <w:p>
-    <w:pPr>
-      <w:pStyle w:val="a5"/>
       <w:jc w:val="center"/>
     </w:pPr>
     <w:r>
@@ -3702,7 +5626,7 @@
         <w:noProof/>
         <w:sz w:val="20"/>
       </w:rPr>
-      <w:t>39</w:t>
+      <w:t>10</w:t>
     </w:r>
     <w:r>
       <w:rPr>
@@ -3742,6 +5666,64 @@
 <file path=word/numbering.xml><?xml version="1.0" encoding="utf-8"?>
 <w:numbering xmlns:wpc="http://schemas.microsoft.com/office/word/2010/wordprocessingCanvas" xmlns:cx="http://schemas.microsoft.com/office/drawing/2014/chartex" xmlns:cx1="http://schemas.microsoft.com/office/drawing/2015/9/8/chartex" xmlns:cx2="http://schemas.microsoft.com/office/drawing/2015/10/21/chartex" xmlns:cx3="http://schemas.microsoft.com/office/drawing/2016/5/9/chartex" xmlns:cx4="http://schemas.microsoft.com/office/drawing/2016/5/10/chartex" xmlns:cx5="http://schemas.microsoft.com/office/drawing/2016/5/11/chartex" xmlns:cx6="http://schemas.microsoft.com/office/drawing/2016/5/12/chartex" xmlns:cx7="http://schemas.microsoft.com/office/drawing/2016/5/13/chartex" xmlns:cx8="http://schemas.microsoft.com/office/drawing/2016/5/14/chartex" xmlns:mc="http://schemas.openxmlformats.org/markup-compatibility/2006" xmlns:aink="http://schemas.microsoft.com/office/drawing/2016/ink" xmlns:am3d="http://schemas.microsoft.com/office/drawing/2017/model3d" xmlns:o="urn:schemas-microsoft-com:office:office" xmlns:r="http://schemas.openxmlformats.org/officeDocument/2006/relationships" xmlns:m="http://schemas.openxmlformats.org/officeDocument/2006/math" xmlns:v="urn:schemas-microsoft-com:vml" xmlns:wp14="http://schemas.microsoft.com/office/word/2010/wordprocessingDrawing" xmlns:wp="http://schemas.openxmlformats.org/drawingml/2006/wordprocessingDrawing" xmlns:w10="urn:schemas-microsoft-com:office:word" xmlns:w="http://schemas.openxmlformats.org/wordprocessingml/2006/main" xmlns:w14="http://schemas.microsoft.com/office/word/2010/wordml" xmlns:w15="http://schemas.microsoft.com/office/word/2012/wordml" xmlns:w16cid="http://schemas.microsoft.com/office/word/2016/wordml/cid" xmlns:w16se="http://schemas.microsoft.com/office/word/2015/wordml/symex" xmlns:wpg="http://schemas.microsoft.com/office/word/2010/wordprocessingGroup" xmlns:wpi="http://schemas.microsoft.com/office/word/2010/wordprocessingInk" xmlns:wne="http://schemas.microsoft.com/office/word/2006/wordml" xmlns:wps="http://schemas.microsoft.com/office/word/2010/wordprocessingShape" mc:Ignorable="w14 w15 w16se w16cid wp14">
   <w:abstractNum w:abstractNumId="0" w15:restartNumberingAfterBreak="0">
+    <w:nsid w:val="0F6414BA"/>
+    <w:multiLevelType w:val="multilevel"/>
+    <w:tmpl w:val="95347190"/>
+    <w:lvl w:ilvl="0">
+      <w:start w:val="1"/>
+      <w:numFmt w:val="bullet"/>
+      <w:lvlText w:val="●"/>
+      <w:lvlJc w:val="left"/>
+      <w:pPr>
+        <w:ind w:left="482" w:hanging="482"/>
+      </w:pPr>
+    </w:lvl>
+    <w:lvl w:ilvl="1">
+      <w:start w:val="1"/>
+      <w:numFmt w:val="bullet"/>
+      <w:lvlText w:val="●"/>
+      <w:lvlJc w:val="left"/>
+      <w:pPr>
+        <w:ind w:left="1440" w:hanging="480"/>
+      </w:pPr>
+    </w:lvl>
+    <w:lvl w:ilvl="2">
+      <w:numFmt w:val="decimal"/>
+      <w:lvlText w:val=""/>
+      <w:lvlJc w:val="left"/>
+    </w:lvl>
+    <w:lvl w:ilvl="3">
+      <w:numFmt w:val="decimal"/>
+      <w:lvlText w:val=""/>
+      <w:lvlJc w:val="left"/>
+    </w:lvl>
+    <w:lvl w:ilvl="4">
+      <w:numFmt w:val="decimal"/>
+      <w:lvlText w:val=""/>
+      <w:lvlJc w:val="left"/>
+    </w:lvl>
+    <w:lvl w:ilvl="5">
+      <w:numFmt w:val="decimal"/>
+      <w:lvlText w:val=""/>
+      <w:lvlJc w:val="left"/>
+    </w:lvl>
+    <w:lvl w:ilvl="6">
+      <w:numFmt w:val="decimal"/>
+      <w:lvlText w:val=""/>
+      <w:lvlJc w:val="left"/>
+    </w:lvl>
+    <w:lvl w:ilvl="7">
+      <w:numFmt w:val="decimal"/>
+      <w:lvlText w:val=""/>
+      <w:lvlJc w:val="left"/>
+    </w:lvl>
+    <w:lvl w:ilvl="8">
+      <w:numFmt w:val="decimal"/>
+      <w:lvlText w:val=""/>
+      <w:lvlJc w:val="left"/>
+    </w:lvl>
+  </w:abstractNum>
+  <w:abstractNum w:abstractNumId="1" w15:restartNumberingAfterBreak="0">
     <w:nsid w:val="1ABC44C1"/>
     <w:multiLevelType w:val="singleLevel"/>
     <w:tmpl w:val="DB806158"/>
@@ -3758,7 +5740,7 @@
       </w:rPr>
     </w:lvl>
   </w:abstractNum>
-  <w:abstractNum w:abstractNumId="1" w15:restartNumberingAfterBreak="0">
+  <w:abstractNum w:abstractNumId="2" w15:restartNumberingAfterBreak="0">
     <w:nsid w:val="7CDE1FC3"/>
     <w:multiLevelType w:val="hybridMultilevel"/>
     <w:tmpl w:val="7EACF0CE"/>
@@ -3822,237 +5804,226 @@
       <w:lvlJc w:val="left"/>
     </w:lvl>
   </w:abstractNum>
-  <w:abstractNum w:abstractNumId="900">
-    <w:lvl w:ilvl="0">
-      <w:start w:val="1"/>
-      <w:numFmt w:val="bullet"/>
-      <w:lvlText w:val="●"/>
-      <w:lvlJc w:val="left"/>
-      <w:pPr>
-        <w:ind w:left="482" w:hanging="482"/>
-      </w:pPr>
-    </w:lvl>
-  </w:abstractNum>
   <w:num w:numId="1">
-    <w:abstractNumId w:val="0"/>
+    <w:abstractNumId w:val="1"/>
     <w:lvlOverride w:ilvl="0">
       <w:startOverride w:val="1"/>
     </w:lvlOverride>
   </w:num>
   <w:num w:numId="2">
-    <w:abstractNumId w:val="0"/>
+    <w:abstractNumId w:val="1"/>
     <w:lvlOverride w:ilvl="0">
       <w:startOverride w:val="1"/>
     </w:lvlOverride>
   </w:num>
   <w:num w:numId="3">
-    <w:abstractNumId w:val="0"/>
+    <w:abstractNumId w:val="1"/>
     <w:lvlOverride w:ilvl="0">
       <w:startOverride w:val="1"/>
     </w:lvlOverride>
   </w:num>
   <w:num w:numId="4">
+    <w:abstractNumId w:val="2"/>
+    <w:lvlOverride w:ilvl="0">
+      <w:startOverride w:val="1"/>
+    </w:lvlOverride>
+  </w:num>
+  <w:num w:numId="5">
     <w:abstractNumId w:val="1"/>
     <w:lvlOverride w:ilvl="0">
       <w:startOverride w:val="1"/>
     </w:lvlOverride>
   </w:num>
-  <w:num w:numId="5">
-    <w:abstractNumId w:val="0"/>
-    <w:lvlOverride w:ilvl="0">
-      <w:startOverride w:val="1"/>
-    </w:lvlOverride>
-  </w:num>
   <w:num w:numId="6">
-    <w:abstractNumId w:val="0"/>
+    <w:abstractNumId w:val="1"/>
     <w:lvlOverride w:ilvl="0">
       <w:startOverride w:val="1"/>
     </w:lvlOverride>
   </w:num>
   <w:num w:numId="7">
-    <w:abstractNumId w:val="0"/>
+    <w:abstractNumId w:val="1"/>
     <w:lvlOverride w:ilvl="0">
       <w:startOverride w:val="1"/>
     </w:lvlOverride>
   </w:num>
   <w:num w:numId="8">
-    <w:abstractNumId w:val="0"/>
+    <w:abstractNumId w:val="1"/>
     <w:lvlOverride w:ilvl="0">
       <w:startOverride w:val="1"/>
     </w:lvlOverride>
   </w:num>
   <w:num w:numId="9">
-    <w:abstractNumId w:val="0"/>
+    <w:abstractNumId w:val="1"/>
     <w:lvlOverride w:ilvl="0">
       <w:startOverride w:val="1"/>
     </w:lvlOverride>
   </w:num>
   <w:num w:numId="10">
-    <w:abstractNumId w:val="0"/>
+    <w:abstractNumId w:val="1"/>
     <w:lvlOverride w:ilvl="0">
       <w:startOverride w:val="1"/>
     </w:lvlOverride>
   </w:num>
   <w:num w:numId="11">
-    <w:abstractNumId w:val="0"/>
+    <w:abstractNumId w:val="1"/>
     <w:lvlOverride w:ilvl="0">
       <w:startOverride w:val="1"/>
     </w:lvlOverride>
   </w:num>
   <w:num w:numId="12">
-    <w:abstractNumId w:val="0"/>
+    <w:abstractNumId w:val="1"/>
     <w:lvlOverride w:ilvl="0">
       <w:startOverride w:val="1"/>
     </w:lvlOverride>
   </w:num>
   <w:num w:numId="13">
-    <w:abstractNumId w:val="0"/>
+    <w:abstractNumId w:val="1"/>
     <w:lvlOverride w:ilvl="0">
       <w:startOverride w:val="1"/>
     </w:lvlOverride>
   </w:num>
   <w:num w:numId="14">
-    <w:abstractNumId w:val="0"/>
+    <w:abstractNumId w:val="1"/>
     <w:lvlOverride w:ilvl="0">
       <w:startOverride w:val="1"/>
     </w:lvlOverride>
   </w:num>
   <w:num w:numId="15">
-    <w:abstractNumId w:val="0"/>
+    <w:abstractNumId w:val="1"/>
     <w:lvlOverride w:ilvl="0">
       <w:startOverride w:val="1"/>
     </w:lvlOverride>
   </w:num>
   <w:num w:numId="16">
-    <w:abstractNumId w:val="0"/>
+    <w:abstractNumId w:val="1"/>
     <w:lvlOverride w:ilvl="0">
       <w:startOverride w:val="1"/>
     </w:lvlOverride>
   </w:num>
   <w:num w:numId="17">
-    <w:abstractNumId w:val="0"/>
+    <w:abstractNumId w:val="1"/>
     <w:lvlOverride w:ilvl="0">
       <w:startOverride w:val="1"/>
     </w:lvlOverride>
   </w:num>
   <w:num w:numId="18">
-    <w:abstractNumId w:val="0"/>
+    <w:abstractNumId w:val="1"/>
     <w:lvlOverride w:ilvl="0">
       <w:startOverride w:val="1"/>
     </w:lvlOverride>
   </w:num>
   <w:num w:numId="19">
-    <w:abstractNumId w:val="0"/>
+    <w:abstractNumId w:val="1"/>
     <w:lvlOverride w:ilvl="0">
       <w:startOverride w:val="1"/>
     </w:lvlOverride>
   </w:num>
   <w:num w:numId="20">
-    <w:abstractNumId w:val="0"/>
+    <w:abstractNumId w:val="1"/>
     <w:lvlOverride w:ilvl="0">
       <w:startOverride w:val="1"/>
     </w:lvlOverride>
   </w:num>
   <w:num w:numId="21">
-    <w:abstractNumId w:val="0"/>
+    <w:abstractNumId w:val="1"/>
     <w:lvlOverride w:ilvl="0">
       <w:startOverride w:val="1"/>
     </w:lvlOverride>
   </w:num>
   <w:num w:numId="22">
-    <w:abstractNumId w:val="0"/>
+    <w:abstractNumId w:val="1"/>
     <w:lvlOverride w:ilvl="0">
       <w:startOverride w:val="1"/>
     </w:lvlOverride>
   </w:num>
   <w:num w:numId="23">
-    <w:abstractNumId w:val="0"/>
+    <w:abstractNumId w:val="1"/>
     <w:lvlOverride w:ilvl="0">
       <w:startOverride w:val="1"/>
     </w:lvlOverride>
   </w:num>
   <w:num w:numId="24">
-    <w:abstractNumId w:val="0"/>
+    <w:abstractNumId w:val="1"/>
     <w:lvlOverride w:ilvl="0">
       <w:startOverride w:val="1"/>
     </w:lvlOverride>
   </w:num>
   <w:num w:numId="25">
-    <w:abstractNumId w:val="0"/>
+    <w:abstractNumId w:val="1"/>
     <w:lvlOverride w:ilvl="0">
       <w:startOverride w:val="1"/>
     </w:lvlOverride>
   </w:num>
   <w:num w:numId="26">
-    <w:abstractNumId w:val="0"/>
+    <w:abstractNumId w:val="1"/>
     <w:lvlOverride w:ilvl="0">
       <w:startOverride w:val="1"/>
     </w:lvlOverride>
   </w:num>
   <w:num w:numId="27">
-    <w:abstractNumId w:val="0"/>
+    <w:abstractNumId w:val="1"/>
     <w:lvlOverride w:ilvl="0">
       <w:startOverride w:val="1"/>
     </w:lvlOverride>
   </w:num>
   <w:num w:numId="28">
-    <w:abstractNumId w:val="0"/>
+    <w:abstractNumId w:val="1"/>
     <w:lvlOverride w:ilvl="0">
       <w:startOverride w:val="1"/>
     </w:lvlOverride>
   </w:num>
   <w:num w:numId="29">
-    <w:abstractNumId w:val="0"/>
+    <w:abstractNumId w:val="1"/>
     <w:lvlOverride w:ilvl="0">
       <w:startOverride w:val="1"/>
     </w:lvlOverride>
   </w:num>
   <w:num w:numId="30">
-    <w:abstractNumId w:val="0"/>
+    <w:abstractNumId w:val="1"/>
     <w:lvlOverride w:ilvl="0">
       <w:startOverride w:val="1"/>
     </w:lvlOverride>
   </w:num>
   <w:num w:numId="31">
-    <w:abstractNumId w:val="0"/>
+    <w:abstractNumId w:val="1"/>
     <w:lvlOverride w:ilvl="0">
       <w:startOverride w:val="1"/>
     </w:lvlOverride>
   </w:num>
   <w:num w:numId="32">
-    <w:abstractNumId w:val="0"/>
+    <w:abstractNumId w:val="1"/>
     <w:lvlOverride w:ilvl="0">
       <w:startOverride w:val="1"/>
     </w:lvlOverride>
   </w:num>
   <w:num w:numId="33">
-    <w:abstractNumId w:val="0"/>
+    <w:abstractNumId w:val="1"/>
     <w:lvlOverride w:ilvl="0">
       <w:startOverride w:val="1"/>
     </w:lvlOverride>
   </w:num>
   <w:num w:numId="34">
-    <w:abstractNumId w:val="0"/>
+    <w:abstractNumId w:val="1"/>
     <w:lvlOverride w:ilvl="0">
       <w:startOverride w:val="1"/>
     </w:lvlOverride>
   </w:num>
   <w:num w:numId="35">
-    <w:abstractNumId w:val="0"/>
+    <w:abstractNumId w:val="1"/>
     <w:lvlOverride w:ilvl="0">
       <w:startOverride w:val="1"/>
     </w:lvlOverride>
   </w:num>
   <w:num w:numId="36">
-    <w:abstractNumId w:val="0"/>
+    <w:abstractNumId w:val="1"/>
     <w:lvlOverride w:ilvl="0">
       <w:startOverride w:val="1"/>
     </w:lvlOverride>
   </w:num>
+  <w:num w:numId="37">
+    <w:abstractNumId w:val="0"/>
+  </w:num>
   <w:numIdMacAtCleanup w:val="36"/>
-  <w:num w:numId="900">
-    <w:abstractNumId w:val="900"/>
-  </w:num>
 </w:numbering>
 </file>
 
@@ -15818,7 +17789,7 @@
 </file>
 
 <file path=customXml/itemProps1.xml><?xml version="1.0" encoding="utf-8"?>
-<ds:datastoreItem xmlns:ds="http://schemas.openxmlformats.org/officeDocument/2006/customXml" ds:itemID="{F5433768-CC8D-4AF3-B2C9-4B3C2D302557}">
+<ds:datastoreItem xmlns:ds="http://schemas.openxmlformats.org/officeDocument/2006/customXml" ds:itemID="{6C7CBF0A-3439-4397-B381-6F680D5A9A69}">
   <ds:schemaRefs>
     <ds:schemaRef ds:uri="http://schemas.openxmlformats.org/officeDocument/2006/bibliography"/>
   </ds:schemaRefs>

--- a/docs/manuals/et/ET02-學員.docx
+++ b/docs/manuals/et/ET02-學員.docx
@@ -516,7 +516,7 @@
       <w:r>
         <w:fldChar w:fldCharType="separate"/>
       </w:r>
-      <w:hyperlink w:anchor="_Toc243386830" w:history="1">
+      <w:hyperlink w:anchor="_Toc243399619" w:history="1">
         <w:r>
           <w:rPr>
             <w:rStyle w:val="affb"/>
@@ -544,7 +544,7 @@
             <w:noProof/>
             <w:webHidden/>
           </w:rPr>
-          <w:instrText xml:space="preserve"> PAGEREF _Toc243386830 \h </w:instrText>
+          <w:instrText xml:space="preserve"> PAGEREF _Toc243399619 \h </w:instrText>
         </w:r>
         <w:r>
           <w:rPr>
@@ -589,7 +589,7 @@
           <w:szCs w:val="22"/>
         </w:rPr>
       </w:pPr>
-      <w:hyperlink w:anchor="_Toc243386831" w:history="1">
+      <w:hyperlink w:anchor="_Toc243399620" w:history="1">
         <w:r>
           <w:rPr>
             <w:rStyle w:val="affb"/>
@@ -617,7 +617,7 @@
             <w:noProof/>
             <w:webHidden/>
           </w:rPr>
-          <w:instrText xml:space="preserve"> PAGEREF _Toc243386831 \h </w:instrText>
+          <w:instrText xml:space="preserve"> PAGEREF _Toc243399620 \h </w:instrText>
         </w:r>
         <w:r>
           <w:rPr>
@@ -662,7 +662,7 @@
           <w:szCs w:val="22"/>
         </w:rPr>
       </w:pPr>
-      <w:hyperlink w:anchor="_Toc243386832" w:history="1">
+      <w:hyperlink w:anchor="_Toc243399621" w:history="1">
         <w:r>
           <w:rPr>
             <w:rStyle w:val="affb"/>
@@ -690,7 +690,7 @@
             <w:noProof/>
             <w:webHidden/>
           </w:rPr>
-          <w:instrText xml:space="preserve"> PAGEREF _Toc243386832 \h </w:instrText>
+          <w:instrText xml:space="preserve"> PAGEREF _Toc243399621 \h </w:instrText>
         </w:r>
         <w:r>
           <w:rPr>
@@ -735,7 +735,7 @@
           <w:szCs w:val="22"/>
         </w:rPr>
       </w:pPr>
-      <w:hyperlink w:anchor="_Toc243386833" w:history="1">
+      <w:hyperlink w:anchor="_Toc243399622" w:history="1">
         <w:r>
           <w:rPr>
             <w:rStyle w:val="affb"/>
@@ -763,7 +763,7 @@
             <w:noProof/>
             <w:webHidden/>
           </w:rPr>
-          <w:instrText xml:space="preserve"> PAGEREF _Toc243386833 \h </w:instrText>
+          <w:instrText xml:space="preserve"> PAGEREF _Toc243399622 \h </w:instrText>
         </w:r>
         <w:r>
           <w:rPr>
@@ -808,7 +808,7 @@
           <w:szCs w:val="22"/>
         </w:rPr>
       </w:pPr>
-      <w:hyperlink w:anchor="_Toc243386834" w:history="1">
+      <w:hyperlink w:anchor="_Toc243399623" w:history="1">
         <w:r>
           <w:rPr>
             <w:rStyle w:val="affb"/>
@@ -836,7 +836,7 @@
             <w:noProof/>
             <w:webHidden/>
           </w:rPr>
-          <w:instrText xml:space="preserve"> PAGEREF _Toc243386834 \h </w:instrText>
+          <w:instrText xml:space="preserve"> PAGEREF _Toc243399623 \h </w:instrText>
         </w:r>
         <w:r>
           <w:rPr>
@@ -881,7 +881,7 @@
           <w:szCs w:val="22"/>
         </w:rPr>
       </w:pPr>
-      <w:hyperlink w:anchor="_Toc243386835" w:history="1">
+      <w:hyperlink w:anchor="_Toc243399624" w:history="1">
         <w:r>
           <w:rPr>
             <w:rStyle w:val="affb"/>
@@ -909,7 +909,7 @@
             <w:noProof/>
             <w:webHidden/>
           </w:rPr>
-          <w:instrText xml:space="preserve"> PAGEREF _Toc243386835 \h </w:instrText>
+          <w:instrText xml:space="preserve"> PAGEREF _Toc243399624 \h </w:instrText>
         </w:r>
         <w:r>
           <w:rPr>
@@ -954,7 +954,7 @@
           <w:szCs w:val="22"/>
         </w:rPr>
       </w:pPr>
-      <w:hyperlink w:anchor="_Toc243386836" w:history="1">
+      <w:hyperlink w:anchor="_Toc243399625" w:history="1">
         <w:r>
           <w:rPr>
             <w:rStyle w:val="affb"/>
@@ -982,7 +982,7 @@
             <w:noProof/>
             <w:webHidden/>
           </w:rPr>
-          <w:instrText xml:space="preserve"> PAGEREF _Toc243386836 \h </w:instrText>
+          <w:instrText xml:space="preserve"> PAGEREF _Toc243399625 \h </w:instrText>
         </w:r>
         <w:r>
           <w:rPr>
@@ -1027,7 +1027,7 @@
           <w:szCs w:val="22"/>
         </w:rPr>
       </w:pPr>
-      <w:hyperlink w:anchor="_Toc243386837" w:history="1">
+      <w:hyperlink w:anchor="_Toc243399626" w:history="1">
         <w:r>
           <w:rPr>
             <w:rStyle w:val="affb"/>
@@ -1055,7 +1055,7 @@
             <w:noProof/>
             <w:webHidden/>
           </w:rPr>
-          <w:instrText xml:space="preserve"> PAGEREF _Toc243386837 \h </w:instrText>
+          <w:instrText xml:space="preserve"> PAGEREF _Toc243399626 \h </w:instrText>
         </w:r>
         <w:r>
           <w:rPr>
@@ -1100,7 +1100,7 @@
           <w:szCs w:val="22"/>
         </w:rPr>
       </w:pPr>
-      <w:hyperlink w:anchor="_Toc243386838" w:history="1">
+      <w:hyperlink w:anchor="_Toc243399627" w:history="1">
         <w:r>
           <w:rPr>
             <w:rStyle w:val="affb"/>
@@ -1128,7 +1128,7 @@
             <w:noProof/>
             <w:webHidden/>
           </w:rPr>
-          <w:instrText xml:space="preserve"> PAGEREF _Toc243386838 \h </w:instrText>
+          <w:instrText xml:space="preserve"> PAGEREF _Toc243399627 \h </w:instrText>
         </w:r>
         <w:r>
           <w:rPr>
@@ -1173,7 +1173,7 @@
           <w:szCs w:val="22"/>
         </w:rPr>
       </w:pPr>
-      <w:hyperlink w:anchor="_Toc243386839" w:history="1">
+      <w:hyperlink w:anchor="_Toc243399628" w:history="1">
         <w:r>
           <w:rPr>
             <w:rStyle w:val="affb"/>
@@ -1201,7 +1201,7 @@
             <w:noProof/>
             <w:webHidden/>
           </w:rPr>
-          <w:instrText xml:space="preserve"> PAGEREF _Toc243386839 \h </w:instrText>
+          <w:instrText xml:space="preserve"> PAGEREF _Toc243399628 \h </w:instrText>
         </w:r>
         <w:r>
           <w:rPr>
@@ -1246,7 +1246,7 @@
           <w:szCs w:val="22"/>
         </w:rPr>
       </w:pPr>
-      <w:hyperlink w:anchor="_Toc243386840" w:history="1">
+      <w:hyperlink w:anchor="_Toc243399629" w:history="1">
         <w:r>
           <w:rPr>
             <w:rStyle w:val="affb"/>
@@ -1274,7 +1274,7 @@
             <w:noProof/>
             <w:webHidden/>
           </w:rPr>
-          <w:instrText xml:space="preserve"> PAGEREF _Toc243386840 \h </w:instrText>
+          <w:instrText xml:space="preserve"> PAGEREF _Toc243399629 \h </w:instrText>
         </w:r>
         <w:r>
           <w:rPr>
@@ -1319,7 +1319,7 @@
           <w:szCs w:val="22"/>
         </w:rPr>
       </w:pPr>
-      <w:hyperlink w:anchor="_Toc243386841" w:history="1">
+      <w:hyperlink w:anchor="_Toc243399630" w:history="1">
         <w:r>
           <w:rPr>
             <w:rStyle w:val="affb"/>
@@ -1347,7 +1347,7 @@
             <w:noProof/>
             <w:webHidden/>
           </w:rPr>
-          <w:instrText xml:space="preserve"> PAGEREF _Toc243386841 \h </w:instrText>
+          <w:instrText xml:space="preserve"> PAGEREF _Toc243399630 \h </w:instrText>
         </w:r>
         <w:r>
           <w:rPr>
@@ -1392,7 +1392,7 @@
           <w:szCs w:val="22"/>
         </w:rPr>
       </w:pPr>
-      <w:hyperlink w:anchor="_Toc243386842" w:history="1">
+      <w:hyperlink w:anchor="_Toc243399631" w:history="1">
         <w:r>
           <w:rPr>
             <w:rStyle w:val="affb"/>
@@ -1420,7 +1420,7 @@
             <w:noProof/>
             <w:webHidden/>
           </w:rPr>
-          <w:instrText xml:space="preserve"> PAGEREF _Toc243386842 \h </w:instrText>
+          <w:instrText xml:space="preserve"> PAGEREF _Toc243399631 \h </w:instrText>
         </w:r>
         <w:r>
           <w:rPr>
@@ -1465,7 +1465,7 @@
           <w:szCs w:val="22"/>
         </w:rPr>
       </w:pPr>
-      <w:hyperlink w:anchor="_Toc243386843" w:history="1">
+      <w:hyperlink w:anchor="_Toc243399632" w:history="1">
         <w:r>
           <w:rPr>
             <w:rStyle w:val="affb"/>
@@ -1493,7 +1493,7 @@
             <w:noProof/>
             <w:webHidden/>
           </w:rPr>
-          <w:instrText xml:space="preserve"> PAGEREF _Toc243386843 \h </w:instrText>
+          <w:instrText xml:space="preserve"> PAGEREF _Toc243399632 \h </w:instrText>
         </w:r>
         <w:r>
           <w:rPr>
@@ -1538,7 +1538,7 @@
           <w:szCs w:val="22"/>
         </w:rPr>
       </w:pPr>
-      <w:hyperlink w:anchor="_Toc243386844" w:history="1">
+      <w:hyperlink w:anchor="_Toc243399633" w:history="1">
         <w:r>
           <w:rPr>
             <w:rStyle w:val="affb"/>
@@ -1566,7 +1566,7 @@
             <w:noProof/>
             <w:webHidden/>
           </w:rPr>
-          <w:instrText xml:space="preserve"> PAGEREF _Toc243386844 \h </w:instrText>
+          <w:instrText xml:space="preserve"> PAGEREF _Toc243399633 \h </w:instrText>
         </w:r>
         <w:r>
           <w:rPr>
@@ -1611,7 +1611,7 @@
           <w:szCs w:val="22"/>
         </w:rPr>
       </w:pPr>
-      <w:hyperlink w:anchor="_Toc243386845" w:history="1">
+      <w:hyperlink w:anchor="_Toc243399634" w:history="1">
         <w:r>
           <w:rPr>
             <w:rStyle w:val="affb"/>
@@ -1639,7 +1639,7 @@
             <w:noProof/>
             <w:webHidden/>
           </w:rPr>
-          <w:instrText xml:space="preserve"> PAGEREF _Toc243386845 \h </w:instrText>
+          <w:instrText xml:space="preserve"> PAGEREF _Toc243399634 \h </w:instrText>
         </w:r>
         <w:r>
           <w:rPr>
@@ -1684,7 +1684,7 @@
           <w:szCs w:val="22"/>
         </w:rPr>
       </w:pPr>
-      <w:hyperlink w:anchor="_Toc243386846" w:history="1">
+      <w:hyperlink w:anchor="_Toc243399635" w:history="1">
         <w:r>
           <w:rPr>
             <w:rStyle w:val="affb"/>
@@ -1712,7 +1712,7 @@
             <w:noProof/>
             <w:webHidden/>
           </w:rPr>
-          <w:instrText xml:space="preserve"> PAGEREF _Toc243386846 \h </w:instrText>
+          <w:instrText xml:space="preserve"> PAGEREF _Toc243399635 \h </w:instrText>
         </w:r>
         <w:r>
           <w:rPr>
@@ -1762,7 +1762,7 @@
       <w:pPr>
         <w:pStyle w:val="1"/>
       </w:pPr>
-      <w:bookmarkStart w:id="1" w:name="_Toc243386830"/>
+      <w:bookmarkStart w:id="1" w:name="_Toc243399619"/>
       <w:r>
         <w:lastRenderedPageBreak/>
         <w:t>壹、作業說明</w:t>
@@ -1773,7 +1773,7 @@
       <w:pPr>
         <w:pStyle w:val="2"/>
       </w:pPr>
-      <w:bookmarkStart w:id="2" w:name="_Toc243386831"/>
+      <w:bookmarkStart w:id="2" w:name="_Toc243399620"/>
       <w:r>
         <w:t>一、使用情境</w:t>
       </w:r>
@@ -2021,7 +2021,7 @@
       <w:pPr>
         <w:pStyle w:val="2"/>
       </w:pPr>
-      <w:bookmarkStart w:id="3" w:name="_Toc243386832"/>
+      <w:bookmarkStart w:id="3" w:name="_Toc243399621"/>
       <w:r>
         <w:t>二、進入路徑</w:t>
       </w:r>
@@ -2045,7 +2045,7 @@
       <w:pPr>
         <w:pStyle w:val="1"/>
       </w:pPr>
-      <w:bookmarkStart w:id="4" w:name="_Toc243386833"/>
+      <w:bookmarkStart w:id="4" w:name="_Toc243399622"/>
       <w:r>
         <w:lastRenderedPageBreak/>
         <w:t>貳、操作說明</w:t>
@@ -2056,7 +2056,7 @@
       <w:pPr>
         <w:pStyle w:val="2"/>
       </w:pPr>
-      <w:bookmarkStart w:id="5" w:name="_Toc243386834"/>
+      <w:bookmarkStart w:id="5" w:name="_Toc243399623"/>
       <w:r>
         <w:t>一、畫面與前置設定</w:t>
       </w:r>
@@ -2118,7 +2118,7 @@
       <w:pPr>
         <w:pStyle w:val="2"/>
       </w:pPr>
-      <w:bookmarkStart w:id="6" w:name="_Toc243386835"/>
+      <w:bookmarkStart w:id="6" w:name="_Toc243399624"/>
       <w:r>
         <w:t>二、查看已加入學員</w:t>
       </w:r>
@@ -2281,7 +2281,7 @@
               <w:spacing w:before="60" w:after="60"/>
             </w:pPr>
             <w:r>
-              <w:t>已完成項目數占課程目前項目總數的百分比。教師於已發布課程新增教材或測驗並按「更新」後，總數隨之增加，已完課學員即回到「進行中」</w:t>
+              <w:t>已完成項目數占課程目前項目總數的百分比。教師於已發布課程新增教材或測驗並按「更新」後，總數隨之增加，已完課學員即回到「進行中」；教師修改測驗時選「儲存並要求重測」並按「更新」後，作答過該測驗的學員該項目回到未完成，已完課者同樣回到「進行中」</w:t>
             </w:r>
           </w:p>
         </w:tc>
@@ -2318,7 +2318,10 @@
               <w:t>最高分</w:t>
             </w:r>
             <w:r>
-              <w:t>（各次分數先依該次的配分總和換算為百分制），再對該學員</w:t>
+              <w:t>（各次分數先依</w:t>
+            </w:r>
+            <w:r>
+              <w:t>該次的配分總和換算為百分制），再對該學員</w:t>
             </w:r>
             <w:r>
               <w:rPr>
@@ -2327,10 +2330,7 @@
               <w:t>已作答過的測驗</w:t>
             </w:r>
             <w:r>
-              <w:t>取平均；從未作答的測驗不列入計算。完全沒有作答過任何測驗者顯</w:t>
-            </w:r>
-            <w:r>
-              <w:t>示「</w:t>
+              <w:t>取平均；從未作答的測驗不列入計算。完全沒有作答過任何測驗者顯示「</w:t>
             </w:r>
             <w:r>
               <w:t>—</w:t>
@@ -2385,7 +2385,7 @@
         <w:t>」與「</w:t>
       </w:r>
       <w:r>
-        <w:t>0</w:t>
+        <w:t>0.00</w:t>
       </w:r>
       <w:r>
         <w:t>」意義相反。「</w:t>
@@ -2406,7 +2406,7 @@
         <w:t>；「</w:t>
       </w:r>
       <w:r>
-        <w:t>0</w:t>
+        <w:t>0.00</w:t>
       </w:r>
       <w:r>
         <w:t>」代表</w:t>
@@ -2506,7 +2506,7 @@
       <w:pPr>
         <w:pStyle w:val="2"/>
       </w:pPr>
-      <w:bookmarkStart w:id="7" w:name="_Toc243386836"/>
+      <w:bookmarkStart w:id="7" w:name="_Toc243399625"/>
       <w:r>
         <w:t>三、匯出學員清單</w:t>
       </w:r>
@@ -2562,7 +2562,10 @@
         </w:numPr>
       </w:pPr>
       <w:r>
-        <w:t>欄位依序為學員、加入日期、完課狀態、學習進度、平均成績、最後活動、核可狀態。核可狀態文字與畫面相同；課程未設定線下核可時，該欄一律填「</w:t>
+        <w:t>欄位依序為學員、加入日期、完課狀態、學習進度、平均成績、最後活動、核可狀態。核可狀態文字與畫面相同</w:t>
+      </w:r>
+      <w:r>
+        <w:t>；課程未設定線下核可時，該欄一律填「</w:t>
       </w:r>
       <w:r>
         <w:t>—</w:t>
@@ -2604,10 +2607,7 @@
         </w:numPr>
       </w:pPr>
       <w:r>
-        <w:t>課程尚無</w:t>
-      </w:r>
-      <w:r>
-        <w:t>學員時「匯出</w:t>
+        <w:t>課程尚無學員時「匯出</w:t>
       </w:r>
       <w:r>
         <w:t xml:space="preserve"> CSV</w:t>
@@ -2635,7 +2635,7 @@
       <w:pPr>
         <w:pStyle w:val="2"/>
       </w:pPr>
-      <w:bookmarkStart w:id="8" w:name="_Toc243386837"/>
+      <w:bookmarkStart w:id="8" w:name="_Toc243399626"/>
       <w:r>
         <w:t>四、移除學員</w:t>
       </w:r>
@@ -2946,7 +2946,7 @@
       <w:pPr>
         <w:pStyle w:val="2"/>
       </w:pPr>
-      <w:bookmarkStart w:id="9" w:name="_Toc243386838"/>
+      <w:bookmarkStart w:id="9" w:name="_Toc243399627"/>
       <w:r>
         <w:t>五、查看作答明細</w:t>
       </w:r>
@@ -3014,10 +3014,7 @@
         <w:t xml:space="preserve">X </w:t>
       </w:r>
       <w:r>
-        <w:t>為本輪已用的次數；已及</w:t>
-      </w:r>
-      <w:r>
-        <w:t>格者另標示「已及格」</w:t>
+        <w:t>為本輪已用的次數；已及格者另標示「已及格」</w:t>
       </w:r>
     </w:p>
     <w:p>
@@ -3109,7 +3106,10 @@
         <w:ind w:firstLine="482"/>
       </w:pPr>
       <w:r>
-        <w:t>正在作答、尚未交卷的那一次不列入清單，也不計入已用次數，交卷後才出現。</w:t>
+        <w:t>正在作答</w:t>
+      </w:r>
+      <w:r>
+        <w:t>、尚未交卷的那一次不列入清單，也不計入已用次數，交卷後才出現。</w:t>
       </w:r>
     </w:p>
     <w:p>
@@ -3117,10 +3117,7 @@
         <w:ind w:firstLine="482"/>
       </w:pPr>
       <w:r>
-        <w:t>要求重新測驗或重置重考次數後，清單於新一輪的第一次作答前插入一列，標示日期與原因。「教師要求重測（測驗內容已更新）」之前的作答以灰色顯示並標「前一輪」，不計入平均成績，逐題明細仍</w:t>
-      </w:r>
-      <w:r>
-        <w:t>可開啟；「重考次數已重置」之前的作答照常顯示並計入。次別連續編號，不因分段而重新起算。</w:t>
+        <w:t>要求重新測驗或重置重考次數後，清單於新一輪的第一次作答前插入一列，標示日期與原因。「教師要求重測（測驗內容已更新）」之前的作答以灰色顯示並標「前一輪」，不計入平均成績，逐題明細仍可開啟；「重考次數已重置」之前的作答照常顯示並計入。次別連續編號，不因分段而重新起算。</w:t>
       </w:r>
     </w:p>
     <w:p>
@@ -3207,7 +3204,10 @@
         <w:t>該次作答當時</w:t>
       </w:r>
       <w:r>
-        <w:t>的題目、選項、配分與正確答案呈現。教師之後修改或刪除題目，已作答的明細與分數維持原樣。</w:t>
+        <w:t>的題目、選項、配分與正確答案呈現。教師之後修改或刪除題目，</w:t>
+      </w:r>
+      <w:r>
+        <w:t>已作答的明細與分數維持原樣。</w:t>
       </w:r>
     </w:p>
     <w:p>
@@ -3458,7 +3458,7 @@
       <w:pPr>
         <w:pStyle w:val="2"/>
       </w:pPr>
-      <w:bookmarkStart w:id="10" w:name="_Toc243386839"/>
+      <w:bookmarkStart w:id="10" w:name="_Toc243399628"/>
       <w:r>
         <w:t>六、重置重考次數</w:t>
       </w:r>
@@ -3488,10 +3488,7 @@
         <w:t>只有在該學員於該測驗的次數已用盡、且目前未及格時才可以按</w:t>
       </w:r>
       <w:r>
-        <w:t>。其餘情況按鈕</w:t>
-      </w:r>
-      <w:r>
-        <w:t>呈灰色，滑鼠移上去會說明原因：</w:t>
+        <w:t>。其餘情況按鈕呈灰色，滑鼠移上去會說明原因：</w:t>
       </w:r>
     </w:p>
     <w:tbl>
@@ -3780,14 +3777,17 @@
         <w:t xml:space="preserve"> ET05 </w:t>
       </w:r>
       <w:r>
-        <w:t>課程建立與編輯修改測驗時選了「儲存並要求重測」並按「更新」生效後，作答過該測驗的學員（不論是否已通過）即從新一輪開始：原本的及格不再算數、須重新及格，平均成績也只計重測之後的作答。重測未及格且次數用盡時，「已及格」標示消失、「重置重考次數」即可按。</w:t>
+        <w:t>課程建立與編輯修改測驗時選了「儲存並要求重測」並按「更新」生效後，作答過該測驗的學員（不論是否已通過）即從新一輪開始：原本的及格不再算數、須重新及格，平均成績也只計重測之後的作答。重測未及格且次數用盡時，「已及格」標</w:t>
+      </w:r>
+      <w:r>
+        <w:t>示消失、「重置重考次數」即可按。</w:t>
       </w:r>
     </w:p>
     <w:p>
       <w:pPr>
         <w:pStyle w:val="2"/>
       </w:pPr>
-      <w:bookmarkStart w:id="11" w:name="_Toc243386840"/>
+      <w:bookmarkStart w:id="11" w:name="_Toc243399629"/>
       <w:r>
         <w:t>七、查看問卷結果</w:t>
       </w:r>
@@ -4052,13 +4052,7 @@
         <w:rPr>
           <w:b/>
         </w:rPr>
-        <w:t>不論目前切換在哪一種檢視，匯出內</w:t>
-      </w:r>
-      <w:r>
-        <w:rPr>
-          <w:b/>
-        </w:rPr>
-        <w:t>容一律為明細</w:t>
+        <w:t>不論目前切換在哪一種檢視，匯出內容一律為明細</w:t>
       </w:r>
       <w:r>
         <w:t>：每位填答學員一列，含姓名、填答時間與每一題的答案（含問答題全文）。尚無人填答時「匯出</w:t>
@@ -4074,7 +4068,7 @@
       <w:pPr>
         <w:pStyle w:val="2"/>
       </w:pPr>
-      <w:bookmarkStart w:id="12" w:name="_Toc243386841"/>
+      <w:bookmarkStart w:id="12" w:name="_Toc243399630"/>
       <w:r>
         <w:t>八、線下核可</w:t>
       </w:r>
@@ -4091,7 +4085,10 @@
         <w:t xml:space="preserve"> ET05 </w:t>
       </w:r>
       <w:r>
-        <w:t>課程建立與編輯開啟了「本課程需線下核可」時，「已加入學員」區塊上方多一列「本課程需線下核可」的提示與兩個批次按鈕，清單另增「核可狀態」與「核可」兩欄。用於學員線上完課後，教師另行進行的實機操作或口頭考核；結果只有通過與不通過兩種，不記考核分數。</w:t>
+        <w:t>課程建立與編輯開啟了「本課程需線下核可」時，「已加入學員」區塊上方多一列「本課程需線下核可」的提示與兩個批次按鈕，清單另增「核可狀態」與「核可」兩</w:t>
+      </w:r>
+      <w:r>
+        <w:t>欄。用於學員線上完課後，教師另行進行的實機操作或口頭考核；結果只有通過與不通過兩種，不記考核分數。</w:t>
       </w:r>
     </w:p>
     <w:p>
@@ -4530,10 +4527,7 @@
         </w:numPr>
       </w:pPr>
       <w:r>
-        <w:t>按「</w:t>
-      </w:r>
-      <w:r>
-        <w:t>確定」</w:t>
+        <w:t>按「確定」</w:t>
       </w:r>
     </w:p>
     <w:p>
@@ -4575,7 +4569,10 @@
         <w:ind w:firstLine="482"/>
       </w:pPr>
       <w:r>
-        <w:t>已核可的學員若因教師新增教材或測驗而回到「進行中」，核可狀態暫時顯示「未達核可資格」，但原核可紀錄完整保留；該學員補完新增的項目後，即自動回到原本的「已通過」或「未通過」，不需重新核可。</w:t>
+        <w:t>已</w:t>
+      </w:r>
+      <w:r>
+        <w:t>核可的學員若因教師新增教材或測驗、或對其作答過的測驗要求重測而回到「進行中」，核可狀態暫時顯示「未達核可資格」，但原核可紀錄完整保留；該學員補完新增的項目後，即自動回到原本的「已通過」或「未通過」，不需重新核可。</w:t>
       </w:r>
     </w:p>
     <w:p>
@@ -4589,17 +4586,14 @@
         <w:t xml:space="preserve"> ET05 </w:t>
       </w:r>
       <w:r>
-        <w:t>課程建立與編輯關閉「本課程需線下核可」並按「更新」後</w:t>
-      </w:r>
-      <w:r>
-        <w:t>，本頁的核可欄位與按鈕一併隱藏；重新開啟即恢復顯示，既有的核可結果維持原樣。</w:t>
+        <w:t>課程建立與編輯關閉「本課程需線下核可」並按「更新」後，本頁的核可欄位與按鈕一併隱藏；重新開啟即恢復顯示，既有的核可結果維持原樣。</w:t>
       </w:r>
     </w:p>
     <w:p>
       <w:pPr>
         <w:pStyle w:val="1"/>
       </w:pPr>
-      <w:bookmarkStart w:id="13" w:name="_Toc243386842"/>
+      <w:bookmarkStart w:id="13" w:name="_Toc243399631"/>
       <w:r>
         <w:lastRenderedPageBreak/>
         <w:t>參、常見訊息與處置</w:t>
@@ -4610,7 +4604,7 @@
       <w:pPr>
         <w:pStyle w:val="2"/>
       </w:pPr>
-      <w:bookmarkStart w:id="14" w:name="_Toc243386843"/>
+      <w:bookmarkStart w:id="14" w:name="_Toc243399632"/>
       <w:r>
         <w:t>一、被擋下（動作沒有完成）</w:t>
       </w:r>
@@ -4817,7 +4811,10 @@
               <w:spacing w:before="60" w:after="60"/>
             </w:pPr>
             <w:r>
-              <w:t>「無法核可：已有核可紀錄」</w:t>
+              <w:t>「無法核可：已有核可紀</w:t>
+            </w:r>
+            <w:r>
+              <w:t>錄」</w:t>
             </w:r>
           </w:p>
         </w:tc>
@@ -4930,7 +4927,7 @@
       <w:pPr>
         <w:pStyle w:val="2"/>
       </w:pPr>
-      <w:bookmarkStart w:id="15" w:name="_Toc243386844"/>
+      <w:bookmarkStart w:id="15" w:name="_Toc243399633"/>
       <w:r>
         <w:t>二、有警告（動作完成但需判斷）</w:t>
       </w:r>
@@ -4944,13 +4941,13 @@
         <w:tblLook w:val="04A0" w:firstRow="1" w:lastRow="0" w:firstColumn="1" w:lastColumn="0" w:noHBand="0" w:noVBand="1"/>
       </w:tblPr>
       <w:tblGrid>
-        <w:gridCol w:w="3903"/>
-        <w:gridCol w:w="5457"/>
+        <w:gridCol w:w="3501"/>
+        <w:gridCol w:w="5859"/>
       </w:tblGrid>
       <w:tr>
         <w:tc>
           <w:tcPr>
-            <w:tcW w:w="3903" w:type="dxa"/>
+            <w:tcW w:w="3501" w:type="dxa"/>
           </w:tcPr>
           <w:p>
             <w:pPr>
@@ -4966,7 +4963,7 @@
         </w:tc>
         <w:tc>
           <w:tcPr>
-            <w:tcW w:w="5457" w:type="dxa"/>
+            <w:tcW w:w="5859" w:type="dxa"/>
           </w:tcPr>
           <w:p>
             <w:pPr>
@@ -4984,7 +4981,7 @@
       <w:tr>
         <w:tc>
           <w:tcPr>
-            <w:tcW w:w="3903" w:type="dxa"/>
+            <w:tcW w:w="3501" w:type="dxa"/>
           </w:tcPr>
           <w:p>
             <w:pPr>
@@ -4997,7 +4994,7 @@
         </w:tc>
         <w:tc>
           <w:tcPr>
-            <w:tcW w:w="5457" w:type="dxa"/>
+            <w:tcW w:w="5859" w:type="dxa"/>
           </w:tcPr>
           <w:p>
             <w:pPr>
@@ -5012,7 +5009,7 @@
       <w:tr>
         <w:tc>
           <w:tcPr>
-            <w:tcW w:w="3903" w:type="dxa"/>
+            <w:tcW w:w="3501" w:type="dxa"/>
           </w:tcPr>
           <w:p>
             <w:pPr>
@@ -5025,7 +5022,7 @@
         </w:tc>
         <w:tc>
           <w:tcPr>
-            <w:tcW w:w="5457" w:type="dxa"/>
+            <w:tcW w:w="5859" w:type="dxa"/>
           </w:tcPr>
           <w:p>
             <w:pPr>
@@ -5040,7 +5037,7 @@
       <w:tr>
         <w:tc>
           <w:tcPr>
-            <w:tcW w:w="3903" w:type="dxa"/>
+            <w:tcW w:w="3501" w:type="dxa"/>
           </w:tcPr>
           <w:p>
             <w:pPr>
@@ -5065,7 +5062,7 @@
         </w:tc>
         <w:tc>
           <w:tcPr>
-            <w:tcW w:w="5457" w:type="dxa"/>
+            <w:tcW w:w="5859" w:type="dxa"/>
           </w:tcPr>
           <w:p>
             <w:pPr>
@@ -5078,10 +5075,23 @@
               <w:t xml:space="preserve"> N </w:t>
             </w:r>
             <w:r>
-              <w:t>位寫入成功，其餘依括號內的原因跳</w:t>
-            </w:r>
-            <w:r>
-              <w:t>過：「尚未完課」待學員完課後再核可；「已有核可紀錄」須先撤銷；「已不在此課程」須先重新邀請。</w:t>
+              <w:t>位寫入成功，其餘依「已跳過：」之後列出的原因與筆數跳過，例如「已跳過：尚未完課（</w:t>
+            </w:r>
+            <w:r>
+              <w:t xml:space="preserve">2 </w:t>
+            </w:r>
+            <w:r>
+              <w:t>筆）、已有核可紀錄（</w:t>
+            </w:r>
+            <w:r>
+              <w:t xml:space="preserve">1 </w:t>
+            </w:r>
+            <w:r>
+              <w:t>筆）」。「尚未完課」待學</w:t>
+            </w:r>
+            <w:r>
+              <w:lastRenderedPageBreak/>
+              <w:t>員完課後再核可；「已有核可紀錄」須先撤銷；「已不在此課程」須先重新邀請。</w:t>
             </w:r>
             <w:r>
               <w:t xml:space="preserve">N </w:t>
@@ -5093,11 +5103,7 @@
               <w:t xml:space="preserve"> 0 </w:t>
             </w:r>
             <w:r>
-              <w:t>時以紅色顯示，表示這次沒有任何一</w:t>
-            </w:r>
-            <w:r>
-              <w:lastRenderedPageBreak/>
-              <w:t>位寫入</w:t>
+              <w:t>時以紅色顯示，表示這次沒有任何一位寫入</w:t>
             </w:r>
           </w:p>
         </w:tc>
@@ -5107,7 +5113,7 @@
       <w:pPr>
         <w:pStyle w:val="2"/>
       </w:pPr>
-      <w:bookmarkStart w:id="16" w:name="_Toc243386845"/>
+      <w:bookmarkStart w:id="16" w:name="_Toc243399634"/>
       <w:r>
         <w:lastRenderedPageBreak/>
         <w:t>三、送出後的結果訊息</w:t>
@@ -5310,7 +5316,7 @@
       <w:pPr>
         <w:pStyle w:val="2"/>
       </w:pPr>
-      <w:bookmarkStart w:id="17" w:name="_Toc243386846"/>
+      <w:bookmarkStart w:id="17" w:name="_Toc243399635"/>
       <w:r>
         <w:t>四、其他情況</w:t>
       </w:r>
@@ -5666,9 +5672,26 @@
 <file path=word/numbering.xml><?xml version="1.0" encoding="utf-8"?>
 <w:numbering xmlns:wpc="http://schemas.microsoft.com/office/word/2010/wordprocessingCanvas" xmlns:cx="http://schemas.microsoft.com/office/drawing/2014/chartex" xmlns:cx1="http://schemas.microsoft.com/office/drawing/2015/9/8/chartex" xmlns:cx2="http://schemas.microsoft.com/office/drawing/2015/10/21/chartex" xmlns:cx3="http://schemas.microsoft.com/office/drawing/2016/5/9/chartex" xmlns:cx4="http://schemas.microsoft.com/office/drawing/2016/5/10/chartex" xmlns:cx5="http://schemas.microsoft.com/office/drawing/2016/5/11/chartex" xmlns:cx6="http://schemas.microsoft.com/office/drawing/2016/5/12/chartex" xmlns:cx7="http://schemas.microsoft.com/office/drawing/2016/5/13/chartex" xmlns:cx8="http://schemas.microsoft.com/office/drawing/2016/5/14/chartex" xmlns:mc="http://schemas.openxmlformats.org/markup-compatibility/2006" xmlns:aink="http://schemas.microsoft.com/office/drawing/2016/ink" xmlns:am3d="http://schemas.microsoft.com/office/drawing/2017/model3d" xmlns:o="urn:schemas-microsoft-com:office:office" xmlns:r="http://schemas.openxmlformats.org/officeDocument/2006/relationships" xmlns:m="http://schemas.openxmlformats.org/officeDocument/2006/math" xmlns:v="urn:schemas-microsoft-com:vml" xmlns:wp14="http://schemas.microsoft.com/office/word/2010/wordprocessingDrawing" xmlns:wp="http://schemas.openxmlformats.org/drawingml/2006/wordprocessingDrawing" xmlns:w10="urn:schemas-microsoft-com:office:word" xmlns:w="http://schemas.openxmlformats.org/wordprocessingml/2006/main" xmlns:w14="http://schemas.microsoft.com/office/word/2010/wordml" xmlns:w15="http://schemas.microsoft.com/office/word/2012/wordml" xmlns:w16cid="http://schemas.microsoft.com/office/word/2016/wordml/cid" xmlns:w16se="http://schemas.microsoft.com/office/word/2015/wordml/symex" xmlns:wpg="http://schemas.microsoft.com/office/word/2010/wordprocessingGroup" xmlns:wpi="http://schemas.microsoft.com/office/word/2010/wordprocessingInk" xmlns:wne="http://schemas.microsoft.com/office/word/2006/wordml" xmlns:wps="http://schemas.microsoft.com/office/word/2010/wordprocessingShape" mc:Ignorable="w14 w15 w16se w16cid wp14">
   <w:abstractNum w:abstractNumId="0" w15:restartNumberingAfterBreak="0">
-    <w:nsid w:val="0F6414BA"/>
+    <w:nsid w:val="1ABC44C1"/>
+    <w:multiLevelType w:val="singleLevel"/>
+    <w:tmpl w:val="DB806158"/>
+    <w:lvl w:ilvl="0">
+      <w:start w:val="1"/>
+      <w:numFmt w:val="decimal"/>
+      <w:lvlText w:val="%1."/>
+      <w:lvlJc w:val="left"/>
+      <w:pPr>
+        <w:ind w:left="960" w:hanging="480"/>
+      </w:pPr>
+      <w:rPr>
+        <w:rFonts w:ascii="Times New Roman" w:eastAsia="標楷體" w:hAnsi="Times New Roman" w:cs="Times New Roman"/>
+      </w:rPr>
+    </w:lvl>
+  </w:abstractNum>
+  <w:abstractNum w:abstractNumId="1" w15:restartNumberingAfterBreak="0">
+    <w:nsid w:val="5F615CFA"/>
     <w:multiLevelType w:val="multilevel"/>
-    <w:tmpl w:val="95347190"/>
+    <w:tmpl w:val="40C89D2E"/>
     <w:lvl w:ilvl="0">
       <w:start w:val="1"/>
       <w:numFmt w:val="bullet"/>
@@ -5721,23 +5744,6 @@
       <w:numFmt w:val="decimal"/>
       <w:lvlText w:val=""/>
       <w:lvlJc w:val="left"/>
-    </w:lvl>
-  </w:abstractNum>
-  <w:abstractNum w:abstractNumId="1" w15:restartNumberingAfterBreak="0">
-    <w:nsid w:val="1ABC44C1"/>
-    <w:multiLevelType w:val="singleLevel"/>
-    <w:tmpl w:val="DB806158"/>
-    <w:lvl w:ilvl="0">
-      <w:start w:val="1"/>
-      <w:numFmt w:val="decimal"/>
-      <w:lvlText w:val="%1."/>
-      <w:lvlJc w:val="left"/>
-      <w:pPr>
-        <w:ind w:left="960" w:hanging="480"/>
-      </w:pPr>
-      <w:rPr>
-        <w:rFonts w:ascii="Times New Roman" w:eastAsia="標楷體" w:hAnsi="Times New Roman" w:cs="Times New Roman"/>
-      </w:rPr>
     </w:lvl>
   </w:abstractNum>
   <w:abstractNum w:abstractNumId="2" w15:restartNumberingAfterBreak="0">
@@ -5805,19 +5811,19 @@
     </w:lvl>
   </w:abstractNum>
   <w:num w:numId="1">
-    <w:abstractNumId w:val="1"/>
+    <w:abstractNumId w:val="0"/>
     <w:lvlOverride w:ilvl="0">
       <w:startOverride w:val="1"/>
     </w:lvlOverride>
   </w:num>
   <w:num w:numId="2">
-    <w:abstractNumId w:val="1"/>
+    <w:abstractNumId w:val="0"/>
     <w:lvlOverride w:ilvl="0">
       <w:startOverride w:val="1"/>
     </w:lvlOverride>
   </w:num>
   <w:num w:numId="3">
-    <w:abstractNumId w:val="1"/>
+    <w:abstractNumId w:val="0"/>
     <w:lvlOverride w:ilvl="0">
       <w:startOverride w:val="1"/>
     </w:lvlOverride>
@@ -5829,199 +5835,199 @@
     </w:lvlOverride>
   </w:num>
   <w:num w:numId="5">
-    <w:abstractNumId w:val="1"/>
+    <w:abstractNumId w:val="0"/>
     <w:lvlOverride w:ilvl="0">
       <w:startOverride w:val="1"/>
     </w:lvlOverride>
   </w:num>
   <w:num w:numId="6">
-    <w:abstractNumId w:val="1"/>
+    <w:abstractNumId w:val="0"/>
     <w:lvlOverride w:ilvl="0">
       <w:startOverride w:val="1"/>
     </w:lvlOverride>
   </w:num>
   <w:num w:numId="7">
-    <w:abstractNumId w:val="1"/>
+    <w:abstractNumId w:val="0"/>
     <w:lvlOverride w:ilvl="0">
       <w:startOverride w:val="1"/>
     </w:lvlOverride>
   </w:num>
   <w:num w:numId="8">
-    <w:abstractNumId w:val="1"/>
+    <w:abstractNumId w:val="0"/>
     <w:lvlOverride w:ilvl="0">
       <w:startOverride w:val="1"/>
     </w:lvlOverride>
   </w:num>
   <w:num w:numId="9">
-    <w:abstractNumId w:val="1"/>
+    <w:abstractNumId w:val="0"/>
     <w:lvlOverride w:ilvl="0">
       <w:startOverride w:val="1"/>
     </w:lvlOverride>
   </w:num>
   <w:num w:numId="10">
-    <w:abstractNumId w:val="1"/>
+    <w:abstractNumId w:val="0"/>
     <w:lvlOverride w:ilvl="0">
       <w:startOverride w:val="1"/>
     </w:lvlOverride>
   </w:num>
   <w:num w:numId="11">
-    <w:abstractNumId w:val="1"/>
+    <w:abstractNumId w:val="0"/>
     <w:lvlOverride w:ilvl="0">
       <w:startOverride w:val="1"/>
     </w:lvlOverride>
   </w:num>
   <w:num w:numId="12">
-    <w:abstractNumId w:val="1"/>
+    <w:abstractNumId w:val="0"/>
     <w:lvlOverride w:ilvl="0">
       <w:startOverride w:val="1"/>
     </w:lvlOverride>
   </w:num>
   <w:num w:numId="13">
-    <w:abstractNumId w:val="1"/>
+    <w:abstractNumId w:val="0"/>
     <w:lvlOverride w:ilvl="0">
       <w:startOverride w:val="1"/>
     </w:lvlOverride>
   </w:num>
   <w:num w:numId="14">
-    <w:abstractNumId w:val="1"/>
+    <w:abstractNumId w:val="0"/>
     <w:lvlOverride w:ilvl="0">
       <w:startOverride w:val="1"/>
     </w:lvlOverride>
   </w:num>
   <w:num w:numId="15">
-    <w:abstractNumId w:val="1"/>
+    <w:abstractNumId w:val="0"/>
     <w:lvlOverride w:ilvl="0">
       <w:startOverride w:val="1"/>
     </w:lvlOverride>
   </w:num>
   <w:num w:numId="16">
-    <w:abstractNumId w:val="1"/>
+    <w:abstractNumId w:val="0"/>
     <w:lvlOverride w:ilvl="0">
       <w:startOverride w:val="1"/>
     </w:lvlOverride>
   </w:num>
   <w:num w:numId="17">
-    <w:abstractNumId w:val="1"/>
+    <w:abstractNumId w:val="0"/>
     <w:lvlOverride w:ilvl="0">
       <w:startOverride w:val="1"/>
     </w:lvlOverride>
   </w:num>
   <w:num w:numId="18">
-    <w:abstractNumId w:val="1"/>
+    <w:abstractNumId w:val="0"/>
     <w:lvlOverride w:ilvl="0">
       <w:startOverride w:val="1"/>
     </w:lvlOverride>
   </w:num>
   <w:num w:numId="19">
-    <w:abstractNumId w:val="1"/>
+    <w:abstractNumId w:val="0"/>
     <w:lvlOverride w:ilvl="0">
       <w:startOverride w:val="1"/>
     </w:lvlOverride>
   </w:num>
   <w:num w:numId="20">
-    <w:abstractNumId w:val="1"/>
+    <w:abstractNumId w:val="0"/>
     <w:lvlOverride w:ilvl="0">
       <w:startOverride w:val="1"/>
     </w:lvlOverride>
   </w:num>
   <w:num w:numId="21">
-    <w:abstractNumId w:val="1"/>
+    <w:abstractNumId w:val="0"/>
     <w:lvlOverride w:ilvl="0">
       <w:startOverride w:val="1"/>
     </w:lvlOverride>
   </w:num>
   <w:num w:numId="22">
-    <w:abstractNumId w:val="1"/>
+    <w:abstractNumId w:val="0"/>
     <w:lvlOverride w:ilvl="0">
       <w:startOverride w:val="1"/>
     </w:lvlOverride>
   </w:num>
   <w:num w:numId="23">
-    <w:abstractNumId w:val="1"/>
+    <w:abstractNumId w:val="0"/>
     <w:lvlOverride w:ilvl="0">
       <w:startOverride w:val="1"/>
     </w:lvlOverride>
   </w:num>
   <w:num w:numId="24">
-    <w:abstractNumId w:val="1"/>
+    <w:abstractNumId w:val="0"/>
     <w:lvlOverride w:ilvl="0">
       <w:startOverride w:val="1"/>
     </w:lvlOverride>
   </w:num>
   <w:num w:numId="25">
-    <w:abstractNumId w:val="1"/>
+    <w:abstractNumId w:val="0"/>
     <w:lvlOverride w:ilvl="0">
       <w:startOverride w:val="1"/>
     </w:lvlOverride>
   </w:num>
   <w:num w:numId="26">
-    <w:abstractNumId w:val="1"/>
+    <w:abstractNumId w:val="0"/>
     <w:lvlOverride w:ilvl="0">
       <w:startOverride w:val="1"/>
     </w:lvlOverride>
   </w:num>
   <w:num w:numId="27">
-    <w:abstractNumId w:val="1"/>
+    <w:abstractNumId w:val="0"/>
     <w:lvlOverride w:ilvl="0">
       <w:startOverride w:val="1"/>
     </w:lvlOverride>
   </w:num>
   <w:num w:numId="28">
-    <w:abstractNumId w:val="1"/>
+    <w:abstractNumId w:val="0"/>
     <w:lvlOverride w:ilvl="0">
       <w:startOverride w:val="1"/>
     </w:lvlOverride>
   </w:num>
   <w:num w:numId="29">
-    <w:abstractNumId w:val="1"/>
+    <w:abstractNumId w:val="0"/>
     <w:lvlOverride w:ilvl="0">
       <w:startOverride w:val="1"/>
     </w:lvlOverride>
   </w:num>
   <w:num w:numId="30">
-    <w:abstractNumId w:val="1"/>
+    <w:abstractNumId w:val="0"/>
     <w:lvlOverride w:ilvl="0">
       <w:startOverride w:val="1"/>
     </w:lvlOverride>
   </w:num>
   <w:num w:numId="31">
-    <w:abstractNumId w:val="1"/>
+    <w:abstractNumId w:val="0"/>
     <w:lvlOverride w:ilvl="0">
       <w:startOverride w:val="1"/>
     </w:lvlOverride>
   </w:num>
   <w:num w:numId="32">
-    <w:abstractNumId w:val="1"/>
+    <w:abstractNumId w:val="0"/>
     <w:lvlOverride w:ilvl="0">
       <w:startOverride w:val="1"/>
     </w:lvlOverride>
   </w:num>
   <w:num w:numId="33">
-    <w:abstractNumId w:val="1"/>
+    <w:abstractNumId w:val="0"/>
     <w:lvlOverride w:ilvl="0">
       <w:startOverride w:val="1"/>
     </w:lvlOverride>
   </w:num>
   <w:num w:numId="34">
-    <w:abstractNumId w:val="1"/>
+    <w:abstractNumId w:val="0"/>
     <w:lvlOverride w:ilvl="0">
       <w:startOverride w:val="1"/>
     </w:lvlOverride>
   </w:num>
   <w:num w:numId="35">
-    <w:abstractNumId w:val="1"/>
+    <w:abstractNumId w:val="0"/>
     <w:lvlOverride w:ilvl="0">
       <w:startOverride w:val="1"/>
     </w:lvlOverride>
   </w:num>
   <w:num w:numId="36">
-    <w:abstractNumId w:val="1"/>
+    <w:abstractNumId w:val="0"/>
     <w:lvlOverride w:ilvl="0">
       <w:startOverride w:val="1"/>
     </w:lvlOverride>
   </w:num>
   <w:num w:numId="37">
-    <w:abstractNumId w:val="0"/>
+    <w:abstractNumId w:val="1"/>
   </w:num>
   <w:numIdMacAtCleanup w:val="36"/>
 </w:numbering>
@@ -17789,7 +17795,7 @@
 </file>
 
 <file path=customXml/itemProps1.xml><?xml version="1.0" encoding="utf-8"?>
-<ds:datastoreItem xmlns:ds="http://schemas.openxmlformats.org/officeDocument/2006/customXml" ds:itemID="{6C7CBF0A-3439-4397-B381-6F680D5A9A69}">
+<ds:datastoreItem xmlns:ds="http://schemas.openxmlformats.org/officeDocument/2006/customXml" ds:itemID="{6F7F25EA-676B-4F5C-BE03-C61A4BD10B8A}">
   <ds:schemaRefs>
     <ds:schemaRef ds:uri="http://schemas.openxmlformats.org/officeDocument/2006/bibliography"/>
   </ds:schemaRefs>
